--- a/tools/scanning/NMAP/nmap-documentation.docx
+++ b/tools/scanning/NMAP/nmap-documentation.docx
@@ -1,74 +1,50 @@
 
 <file path=word/document.xml><?xml version="1.0" encoding="utf-8"?>
-<w:document xmlns:wpc="http://schemas.microsoft.com/office/word/2010/wordprocessingCanvas" xmlns:mc="http://schemas.openxmlformats.org/markup-compatibility/2006" xmlns:o="urn:schemas-microsoft-com:office:office" xmlns:r="http://schemas.openxmlformats.org/officeDocument/2006/relationships" xmlns:m="http://schemas.openxmlformats.org/officeDocument/2006/math" xmlns:v="urn:schemas-microsoft-com:vml" xmlns:wp14="http://schemas.microsoft.com/office/word/2010/wordprocessingDrawing" xmlns:wp="http://schemas.openxmlformats.org/drawingml/2006/wordprocessingDrawing" xmlns:w10="urn:schemas-microsoft-com:office:word" xmlns:w="http://schemas.openxmlformats.org/wordprocessingml/2006/main" xmlns:w14="http://schemas.microsoft.com/office/word/2010/wordml" xmlns:w15="http://schemas.microsoft.com/office/word/2012/wordml" xmlns:wpg="http://schemas.microsoft.com/office/word/2010/wordprocessingGroup" xmlns:wpi="http://schemas.microsoft.com/office/word/2010/wordprocessingInk" xmlns:wne="http://schemas.microsoft.com/office/word/2006/wordml" xmlns:wps="http://schemas.microsoft.com/office/word/2010/wordprocessingShape" xmlns:cx="http://schemas.microsoft.com/office/drawing/2014/chartex" xmlns:cx1="http://schemas.microsoft.com/office/drawing/2015/9/8/chartex" xmlns:cx2="http://schemas.microsoft.com/office/drawing/2015/10/21/chartex" xmlns:cx3="http://schemas.microsoft.com/office/drawing/2016/5/9/chartex" xmlns:cx4="http://schemas.microsoft.com/office/drawing/2016/5/10/chartex" xmlns:cx5="http://schemas.microsoft.com/office/drawing/2016/5/11/chartex" xmlns:cx6="http://schemas.microsoft.com/office/drawing/2016/5/12/chartex" xmlns:cx7="http://schemas.microsoft.com/office/drawing/2016/5/13/chartex" xmlns:cx8="http://schemas.microsoft.com/office/drawing/2016/5/14/chartex" xmlns:aink="http://schemas.microsoft.com/office/drawing/2016/ink" xmlns:am3d="http://schemas.microsoft.com/office/drawing/2017/model3d" xmlns:w16cex="http://schemas.microsoft.com/office/word/2018/wordml/cex" xmlns:w16cid="http://schemas.microsoft.com/office/word/2016/wordml/cid" xmlns:w16="http://schemas.microsoft.com/office/word/2018/wordml" xmlns:w16sdtdh="http://schemas.microsoft.com/office/word/2020/wordml/sdtdatahash" xmlns:w16se="http://schemas.microsoft.com/office/word/2015/wordml/symex" mc:Ignorable="w14 w15 wp14">
+<w:document xmlns:wpc="http://schemas.microsoft.com/office/word/2010/wordprocessingCanvas" xmlns:cx="http://schemas.microsoft.com/office/drawing/2014/chartex" xmlns:cx1="http://schemas.microsoft.com/office/drawing/2015/9/8/chartex" xmlns:cx2="http://schemas.microsoft.com/office/drawing/2015/10/21/chartex" xmlns:cx3="http://schemas.microsoft.com/office/drawing/2016/5/9/chartex" xmlns:cx4="http://schemas.microsoft.com/office/drawing/2016/5/10/chartex" xmlns:cx5="http://schemas.microsoft.com/office/drawing/2016/5/11/chartex" xmlns:cx6="http://schemas.microsoft.com/office/drawing/2016/5/12/chartex" xmlns:cx7="http://schemas.microsoft.com/office/drawing/2016/5/13/chartex" xmlns:cx8="http://schemas.microsoft.com/office/drawing/2016/5/14/chartex" xmlns:mc="http://schemas.openxmlformats.org/markup-compatibility/2006" xmlns:aink="http://schemas.microsoft.com/office/drawing/2016/ink" xmlns:am3d="http://schemas.microsoft.com/office/drawing/2017/model3d" xmlns:o="urn:schemas-microsoft-com:office:office" xmlns:oel="http://schemas.microsoft.com/office/2019/extlst" xmlns:r="http://schemas.openxmlformats.org/officeDocument/2006/relationships" xmlns:m="http://schemas.openxmlformats.org/officeDocument/2006/math" xmlns:v="urn:schemas-microsoft-com:vml" xmlns:wp14="http://schemas.microsoft.com/office/word/2010/wordprocessingDrawing" xmlns:wp="http://schemas.openxmlformats.org/drawingml/2006/wordprocessingDrawing" xmlns:w10="urn:schemas-microsoft-com:office:word" xmlns:w="http://schemas.openxmlformats.org/wordprocessingml/2006/main" xmlns:w14="http://schemas.microsoft.com/office/word/2010/wordml" xmlns:w15="http://schemas.microsoft.com/office/word/2012/wordml" xmlns:w16cex="http://schemas.microsoft.com/office/word/2018/wordml/cex" xmlns:w16cid="http://schemas.microsoft.com/office/word/2016/wordml/cid" xmlns:w16="http://schemas.microsoft.com/office/word/2018/wordml" xmlns:w16du="http://schemas.microsoft.com/office/word/2023/wordml/word16du" xmlns:w16sdtdh="http://schemas.microsoft.com/office/word/2020/wordml/sdtdatahash" xmlns:w16sdtfl="http://schemas.microsoft.com/office/word/2024/wordml/sdtformatlock" xmlns:w16se="http://schemas.microsoft.com/office/word/2015/wordml/symex" xmlns:wpg="http://schemas.microsoft.com/office/word/2010/wordprocessingGroup" xmlns:wpi="http://schemas.microsoft.com/office/word/2010/wordprocessingInk" xmlns:wne="http://schemas.microsoft.com/office/word/2006/wordml" xmlns:wps="http://schemas.microsoft.com/office/word/2010/wordprocessingShape" mc:Ignorable="w14 w15 w16se w16cid w16 w16cex w16sdtdh w16sdtfl w16du wp14">
   <w:body>
     <w:p>
       <w:pPr>
         <w:pStyle w:val="Title"/>
         <w:spacing w:after="100"/>
-      </w:pPr>
-      <w:r>
-        <w:t xml:space="preserve">Nmap — Learning &amp; Reference Documentation</w:t>
-      </w:r>
-    </w:p>
-    <w:p>
-      <w:pPr>
-        <w:spacing w:after="150"/>
-      </w:pPr>
-      <w:r>
+        <w:jc w:val="center"/>
         <w:rPr>
-          <w:i/>
-          <w:iCs/>
+          <w:b/>
+          <w:bCs/>
+          <w:u w:val="single"/>
         </w:rPr>
-        <w:t xml:space="preserve">Track: Weekly Cybersecurity Tools (tcpdump → nmap)</w:t>
-      </w:r>
-    </w:p>
-    <w:p>
-      <w:pPr>
-        <w:spacing w:after="150"/>
       </w:pPr>
       <w:r>
         <w:rPr>
-          <w:i/>
-          <w:iCs/>
-          <w:color w:val="555555"/>
+          <w:b/>
+          <w:bCs/>
+          <w:u w:val="single"/>
         </w:rPr>
-        <w:t xml:space="preserve">Modules covered so far: Module 1 (Host Discovery), Module 2 (Port Scanning)</w:t>
-      </w:r>
-    </w:p>
-    <w:p>
-      <w:pPr>
-        <w:spacing w:after="150"/>
-      </w:pPr>
+        <w:t>NETWORK MAPPER/</w:t>
+      </w:r>
       <w:r>
         <w:rPr>
-          <w:i/>
-          <w:iCs/>
-          <w:color w:val="555555"/>
+          <w:b/>
+          <w:bCs/>
+          <w:u w:val="single"/>
         </w:rPr>
-        <w:t xml:space="preserve">Update policy: this document is updated once per day, reflecting only the module(s) completed that day.</w:t>
-      </w:r>
-    </w:p>
-    <w:p>
-      <w:pPr>
-        <w:spacing w:after="300"/>
-      </w:pPr>
+        <w:t>N</w:t>
+      </w:r>
+      <w:r>
+        <w:rPr>
+          <w:b/>
+          <w:bCs/>
+          <w:u w:val="single"/>
+        </w:rPr>
+        <w:t>MAP</w:t>
+      </w:r>
     </w:p>
     <w:p>
       <w:pPr>
         <w:pStyle w:val="Heading1"/>
-        <w:spacing w:after="200" w:before="400"/>
-      </w:pPr>
-      <w:r>
-        <w:t xml:space="preserve">0. Ground Rule — Legal Scope</w:t>
-      </w:r>
-    </w:p>
-    <w:p>
-      <w:pPr>
-        <w:spacing w:after="150"/>
-      </w:pPr>
-      <w:r>
-        <w:t xml:space="preserve">Only scan:</w:t>
+        <w:spacing w:before="400" w:after="200"/>
+      </w:pPr>
+      <w:r>
+        <w:t>1. What Nmap Actually Does</w:t>
       </w:r>
     </w:p>
     <w:p>
@@ -81,7 +57,7 @@
         <w:spacing w:after="80"/>
       </w:pPr>
       <w:r>
-        <w:t xml:space="preserve">Your own lab machines (VirtualBox/VMware VMs)</w:t>
+        <w:t>Host discovery — what's alive on a network</w:t>
       </w:r>
     </w:p>
     <w:p>
@@ -94,7 +70,7 @@
         <w:spacing w:after="80"/>
       </w:pPr>
       <w:r>
-        <w:t xml:space="preserve">scanme.nmap.org — Nmap project's official legal test target</w:t>
+        <w:t>Port scanning — what services are listening</w:t>
       </w:r>
     </w:p>
     <w:p>
@@ -107,24 +83,7 @@
         <w:spacing w:after="80"/>
       </w:pPr>
       <w:r>
-        <w:t xml:space="preserve">Intentionally vulnerable VMs: Metasploitable2, DVWA, TryHackMe/HackTheBox boxes</w:t>
-      </w:r>
-    </w:p>
-    <w:p>
-      <w:pPr>
-        <w:spacing w:after="150"/>
-      </w:pPr>
-      <w:r>
-        <w:t xml:space="preserve">Scanning networks/hosts without permission is unauthorized access under most cybercrime laws (Ghana's Cybersecurity Act 2020, CFAA, Computer Misuse Acts, etc.).</w:t>
-      </w:r>
-    </w:p>
-    <w:p>
-      <w:pPr>
-        <w:pStyle w:val="Heading1"/>
-        <w:spacing w:after="200" w:before="400"/>
-      </w:pPr>
-      <w:r>
-        <w:t xml:space="preserve">1. What Nmap Actually Does</w:t>
+        <w:t>Service/version detection — what software + version is behind each port</w:t>
       </w:r>
     </w:p>
     <w:p>
@@ -137,7 +96,71 @@
         <w:spacing w:after="80"/>
       </w:pPr>
       <w:r>
-        <w:t xml:space="preserve">Host discovery — what's alive on a network</w:t>
+        <w:t>Scriptable auditing (NSE) — banner grabbing, brute-forcing, CVE checks</w:t>
+      </w:r>
+    </w:p>
+    <w:p>
+      <w:pPr>
+        <w:spacing w:after="150"/>
+      </w:pPr>
+      <w:r>
+        <w:t>Used by: pentesters (recon), blue teamers (asset inventory, shadow IT detection), sysadmins (firewall/config verification), bug bounty hunters.</w:t>
+      </w:r>
+    </w:p>
+    <w:p>
+      <w:r>
+        <w:br w:type="page"/>
+      </w:r>
+    </w:p>
+    <w:p>
+      <w:pPr>
+        <w:pStyle w:val="Heading1"/>
+        <w:spacing w:before="400" w:after="200"/>
+      </w:pPr>
+      <w:r>
+        <w:lastRenderedPageBreak/>
+        <w:t>2. Module 1 — Host Discovery</w:t>
+      </w:r>
+    </w:p>
+    <w:p>
+      <w:pPr>
+        <w:pBdr>
+          <w:top w:val="single" w:sz="4" w:space="0" w:color="CCCCCC"/>
+          <w:left w:val="single" w:sz="4" w:space="0" w:color="CCCCCC"/>
+          <w:bottom w:val="single" w:sz="4" w:space="0" w:color="CCCCCC"/>
+          <w:right w:val="single" w:sz="4" w:space="0" w:color="CCCCCC"/>
+        </w:pBdr>
+        <w:shd w:val="clear" w:color="auto" w:fill="F0F0F0"/>
+        <w:spacing w:before="100" w:after="200"/>
+      </w:pPr>
+      <w:r>
+        <w:rPr>
+          <w:rFonts w:ascii="Consolas" w:eastAsia="Consolas" w:hAnsi="Consolas" w:cs="Consolas"/>
+        </w:rPr>
+        <w:t>nmap -sn 192.168.1.0/24        # ping scan only, no ports</w:t>
+      </w:r>
+      <w:r>
+        <w:rPr>
+          <w:rFonts w:ascii="Consolas" w:eastAsia="Consolas" w:hAnsi="Consolas" w:cs="Consolas"/>
+        </w:rPr>
+        <w:br/>
+        <w:t>nmap -Pn scanme.nmap.org       # skip discovery, treat as up</w:t>
+      </w:r>
+      <w:r>
+        <w:rPr>
+          <w:rFonts w:ascii="Consolas" w:eastAsia="Consolas" w:hAnsi="Consolas" w:cs="Consolas"/>
+        </w:rPr>
+        <w:br/>
+        <w:t>nmap -sL 192.168.1.0/24        # list targets only, sends nothing</w:t>
+      </w:r>
+    </w:p>
+    <w:p>
+      <w:pPr>
+        <w:pStyle w:val="Heading2"/>
+        <w:spacing w:before="300" w:after="150"/>
+      </w:pPr>
+      <w:r>
+        <w:t>Flag Breakdown</w:t>
       </w:r>
     </w:p>
     <w:p>
@@ -150,7 +173,7 @@
         <w:spacing w:after="80"/>
       </w:pPr>
       <w:r>
-        <w:t xml:space="preserve">Port scanning — what services are listening</w:t>
+        <w:t>-sn — sends ICMP echo, TCP SYN to 443, TCP ACK to 80, ICMP timestamp; marks "up" if any respond. No ports scanned.</w:t>
       </w:r>
     </w:p>
     <w:p>
@@ -163,7 +186,7 @@
         <w:spacing w:after="80"/>
       </w:pPr>
       <w:r>
-        <w:t xml:space="preserve">Service/version detection — what software + version is behind each port</w:t>
+        <w:t>-Pn — skips the alive-check entirely, goes straight to a real scan (default: SYN scan, top 1000 TCP ports, if root). Critical when target firewall blocks ICMP.</w:t>
       </w:r>
     </w:p>
     <w:p>
@@ -176,76 +199,7 @@
         <w:spacing w:after="80"/>
       </w:pPr>
       <w:r>
-        <w:t xml:space="preserve">Scriptable auditing (NSE) — banner grabbing, brute-forcing, CVE checks</w:t>
-      </w:r>
-    </w:p>
-    <w:p>
-      <w:pPr>
-        <w:spacing w:after="150"/>
-      </w:pPr>
-      <w:r>
-        <w:t xml:space="preserve">Used by: pentesters (recon), blue teamers (asset inventory, shadow IT detection), sysadmins (firewall/config verification), bug bounty hunters.</w:t>
-      </w:r>
-    </w:p>
-    <w:p>
-      <w:r>
-        <w:br w:type="page"/>
-      </w:r>
-    </w:p>
-    <w:p>
-      <w:pPr>
-        <w:pStyle w:val="Heading1"/>
-        <w:spacing w:after="200" w:before="400"/>
-      </w:pPr>
-      <w:r>
-        <w:t xml:space="preserve">2. Module 1 — Host Discovery</w:t>
-      </w:r>
-    </w:p>
-    <w:p>
-      <w:pPr>
-        <w:pBdr>
-          <w:top w:val="single" w:color="CCCCCC" w:sz="4"/>
-          <w:bottom w:val="single" w:color="CCCCCC" w:sz="4"/>
-          <w:left w:val="single" w:color="CCCCCC" w:sz="4"/>
-          <w:right w:val="single" w:color="CCCCCC" w:sz="4"/>
-        </w:pBdr>
-        <w:shd w:fill="F0F0F0" w:val="clear"/>
-        <w:spacing w:after="200" w:before="100"/>
-      </w:pPr>
-      <w:r>
-        <w:rPr>
-          <w:rFonts w:ascii="Consolas" w:cs="Consolas" w:eastAsia="Consolas" w:hAnsi="Consolas"/>
-          <w:sz w:val="20"/>
-          <w:szCs w:val="20"/>
-        </w:rPr>
-        <w:t xml:space="preserve">nmap -sn 192.168.1.0/24        # ping scan only, no ports</w:t>
-      </w:r>
-      <w:r>
-        <w:rPr>
-          <w:rFonts w:ascii="Consolas" w:cs="Consolas" w:eastAsia="Consolas" w:hAnsi="Consolas"/>
-          <w:sz w:val="20"/>
-          <w:szCs w:val="20"/>
-        </w:rPr>
-        <w:br/>
-        <w:t xml:space="preserve">nmap -Pn scanme.nmap.org       # skip discovery, treat as up</w:t>
-      </w:r>
-      <w:r>
-        <w:rPr>
-          <w:rFonts w:ascii="Consolas" w:cs="Consolas" w:eastAsia="Consolas" w:hAnsi="Consolas"/>
-          <w:sz w:val="20"/>
-          <w:szCs w:val="20"/>
-        </w:rPr>
-        <w:br/>
-        <w:t xml:space="preserve">nmap -sL 192.168.1.0/24        # list targets only, sends nothing</w:t>
-      </w:r>
-    </w:p>
-    <w:p>
-      <w:pPr>
-        <w:pStyle w:val="Heading2"/>
-        <w:spacing w:after="150" w:before="300"/>
-      </w:pPr>
-      <w:r>
-        <w:t xml:space="preserve">Flag Breakdown</w:t>
+        <w:t>-sL — pure enumeration/dry-run. No packets sent; expands the CIDR range + reverse-DNS lookup. Sanity-check before committing to a scan.</w:t>
       </w:r>
     </w:p>
     <w:p>
@@ -258,7 +212,16 @@
         <w:spacing w:after="80"/>
       </w:pPr>
       <w:r>
-        <w:t xml:space="preserve">-sn — sends ICMP echo, TCP SYN to 443, TCP ACK to 80, ICMP timestamp; marks "up" if any respond. No ports scanned.</w:t>
+        <w:t>/24 — CIDR mask = 255.255.255.0 = 256 addresses (254 usable).</w:t>
+      </w:r>
+    </w:p>
+    <w:p>
+      <w:pPr>
+        <w:pStyle w:val="Heading2"/>
+        <w:spacing w:before="300" w:after="150"/>
+      </w:pPr>
+      <w:r>
+        <w:t>Analyst Use Cases</w:t>
       </w:r>
     </w:p>
     <w:p>
@@ -271,7 +234,7 @@
         <w:spacing w:after="80"/>
       </w:pPr>
       <w:r>
-        <w:t xml:space="preserve">-Pn — skips the alive-check entirely, goes straight to a real scan (default: SYN scan, top 1000 TCP ports, if root). Critical when target firewall blocks ICMP.</w:t>
+        <w:t>Asset inventory / attack surface mapping (NIST CSF "Identify", CIS Control 1)</w:t>
       </w:r>
     </w:p>
     <w:p>
@@ -284,7 +247,7 @@
         <w:spacing w:after="80"/>
       </w:pPr>
       <w:r>
-        <w:t xml:space="preserve">-sL — pure enumeration/dry-run. No packets sent; expands the CIDR range + reverse-DNS lookup. Sanity-check before committing to a scan.</w:t>
+        <w:t>Shadow IT / rogue device detection (diff scan vs. known-asset baseline)</w:t>
       </w:r>
     </w:p>
     <w:p>
@@ -297,16 +260,7 @@
         <w:spacing w:after="80"/>
       </w:pPr>
       <w:r>
-        <w:t xml:space="preserve">/24 — CIDR mask = 255.255.255.0 = 256 addresses (254 usable).</w:t>
-      </w:r>
-    </w:p>
-    <w:p>
-      <w:pPr>
-        <w:pStyle w:val="Heading2"/>
-        <w:spacing w:after="150" w:before="300"/>
-      </w:pPr>
-      <w:r>
-        <w:t xml:space="preserve">Analyst Use Cases</w:t>
+        <w:t>Validating network segmentation (guest VLAN shouldn't reach finance VLAN)</w:t>
       </w:r>
     </w:p>
     <w:p>
@@ -319,7 +273,7 @@
         <w:spacing w:after="80"/>
       </w:pPr>
       <w:r>
-        <w:t xml:space="preserve">Asset inventory / attack surface mapping (NIST CSF "Identify", CIS Control 1)</w:t>
+        <w:t>Incident response scoping (what else is on this segment?)</w:t>
       </w:r>
     </w:p>
     <w:p>
@@ -332,7 +286,24 @@
         <w:spacing w:after="80"/>
       </w:pPr>
       <w:r>
-        <w:t xml:space="preserve">Shadow IT / rogue device detection (diff scan vs. known-asset baseline)</w:t>
+        <w:t>Pre-scan hygiene (don't waste time deep-scanning dead hosts)</w:t>
+      </w:r>
+    </w:p>
+    <w:p>
+      <w:pPr>
+        <w:spacing w:after="150"/>
+      </w:pPr>
+      <w:r>
+        <w:t>Limitation: point-in-time only. Offline hosts or hosts behind aggressive firewalls won't show. Pair with DHCP logs, ARP tables, EDR data, DNS records.</w:t>
+      </w:r>
+    </w:p>
+    <w:p>
+      <w:pPr>
+        <w:pStyle w:val="Heading2"/>
+        <w:spacing w:before="300" w:after="150"/>
+      </w:pPr>
+      <w:r>
+        <w:t>Exercise</w:t>
       </w:r>
     </w:p>
     <w:p>
@@ -345,7 +316,7 @@
         <w:spacing w:after="80"/>
       </w:pPr>
       <w:r>
-        <w:t xml:space="preserve">Validating network segmentation (guest VLAN shouldn't reach finance VLAN)</w:t>
+        <w:t>nmap -sL 192.168.56.0/24 — confirm range/count.</w:t>
       </w:r>
     </w:p>
     <w:p>
@@ -358,7 +329,7 @@
         <w:spacing w:after="80"/>
       </w:pPr>
       <w:r>
-        <w:t xml:space="preserve">Incident response scoping (what else is on this segment?)</w:t>
+        <w:t>nmap -sn 192.168.56.0/24 — record live IPs.</w:t>
       </w:r>
     </w:p>
     <w:p>
@@ -371,24 +342,7 @@
         <w:spacing w:after="80"/>
       </w:pPr>
       <w:r>
-        <w:t xml:space="preserve">Pre-scan hygiene (don't waste time deep-scanning dead hosts)</w:t>
-      </w:r>
-    </w:p>
-    <w:p>
-      <w:pPr>
-        <w:spacing w:after="150"/>
-      </w:pPr>
-      <w:r>
-        <w:t xml:space="preserve">Limitation: point-in-time only. Offline hosts or hosts behind aggressive firewalls won't show. Pair with DHCP logs, ARP tables, EDR data, DNS records.</w:t>
-      </w:r>
-    </w:p>
-    <w:p>
-      <w:pPr>
-        <w:pStyle w:val="Heading2"/>
-        <w:spacing w:after="150" w:before="300"/>
-      </w:pPr>
-      <w:r>
-        <w:t xml:space="preserve">Exercise</w:t>
+        <w:t>Block ICMP on lab VM, re-run step 2 — host now shows down.</w:t>
       </w:r>
     </w:p>
     <w:p>
@@ -401,69 +355,41 @@
         <w:spacing w:after="80"/>
       </w:pPr>
       <w:r>
-        <w:t xml:space="preserve">nmap -sL 192.168.56.0/24 — confirm range/count.</w:t>
-      </w:r>
-    </w:p>
-    <w:p>
-      <w:pPr>
-        <w:pStyle w:val="ListParagraph"/>
-        <w:numPr>
-          <w:ilvl w:val="0"/>
-          <w:numId w:val="2"/>
-        </w:numPr>
-        <w:spacing w:after="80"/>
-      </w:pPr>
-      <w:r>
-        <w:t xml:space="preserve">nmap -sn 192.168.56.0/24 — record live IPs.</w:t>
-      </w:r>
-    </w:p>
-    <w:p>
-      <w:pPr>
-        <w:pStyle w:val="ListParagraph"/>
-        <w:numPr>
-          <w:ilvl w:val="0"/>
-          <w:numId w:val="2"/>
-        </w:numPr>
-        <w:spacing w:after="80"/>
-      </w:pPr>
-      <w:r>
-        <w:t xml:space="preserve">Block ICMP on lab VM, re-run step 2 — host now shows down.</w:t>
-      </w:r>
-    </w:p>
-    <w:p>
-      <w:pPr>
-        <w:pStyle w:val="ListParagraph"/>
-        <w:numPr>
-          <w:ilvl w:val="0"/>
-          <w:numId w:val="2"/>
-        </w:numPr>
-        <w:spacing w:after="80"/>
-      </w:pPr>
-      <w:r>
-        <w:t xml:space="preserve">nmap -Pn 192.168.56.X — confirms host up despite ICMP block.</w:t>
+        <w:t>nmap -Pn 192.168.56.X — confirms host up despite ICMP block.</w:t>
       </w:r>
     </w:p>
     <w:tbl>
       <w:tblPr>
-        <w:tblW w:type="dxa" w:w="9000"/>
+        <w:tblW w:w="9000" w:type="dxa"/>
         <w:tblBorders>
-          <w:top w:val="single" w:color="auto" w:sz="4"/>
-          <w:left w:val="single" w:color="auto" w:sz="4"/>
-          <w:bottom w:val="single" w:color="auto" w:sz="4"/>
-          <w:right w:val="single" w:color="auto" w:sz="4"/>
-          <w:insideH w:val="single" w:color="auto" w:sz="4"/>
-          <w:insideV w:val="single" w:color="auto" w:sz="4"/>
+          <w:top w:val="single" w:sz="4" w:space="0" w:color="auto"/>
+          <w:left w:val="single" w:sz="4" w:space="0" w:color="auto"/>
+          <w:bottom w:val="single" w:sz="4" w:space="0" w:color="auto"/>
+          <w:right w:val="single" w:sz="4" w:space="0" w:color="auto"/>
+          <w:insideH w:val="single" w:sz="4" w:space="0" w:color="auto"/>
+          <w:insideV w:val="single" w:sz="4" w:space="0" w:color="auto"/>
         </w:tblBorders>
+        <w:tblCellMar>
+          <w:left w:w="10" w:type="dxa"/>
+          <w:right w:w="10" w:type="dxa"/>
+        </w:tblCellMar>
+        <w:tblLook w:val="0000" w:firstRow="0" w:lastRow="0" w:firstColumn="0" w:lastColumn="0" w:noHBand="0" w:noVBand="0"/>
       </w:tblPr>
       <w:tblGrid>
         <w:gridCol w:w="3000"/>
         <w:gridCol w:w="6000"/>
       </w:tblGrid>
       <w:tr>
-        <w:tc>
-          <w:tcPr>
-            <w:tcW w:type="dxa" w:w="3000"/>
-            <w:shd w:fill="EFEFEF" w:val="clear"/>
+        <w:tblPrEx>
+          <w:tblCellMar>
+            <w:top w:w="0" w:type="dxa"/>
+            <w:bottom w:w="0" w:type="dxa"/>
+          </w:tblCellMar>
+        </w:tblPrEx>
+        <w:tc>
+          <w:tcPr>
+            <w:tcW w:w="3000" w:type="dxa"/>
+            <w:shd w:val="clear" w:color="auto" w:fill="EFEFEF"/>
           </w:tcPr>
           <w:p>
             <w:r>
@@ -471,13 +397,13 @@
                 <w:b/>
                 <w:bCs/>
               </w:rPr>
-              <w:t xml:space="preserve">Exercise status:</w:t>
-            </w:r>
-          </w:p>
-        </w:tc>
-        <w:tc>
-          <w:tcPr>
-            <w:tcW w:type="dxa" w:w="6000"/>
+              <w:t>Exercise status:</w:t>
+            </w:r>
+          </w:p>
+        </w:tc>
+        <w:tc>
+          <w:tcPr>
+            <w:tcW w:w="6000" w:type="dxa"/>
           </w:tcPr>
           <w:p/>
         </w:tc>
@@ -497,39 +423,50 @@
           <w:b/>
           <w:bCs/>
         </w:rPr>
-        <w:t xml:space="preserve">Screenshot — Step 1 &amp; 2 output (-sL and -sn results):</w:t>
+        <w:t>Screenshot — Step 1 &amp; 2 output (-sL and -sn results):</w:t>
       </w:r>
     </w:p>
     <w:tbl>
       <w:tblPr>
-        <w:tblW w:type="dxa" w:w="9000"/>
+        <w:tblW w:w="9000" w:type="dxa"/>
         <w:tblBorders>
-          <w:top w:val="single" w:color="auto" w:sz="4"/>
-          <w:left w:val="single" w:color="auto" w:sz="4"/>
-          <w:bottom w:val="single" w:color="auto" w:sz="4"/>
-          <w:right w:val="single" w:color="auto" w:sz="4"/>
-          <w:insideH w:val="single" w:color="auto" w:sz="4"/>
-          <w:insideV w:val="single" w:color="auto" w:sz="4"/>
+          <w:top w:val="single" w:sz="4" w:space="0" w:color="auto"/>
+          <w:left w:val="single" w:sz="4" w:space="0" w:color="auto"/>
+          <w:bottom w:val="single" w:sz="4" w:space="0" w:color="auto"/>
+          <w:right w:val="single" w:sz="4" w:space="0" w:color="auto"/>
+          <w:insideH w:val="single" w:sz="4" w:space="0" w:color="auto"/>
+          <w:insideV w:val="single" w:sz="4" w:space="0" w:color="auto"/>
         </w:tblBorders>
+        <w:tblCellMar>
+          <w:left w:w="10" w:type="dxa"/>
+          <w:right w:w="10" w:type="dxa"/>
+        </w:tblCellMar>
+        <w:tblLook w:val="0000" w:firstRow="0" w:lastRow="0" w:firstColumn="0" w:lastColumn="0" w:noHBand="0" w:noVBand="0"/>
       </w:tblPr>
       <w:tblGrid>
         <w:gridCol w:w="9000"/>
       </w:tblGrid>
       <w:tr>
-        <w:tc>
-          <w:tcPr>
-            <w:tcW w:type="dxa" w:w="9000"/>
+        <w:tblPrEx>
+          <w:tblCellMar>
+            <w:top w:w="0" w:type="dxa"/>
+            <w:bottom w:w="0" w:type="dxa"/>
+          </w:tblCellMar>
+        </w:tblPrEx>
+        <w:tc>
+          <w:tcPr>
+            <w:tcW w:w="9000" w:type="dxa"/>
             <w:tcBorders>
-              <w:top w:val="dashed" w:color="999999" w:sz="6"/>
-              <w:left w:val="dashed" w:color="999999" w:sz="6"/>
-              <w:bottom w:val="dashed" w:color="999999" w:sz="6"/>
-              <w:right w:val="dashed" w:color="999999" w:sz="6"/>
+              <w:top w:val="dashed" w:sz="6" w:space="0" w:color="999999"/>
+              <w:left w:val="dashed" w:sz="6" w:space="0" w:color="999999"/>
+              <w:bottom w:val="dashed" w:sz="6" w:space="0" w:color="999999"/>
+              <w:right w:val="dashed" w:sz="6" w:space="0" w:color="999999"/>
             </w:tcBorders>
-            <w:shd w:fill="FAFAFA" w:val="clear"/>
+            <w:shd w:val="clear" w:color="auto" w:fill="FAFAFA"/>
           </w:tcPr>
           <w:p>
             <w:pPr>
-              <w:spacing w:after="100" w:before="800"/>
+              <w:spacing w:before="800" w:after="100"/>
               <w:jc w:val="center"/>
             </w:pPr>
             <w:r>
@@ -538,7 +475,7 @@
                 <w:bCs/>
                 <w:color w:val="888888"/>
               </w:rPr>
-              <w:t xml:space="preserve">[ Insert Screenshot ]</w:t>
+              <w:t>[ Insert Screenshot ]</w:t>
             </w:r>
           </w:p>
           <w:p>
@@ -554,7 +491,7 @@
                 <w:sz w:val="18"/>
                 <w:szCs w:val="18"/>
               </w:rPr>
-              <w:t xml:space="preserve">nmap -sL / -sn output</w:t>
+              <w:t>nmap -sL / -sn output</w:t>
             </w:r>
           </w:p>
         </w:tc>
@@ -574,39 +511,50 @@
           <w:b/>
           <w:bCs/>
         </w:rPr>
-        <w:t xml:space="preserve">Screenshot — Step 3 &amp; 4 (ICMP blocked, then -Pn override):</w:t>
+        <w:t>Screenshot — Step 3 &amp; 4 (ICMP blocked, then -Pn override):</w:t>
       </w:r>
     </w:p>
     <w:tbl>
       <w:tblPr>
-        <w:tblW w:type="dxa" w:w="9000"/>
+        <w:tblW w:w="9000" w:type="dxa"/>
         <w:tblBorders>
-          <w:top w:val="single" w:color="auto" w:sz="4"/>
-          <w:left w:val="single" w:color="auto" w:sz="4"/>
-          <w:bottom w:val="single" w:color="auto" w:sz="4"/>
-          <w:right w:val="single" w:color="auto" w:sz="4"/>
-          <w:insideH w:val="single" w:color="auto" w:sz="4"/>
-          <w:insideV w:val="single" w:color="auto" w:sz="4"/>
+          <w:top w:val="single" w:sz="4" w:space="0" w:color="auto"/>
+          <w:left w:val="single" w:sz="4" w:space="0" w:color="auto"/>
+          <w:bottom w:val="single" w:sz="4" w:space="0" w:color="auto"/>
+          <w:right w:val="single" w:sz="4" w:space="0" w:color="auto"/>
+          <w:insideH w:val="single" w:sz="4" w:space="0" w:color="auto"/>
+          <w:insideV w:val="single" w:sz="4" w:space="0" w:color="auto"/>
         </w:tblBorders>
+        <w:tblCellMar>
+          <w:left w:w="10" w:type="dxa"/>
+          <w:right w:w="10" w:type="dxa"/>
+        </w:tblCellMar>
+        <w:tblLook w:val="0000" w:firstRow="0" w:lastRow="0" w:firstColumn="0" w:lastColumn="0" w:noHBand="0" w:noVBand="0"/>
       </w:tblPr>
       <w:tblGrid>
         <w:gridCol w:w="9000"/>
       </w:tblGrid>
       <w:tr>
-        <w:tc>
-          <w:tcPr>
-            <w:tcW w:type="dxa" w:w="9000"/>
+        <w:tblPrEx>
+          <w:tblCellMar>
+            <w:top w:w="0" w:type="dxa"/>
+            <w:bottom w:w="0" w:type="dxa"/>
+          </w:tblCellMar>
+        </w:tblPrEx>
+        <w:tc>
+          <w:tcPr>
+            <w:tcW w:w="9000" w:type="dxa"/>
             <w:tcBorders>
-              <w:top w:val="dashed" w:color="999999" w:sz="6"/>
-              <w:left w:val="dashed" w:color="999999" w:sz="6"/>
-              <w:bottom w:val="dashed" w:color="999999" w:sz="6"/>
-              <w:right w:val="dashed" w:color="999999" w:sz="6"/>
+              <w:top w:val="dashed" w:sz="6" w:space="0" w:color="999999"/>
+              <w:left w:val="dashed" w:sz="6" w:space="0" w:color="999999"/>
+              <w:bottom w:val="dashed" w:sz="6" w:space="0" w:color="999999"/>
+              <w:right w:val="dashed" w:sz="6" w:space="0" w:color="999999"/>
             </w:tcBorders>
-            <w:shd w:fill="FAFAFA" w:val="clear"/>
+            <w:shd w:val="clear" w:color="auto" w:fill="FAFAFA"/>
           </w:tcPr>
           <w:p>
             <w:pPr>
-              <w:spacing w:after="100" w:before="800"/>
+              <w:spacing w:before="800" w:after="100"/>
               <w:jc w:val="center"/>
             </w:pPr>
             <w:r>
@@ -615,7 +563,8 @@
                 <w:bCs/>
                 <w:color w:val="888888"/>
               </w:rPr>
-              <w:t xml:space="preserve">[ Insert Screenshot ]</w:t>
+              <w:lastRenderedPageBreak/>
+              <w:t>[ Insert Screenshot ]</w:t>
             </w:r>
           </w:p>
           <w:p>
@@ -631,7 +580,7 @@
                 <w:sz w:val="18"/>
                 <w:szCs w:val="18"/>
               </w:rPr>
-              <w:t xml:space="preserve">ICMP block + nmap -Pn result</w:t>
+              <w:t>ICMP block + nmap -Pn result</w:t>
             </w:r>
           </w:p>
         </w:tc>
@@ -651,7 +600,7 @@
           <w:b/>
           <w:bCs/>
         </w:rPr>
-        <w:t xml:space="preserve">Observation — What I learnt from this activity:</w:t>
+        <w:t>Observation — What I learnt from this activity:</w:t>
       </w:r>
     </w:p>
     <w:p>
@@ -666,91 +615,120 @@
           <w:sz w:val="18"/>
           <w:szCs w:val="18"/>
         </w:rPr>
-        <w:t xml:space="preserve">e.g. why did -sn under-report hosts once ICMP was blocked? What does -Pn actually change?</w:t>
+        <w:t>e.g. why did -sn under-report hosts once ICMP was blocked? What does -Pn actually change?</w:t>
       </w:r>
     </w:p>
     <w:tbl>
       <w:tblPr>
-        <w:tblW w:type="dxa" w:w="9000"/>
+        <w:tblW w:w="9000" w:type="dxa"/>
         <w:tblBorders>
-          <w:top w:val="single" w:color="auto" w:sz="4"/>
-          <w:left w:val="single" w:color="auto" w:sz="4"/>
-          <w:bottom w:val="single" w:color="auto" w:sz="4"/>
-          <w:right w:val="single" w:color="auto" w:sz="4"/>
-          <w:insideH w:val="single" w:color="auto" w:sz="4"/>
-          <w:insideV w:val="single" w:color="auto" w:sz="4"/>
+          <w:top w:val="single" w:sz="4" w:space="0" w:color="auto"/>
+          <w:left w:val="single" w:sz="4" w:space="0" w:color="auto"/>
+          <w:bottom w:val="single" w:sz="4" w:space="0" w:color="auto"/>
+          <w:right w:val="single" w:sz="4" w:space="0" w:color="auto"/>
+          <w:insideH w:val="single" w:sz="4" w:space="0" w:color="auto"/>
+          <w:insideV w:val="single" w:sz="4" w:space="0" w:color="auto"/>
         </w:tblBorders>
+        <w:tblCellMar>
+          <w:left w:w="10" w:type="dxa"/>
+          <w:right w:w="10" w:type="dxa"/>
+        </w:tblCellMar>
+        <w:tblLook w:val="0000" w:firstRow="0" w:lastRow="0" w:firstColumn="0" w:lastColumn="0" w:noHBand="0" w:noVBand="0"/>
       </w:tblPr>
       <w:tblGrid>
         <w:gridCol w:w="9000"/>
       </w:tblGrid>
       <w:tr>
-        <w:tc>
-          <w:tcPr>
-            <w:tcW w:type="dxa" w:w="9000"/>
+        <w:tblPrEx>
+          <w:tblCellMar>
+            <w:top w:w="0" w:type="dxa"/>
+            <w:bottom w:w="0" w:type="dxa"/>
+          </w:tblCellMar>
+        </w:tblPrEx>
+        <w:tc>
+          <w:tcPr>
+            <w:tcW w:w="9000" w:type="dxa"/>
             <w:tcBorders>
-              <w:top w:val="none" w:color="FFFFFF" w:sz="0"/>
-              <w:left w:val="none" w:color="FFFFFF" w:sz="0"/>
-              <w:bottom w:val="single" w:color="BBBBBB" w:sz="4"/>
-              <w:right w:val="none" w:color="FFFFFF" w:sz="0"/>
+              <w:top w:val="none" w:sz="0" w:space="0" w:color="FFFFFF"/>
+              <w:left w:val="none" w:sz="0" w:space="0" w:color="FFFFFF"/>
+              <w:bottom w:val="single" w:sz="4" w:space="0" w:color="BBBBBB"/>
+              <w:right w:val="none" w:sz="0" w:space="0" w:color="FFFFFF"/>
             </w:tcBorders>
             <w:tcMar>
-              <w:top w:type="dxa" w:w="200"/>
-              <w:bottom w:type="dxa" w:w="200"/>
+              <w:top w:w="200" w:type="dxa"/>
+              <w:bottom w:w="200" w:type="dxa"/>
             </w:tcMar>
           </w:tcPr>
           <w:p/>
         </w:tc>
       </w:tr>
       <w:tr>
-        <w:tc>
-          <w:tcPr>
-            <w:tcW w:type="dxa" w:w="9000"/>
+        <w:tblPrEx>
+          <w:tblCellMar>
+            <w:top w:w="0" w:type="dxa"/>
+            <w:bottom w:w="0" w:type="dxa"/>
+          </w:tblCellMar>
+        </w:tblPrEx>
+        <w:tc>
+          <w:tcPr>
+            <w:tcW w:w="9000" w:type="dxa"/>
             <w:tcBorders>
-              <w:top w:val="none" w:color="FFFFFF" w:sz="0"/>
-              <w:left w:val="none" w:color="FFFFFF" w:sz="0"/>
-              <w:bottom w:val="single" w:color="BBBBBB" w:sz="4"/>
-              <w:right w:val="none" w:color="FFFFFF" w:sz="0"/>
+              <w:top w:val="none" w:sz="0" w:space="0" w:color="FFFFFF"/>
+              <w:left w:val="none" w:sz="0" w:space="0" w:color="FFFFFF"/>
+              <w:bottom w:val="single" w:sz="4" w:space="0" w:color="BBBBBB"/>
+              <w:right w:val="none" w:sz="0" w:space="0" w:color="FFFFFF"/>
             </w:tcBorders>
             <w:tcMar>
-              <w:top w:type="dxa" w:w="200"/>
-              <w:bottom w:type="dxa" w:w="200"/>
+              <w:top w:w="200" w:type="dxa"/>
+              <w:bottom w:w="200" w:type="dxa"/>
             </w:tcMar>
           </w:tcPr>
           <w:p/>
         </w:tc>
       </w:tr>
       <w:tr>
-        <w:tc>
-          <w:tcPr>
-            <w:tcW w:type="dxa" w:w="9000"/>
+        <w:tblPrEx>
+          <w:tblCellMar>
+            <w:top w:w="0" w:type="dxa"/>
+            <w:bottom w:w="0" w:type="dxa"/>
+          </w:tblCellMar>
+        </w:tblPrEx>
+        <w:tc>
+          <w:tcPr>
+            <w:tcW w:w="9000" w:type="dxa"/>
             <w:tcBorders>
-              <w:top w:val="none" w:color="FFFFFF" w:sz="0"/>
-              <w:left w:val="none" w:color="FFFFFF" w:sz="0"/>
-              <w:bottom w:val="single" w:color="BBBBBB" w:sz="4"/>
-              <w:right w:val="none" w:color="FFFFFF" w:sz="0"/>
+              <w:top w:val="none" w:sz="0" w:space="0" w:color="FFFFFF"/>
+              <w:left w:val="none" w:sz="0" w:space="0" w:color="FFFFFF"/>
+              <w:bottom w:val="single" w:sz="4" w:space="0" w:color="BBBBBB"/>
+              <w:right w:val="none" w:sz="0" w:space="0" w:color="FFFFFF"/>
             </w:tcBorders>
             <w:tcMar>
-              <w:top w:type="dxa" w:w="200"/>
-              <w:bottom w:type="dxa" w:w="200"/>
+              <w:top w:w="200" w:type="dxa"/>
+              <w:bottom w:w="200" w:type="dxa"/>
             </w:tcMar>
           </w:tcPr>
           <w:p/>
         </w:tc>
       </w:tr>
       <w:tr>
-        <w:tc>
-          <w:tcPr>
-            <w:tcW w:type="dxa" w:w="9000"/>
+        <w:tblPrEx>
+          <w:tblCellMar>
+            <w:top w:w="0" w:type="dxa"/>
+            <w:bottom w:w="0" w:type="dxa"/>
+          </w:tblCellMar>
+        </w:tblPrEx>
+        <w:tc>
+          <w:tcPr>
+            <w:tcW w:w="9000" w:type="dxa"/>
             <w:tcBorders>
-              <w:top w:val="none" w:color="FFFFFF" w:sz="0"/>
-              <w:left w:val="none" w:color="FFFFFF" w:sz="0"/>
-              <w:bottom w:val="single" w:color="BBBBBB" w:sz="4"/>
-              <w:right w:val="none" w:color="FFFFFF" w:sz="0"/>
+              <w:top w:val="none" w:sz="0" w:space="0" w:color="FFFFFF"/>
+              <w:left w:val="none" w:sz="0" w:space="0" w:color="FFFFFF"/>
+              <w:bottom w:val="single" w:sz="4" w:space="0" w:color="BBBBBB"/>
+              <w:right w:val="none" w:sz="0" w:space="0" w:color="FFFFFF"/>
             </w:tcBorders>
             <w:tcMar>
-              <w:top w:type="dxa" w:w="200"/>
-              <w:bottom w:type="dxa" w:w="200"/>
+              <w:top w:w="200" w:type="dxa"/>
+              <w:bottom w:w="200" w:type="dxa"/>
             </w:tcMar>
           </w:tcPr>
           <w:p/>
@@ -760,10 +738,10 @@
     <w:p>
       <w:pPr>
         <w:pStyle w:val="Heading2"/>
-        <w:spacing w:after="150" w:before="300"/>
-      </w:pPr>
-      <w:r>
-        <w:t xml:space="preserve">Troubleshooting Note — VMware Networking False Positive</w:t>
+        <w:spacing w:before="300" w:after="150"/>
+      </w:pPr>
+      <w:r>
+        <w:t>Troubleshooting Note — VMware Networking False Positive</w:t>
       </w:r>
     </w:p>
     <w:p>
@@ -771,7 +749,7 @@
         <w:spacing w:after="150"/>
       </w:pPr>
       <w:r>
-        <w:t xml:space="preserve">Symptom observed: nmap -sn 192.168.1.0/24 on a Kali VM returned 256/256 hosts up — including .0 (network address) and .255 (broadcast address), which should never respond as live hosts.</w:t>
+        <w:t>Symptom observed: nmap -sn 192.168.1.0/24 on a Kali VM returned 256/256 hosts up — including .0 (network address) and .255 (broadcast address), which should never respond as live hosts.</w:t>
       </w:r>
     </w:p>
     <w:p>
@@ -779,7 +757,7 @@
         <w:spacing w:after="150"/>
       </w:pPr>
       <w:r>
-        <w:t xml:space="preserve">Root causes (in order of likelihood):</w:t>
+        <w:t>Root causes (in order of likelihood):</w:t>
       </w:r>
     </w:p>
     <w:p>
@@ -792,7 +770,7 @@
         <w:spacing w:after="80"/>
       </w:pPr>
       <w:r>
-        <w:t xml:space="preserve">VMware NAT/Host-only mode — the network is virtual; VMware's own vmnet router/DHCP can respond on behalf of unused addresses.</w:t>
+        <w:t>VMware NAT/Host-only mode — the network is virtual; VMware's own vmnet router/DHCP can respond on behalf of unused addresses.</w:t>
       </w:r>
     </w:p>
     <w:p>
@@ -805,7 +783,7 @@
         <w:spacing w:after="80"/>
       </w:pPr>
       <w:r>
-        <w:t xml:space="preserve">Proxy ARP on a router/firewall — replies to ARP requests for every address in a subnet.</w:t>
+        <w:t>Proxy ARP on a router/firewall — replies to ARP requests for every address in a subnet.</w:t>
       </w:r>
     </w:p>
     <w:p>
@@ -818,7 +796,7 @@
         <w:spacing w:after="80"/>
       </w:pPr>
       <w:r>
-        <w:t xml:space="preserve">Wrong CIDR mask assumed for the actual network size.</w:t>
+        <w:t>Wrong CIDR mask assumed for the actual network size.</w:t>
       </w:r>
     </w:p>
     <w:p>
@@ -826,45 +804,39 @@
         <w:spacing w:after="150"/>
       </w:pPr>
       <w:r>
-        <w:t xml:space="preserve">Verification steps:</w:t>
+        <w:t>Verification steps:</w:t>
       </w:r>
     </w:p>
     <w:p>
       <w:pPr>
         <w:pBdr>
-          <w:top w:val="single" w:color="CCCCCC" w:sz="4"/>
-          <w:bottom w:val="single" w:color="CCCCCC" w:sz="4"/>
-          <w:left w:val="single" w:color="CCCCCC" w:sz="4"/>
-          <w:right w:val="single" w:color="CCCCCC" w:sz="4"/>
+          <w:top w:val="single" w:sz="4" w:space="0" w:color="CCCCCC"/>
+          <w:left w:val="single" w:sz="4" w:space="0" w:color="CCCCCC"/>
+          <w:bottom w:val="single" w:sz="4" w:space="0" w:color="CCCCCC"/>
+          <w:right w:val="single" w:sz="4" w:space="0" w:color="CCCCCC"/>
         </w:pBdr>
-        <w:shd w:fill="F0F0F0" w:val="clear"/>
-        <w:spacing w:after="200" w:before="100"/>
+        <w:shd w:val="clear" w:color="auto" w:fill="F0F0F0"/>
+        <w:spacing w:before="100" w:after="200"/>
       </w:pPr>
       <w:r>
         <w:rPr>
-          <w:rFonts w:ascii="Consolas" w:cs="Consolas" w:eastAsia="Consolas" w:hAnsi="Consolas"/>
-          <w:sz w:val="20"/>
-          <w:szCs w:val="20"/>
+          <w:rFonts w:ascii="Consolas" w:eastAsia="Consolas" w:hAnsi="Consolas" w:cs="Consolas"/>
         </w:rPr>
-        <w:t xml:space="preserve">ip addr show                                    # confirm assigned IP/subnet</w:t>
+        <w:t>ip addr show                                    # confirm assigned IP/subnet</w:t>
       </w:r>
       <w:r>
         <w:rPr>
-          <w:rFonts w:ascii="Consolas" w:cs="Consolas" w:eastAsia="Consolas" w:hAnsi="Consolas"/>
-          <w:sz w:val="20"/>
-          <w:szCs w:val="20"/>
+          <w:rFonts w:ascii="Consolas" w:eastAsia="Consolas" w:hAnsi="Consolas" w:cs="Consolas"/>
         </w:rPr>
         <w:br/>
-        <w:t xml:space="preserve">ip route                                        # confirm gateway</w:t>
+        <w:t>ip route                                        # confirm gateway</w:t>
       </w:r>
       <w:r>
         <w:rPr>
-          <w:rFonts w:ascii="Consolas" w:cs="Consolas" w:eastAsia="Consolas" w:hAnsi="Consolas"/>
-          <w:sz w:val="20"/>
-          <w:szCs w:val="20"/>
+          <w:rFonts w:ascii="Consolas" w:eastAsia="Consolas" w:hAnsi="Consolas" w:cs="Consolas"/>
         </w:rPr>
         <w:br/>
-        <w:t xml:space="preserve">sudo arp-scan --interface=eth0 192.168.1.0/24   # Layer 2 check</w:t>
+        <w:t>sudo arp-scan --interface=eth0 192.168.1.0/24   # Layer 2 check</w:t>
       </w:r>
     </w:p>
     <w:p>
@@ -872,7 +844,7 @@
         <w:spacing w:after="150"/>
       </w:pPr>
       <w:r>
-        <w:t xml:space="preserve">Fix for realistic scan practice: switch VM network adapter to Bridged mode, then re-run -sn — should return a realistic handful of hosts instead of 100%.</w:t>
+        <w:t>Fix for realistic scan practice: switch VM network adapter to Bridged mode, then re-run -sn — should return a realistic handful of hosts instead of 100%.</w:t>
       </w:r>
     </w:p>
     <w:p>
@@ -880,7 +852,7 @@
         <w:spacing w:after="150"/>
       </w:pPr>
       <w:r>
-        <w:t xml:space="preserve">Lesson: -sn results are not automatically trustworthy — always cross-check against a second data source (ARP tables, DHCP leases, or a deeper scan on a sample) before treating discovery-scan output as ground truth.</w:t>
+        <w:t>Lesson: -sn results are not automatically trustworthy — always cross-check against a second data source (ARP tables, DHCP leases, or a deeper scan on a sample) before treating discovery-scan output as ground truth.</w:t>
       </w:r>
     </w:p>
     <w:p>
@@ -897,39 +869,50 @@
           <w:b/>
           <w:bCs/>
         </w:rPr>
-        <w:t xml:space="preserve">Screenshot — VMware false-positive scan result (256/256 up):</w:t>
+        <w:t>Screenshot — VMware false-positive scan result (256/256 up):</w:t>
       </w:r>
     </w:p>
     <w:tbl>
       <w:tblPr>
-        <w:tblW w:type="dxa" w:w="9000"/>
+        <w:tblW w:w="9000" w:type="dxa"/>
         <w:tblBorders>
-          <w:top w:val="single" w:color="auto" w:sz="4"/>
-          <w:left w:val="single" w:color="auto" w:sz="4"/>
-          <w:bottom w:val="single" w:color="auto" w:sz="4"/>
-          <w:right w:val="single" w:color="auto" w:sz="4"/>
-          <w:insideH w:val="single" w:color="auto" w:sz="4"/>
-          <w:insideV w:val="single" w:color="auto" w:sz="4"/>
+          <w:top w:val="single" w:sz="4" w:space="0" w:color="auto"/>
+          <w:left w:val="single" w:sz="4" w:space="0" w:color="auto"/>
+          <w:bottom w:val="single" w:sz="4" w:space="0" w:color="auto"/>
+          <w:right w:val="single" w:sz="4" w:space="0" w:color="auto"/>
+          <w:insideH w:val="single" w:sz="4" w:space="0" w:color="auto"/>
+          <w:insideV w:val="single" w:sz="4" w:space="0" w:color="auto"/>
         </w:tblBorders>
+        <w:tblCellMar>
+          <w:left w:w="10" w:type="dxa"/>
+          <w:right w:w="10" w:type="dxa"/>
+        </w:tblCellMar>
+        <w:tblLook w:val="0000" w:firstRow="0" w:lastRow="0" w:firstColumn="0" w:lastColumn="0" w:noHBand="0" w:noVBand="0"/>
       </w:tblPr>
       <w:tblGrid>
         <w:gridCol w:w="9000"/>
       </w:tblGrid>
       <w:tr>
-        <w:tc>
-          <w:tcPr>
-            <w:tcW w:type="dxa" w:w="9000"/>
+        <w:tblPrEx>
+          <w:tblCellMar>
+            <w:top w:w="0" w:type="dxa"/>
+            <w:bottom w:w="0" w:type="dxa"/>
+          </w:tblCellMar>
+        </w:tblPrEx>
+        <w:tc>
+          <w:tcPr>
+            <w:tcW w:w="9000" w:type="dxa"/>
             <w:tcBorders>
-              <w:top w:val="dashed" w:color="999999" w:sz="6"/>
-              <w:left w:val="dashed" w:color="999999" w:sz="6"/>
-              <w:bottom w:val="dashed" w:color="999999" w:sz="6"/>
-              <w:right w:val="dashed" w:color="999999" w:sz="6"/>
+              <w:top w:val="dashed" w:sz="6" w:space="0" w:color="999999"/>
+              <w:left w:val="dashed" w:sz="6" w:space="0" w:color="999999"/>
+              <w:bottom w:val="dashed" w:sz="6" w:space="0" w:color="999999"/>
+              <w:right w:val="dashed" w:sz="6" w:space="0" w:color="999999"/>
             </w:tcBorders>
-            <w:shd w:fill="FAFAFA" w:val="clear"/>
+            <w:shd w:val="clear" w:color="auto" w:fill="FAFAFA"/>
           </w:tcPr>
           <w:p>
             <w:pPr>
-              <w:spacing w:after="100" w:before="800"/>
+              <w:spacing w:before="800" w:after="100"/>
               <w:jc w:val="center"/>
             </w:pPr>
             <w:r>
@@ -938,7 +921,8 @@
                 <w:bCs/>
                 <w:color w:val="888888"/>
               </w:rPr>
-              <w:t xml:space="preserve">[ Insert Screenshot ]</w:t>
+              <w:lastRenderedPageBreak/>
+              <w:t>[ Insert Screenshot ]</w:t>
             </w:r>
           </w:p>
           <w:p>
@@ -954,7 +938,7 @@
                 <w:sz w:val="18"/>
                 <w:szCs w:val="18"/>
               </w:rPr>
-              <w:t xml:space="preserve">nmap -sn showing 256/256 hosts up</w:t>
+              <w:t>nmap -sn showing 256/256 hosts up</w:t>
             </w:r>
           </w:p>
         </w:tc>
@@ -974,39 +958,50 @@
           <w:b/>
           <w:bCs/>
         </w:rPr>
-        <w:t xml:space="preserve">Screenshot — arp-scan / ip addr verification:</w:t>
+        <w:t>Screenshot — arp-scan / ip addr verification:</w:t>
       </w:r>
     </w:p>
     <w:tbl>
       <w:tblPr>
-        <w:tblW w:type="dxa" w:w="9000"/>
+        <w:tblW w:w="9000" w:type="dxa"/>
         <w:tblBorders>
-          <w:top w:val="single" w:color="auto" w:sz="4"/>
-          <w:left w:val="single" w:color="auto" w:sz="4"/>
-          <w:bottom w:val="single" w:color="auto" w:sz="4"/>
-          <w:right w:val="single" w:color="auto" w:sz="4"/>
-          <w:insideH w:val="single" w:color="auto" w:sz="4"/>
-          <w:insideV w:val="single" w:color="auto" w:sz="4"/>
+          <w:top w:val="single" w:sz="4" w:space="0" w:color="auto"/>
+          <w:left w:val="single" w:sz="4" w:space="0" w:color="auto"/>
+          <w:bottom w:val="single" w:sz="4" w:space="0" w:color="auto"/>
+          <w:right w:val="single" w:sz="4" w:space="0" w:color="auto"/>
+          <w:insideH w:val="single" w:sz="4" w:space="0" w:color="auto"/>
+          <w:insideV w:val="single" w:sz="4" w:space="0" w:color="auto"/>
         </w:tblBorders>
+        <w:tblCellMar>
+          <w:left w:w="10" w:type="dxa"/>
+          <w:right w:w="10" w:type="dxa"/>
+        </w:tblCellMar>
+        <w:tblLook w:val="0000" w:firstRow="0" w:lastRow="0" w:firstColumn="0" w:lastColumn="0" w:noHBand="0" w:noVBand="0"/>
       </w:tblPr>
       <w:tblGrid>
         <w:gridCol w:w="9000"/>
       </w:tblGrid>
       <w:tr>
-        <w:tc>
-          <w:tcPr>
-            <w:tcW w:type="dxa" w:w="9000"/>
+        <w:tblPrEx>
+          <w:tblCellMar>
+            <w:top w:w="0" w:type="dxa"/>
+            <w:bottom w:w="0" w:type="dxa"/>
+          </w:tblCellMar>
+        </w:tblPrEx>
+        <w:tc>
+          <w:tcPr>
+            <w:tcW w:w="9000" w:type="dxa"/>
             <w:tcBorders>
-              <w:top w:val="dashed" w:color="999999" w:sz="6"/>
-              <w:left w:val="dashed" w:color="999999" w:sz="6"/>
-              <w:bottom w:val="dashed" w:color="999999" w:sz="6"/>
-              <w:right w:val="dashed" w:color="999999" w:sz="6"/>
+              <w:top w:val="dashed" w:sz="6" w:space="0" w:color="999999"/>
+              <w:left w:val="dashed" w:sz="6" w:space="0" w:color="999999"/>
+              <w:bottom w:val="dashed" w:sz="6" w:space="0" w:color="999999"/>
+              <w:right w:val="dashed" w:sz="6" w:space="0" w:color="999999"/>
             </w:tcBorders>
-            <w:shd w:fill="FAFAFA" w:val="clear"/>
+            <w:shd w:val="clear" w:color="auto" w:fill="FAFAFA"/>
           </w:tcPr>
           <w:p>
             <w:pPr>
-              <w:spacing w:after="100" w:before="800"/>
+              <w:spacing w:before="800" w:after="100"/>
               <w:jc w:val="center"/>
             </w:pPr>
             <w:r>
@@ -1015,7 +1010,7 @@
                 <w:bCs/>
                 <w:color w:val="888888"/>
               </w:rPr>
-              <w:t xml:space="preserve">[ Insert Screenshot ]</w:t>
+              <w:t>[ Insert Screenshot ]</w:t>
             </w:r>
           </w:p>
           <w:p>
@@ -1031,7 +1026,7 @@
                 <w:sz w:val="18"/>
                 <w:szCs w:val="18"/>
               </w:rPr>
-              <w:t xml:space="preserve">arp-scan or ip addr output confirming real host count</w:t>
+              <w:t>arp-scan or ip addr output confirming real host count</w:t>
             </w:r>
           </w:p>
         </w:tc>
@@ -1051,7 +1046,7 @@
           <w:b/>
           <w:bCs/>
         </w:rPr>
-        <w:t xml:space="preserve">Observation — What I learnt from this activity:</w:t>
+        <w:t>Observation — What I learnt from this activity:</w:t>
       </w:r>
     </w:p>
     <w:p>
@@ -1066,91 +1061,120 @@
           <w:sz w:val="18"/>
           <w:szCs w:val="18"/>
         </w:rPr>
-        <w:t xml:space="preserve">e.g. what caused the 256/256 false positive, and how did you confirm the real host count?</w:t>
+        <w:t>e.g. what caused the 256/256 false positive, and how did you confirm the real host count?</w:t>
       </w:r>
     </w:p>
     <w:tbl>
       <w:tblPr>
-        <w:tblW w:type="dxa" w:w="9000"/>
+        <w:tblW w:w="9000" w:type="dxa"/>
         <w:tblBorders>
-          <w:top w:val="single" w:color="auto" w:sz="4"/>
-          <w:left w:val="single" w:color="auto" w:sz="4"/>
-          <w:bottom w:val="single" w:color="auto" w:sz="4"/>
-          <w:right w:val="single" w:color="auto" w:sz="4"/>
-          <w:insideH w:val="single" w:color="auto" w:sz="4"/>
-          <w:insideV w:val="single" w:color="auto" w:sz="4"/>
+          <w:top w:val="single" w:sz="4" w:space="0" w:color="auto"/>
+          <w:left w:val="single" w:sz="4" w:space="0" w:color="auto"/>
+          <w:bottom w:val="single" w:sz="4" w:space="0" w:color="auto"/>
+          <w:right w:val="single" w:sz="4" w:space="0" w:color="auto"/>
+          <w:insideH w:val="single" w:sz="4" w:space="0" w:color="auto"/>
+          <w:insideV w:val="single" w:sz="4" w:space="0" w:color="auto"/>
         </w:tblBorders>
+        <w:tblCellMar>
+          <w:left w:w="10" w:type="dxa"/>
+          <w:right w:w="10" w:type="dxa"/>
+        </w:tblCellMar>
+        <w:tblLook w:val="0000" w:firstRow="0" w:lastRow="0" w:firstColumn="0" w:lastColumn="0" w:noHBand="0" w:noVBand="0"/>
       </w:tblPr>
       <w:tblGrid>
         <w:gridCol w:w="9000"/>
       </w:tblGrid>
       <w:tr>
-        <w:tc>
-          <w:tcPr>
-            <w:tcW w:type="dxa" w:w="9000"/>
+        <w:tblPrEx>
+          <w:tblCellMar>
+            <w:top w:w="0" w:type="dxa"/>
+            <w:bottom w:w="0" w:type="dxa"/>
+          </w:tblCellMar>
+        </w:tblPrEx>
+        <w:tc>
+          <w:tcPr>
+            <w:tcW w:w="9000" w:type="dxa"/>
             <w:tcBorders>
-              <w:top w:val="none" w:color="FFFFFF" w:sz="0"/>
-              <w:left w:val="none" w:color="FFFFFF" w:sz="0"/>
-              <w:bottom w:val="single" w:color="BBBBBB" w:sz="4"/>
-              <w:right w:val="none" w:color="FFFFFF" w:sz="0"/>
+              <w:top w:val="none" w:sz="0" w:space="0" w:color="FFFFFF"/>
+              <w:left w:val="none" w:sz="0" w:space="0" w:color="FFFFFF"/>
+              <w:bottom w:val="single" w:sz="4" w:space="0" w:color="BBBBBB"/>
+              <w:right w:val="none" w:sz="0" w:space="0" w:color="FFFFFF"/>
             </w:tcBorders>
             <w:tcMar>
-              <w:top w:type="dxa" w:w="200"/>
-              <w:bottom w:type="dxa" w:w="200"/>
+              <w:top w:w="200" w:type="dxa"/>
+              <w:bottom w:w="200" w:type="dxa"/>
             </w:tcMar>
           </w:tcPr>
           <w:p/>
         </w:tc>
       </w:tr>
       <w:tr>
-        <w:tc>
-          <w:tcPr>
-            <w:tcW w:type="dxa" w:w="9000"/>
+        <w:tblPrEx>
+          <w:tblCellMar>
+            <w:top w:w="0" w:type="dxa"/>
+            <w:bottom w:w="0" w:type="dxa"/>
+          </w:tblCellMar>
+        </w:tblPrEx>
+        <w:tc>
+          <w:tcPr>
+            <w:tcW w:w="9000" w:type="dxa"/>
             <w:tcBorders>
-              <w:top w:val="none" w:color="FFFFFF" w:sz="0"/>
-              <w:left w:val="none" w:color="FFFFFF" w:sz="0"/>
-              <w:bottom w:val="single" w:color="BBBBBB" w:sz="4"/>
-              <w:right w:val="none" w:color="FFFFFF" w:sz="0"/>
+              <w:top w:val="none" w:sz="0" w:space="0" w:color="FFFFFF"/>
+              <w:left w:val="none" w:sz="0" w:space="0" w:color="FFFFFF"/>
+              <w:bottom w:val="single" w:sz="4" w:space="0" w:color="BBBBBB"/>
+              <w:right w:val="none" w:sz="0" w:space="0" w:color="FFFFFF"/>
             </w:tcBorders>
             <w:tcMar>
-              <w:top w:type="dxa" w:w="200"/>
-              <w:bottom w:type="dxa" w:w="200"/>
+              <w:top w:w="200" w:type="dxa"/>
+              <w:bottom w:w="200" w:type="dxa"/>
             </w:tcMar>
           </w:tcPr>
           <w:p/>
         </w:tc>
       </w:tr>
       <w:tr>
-        <w:tc>
-          <w:tcPr>
-            <w:tcW w:type="dxa" w:w="9000"/>
+        <w:tblPrEx>
+          <w:tblCellMar>
+            <w:top w:w="0" w:type="dxa"/>
+            <w:bottom w:w="0" w:type="dxa"/>
+          </w:tblCellMar>
+        </w:tblPrEx>
+        <w:tc>
+          <w:tcPr>
+            <w:tcW w:w="9000" w:type="dxa"/>
             <w:tcBorders>
-              <w:top w:val="none" w:color="FFFFFF" w:sz="0"/>
-              <w:left w:val="none" w:color="FFFFFF" w:sz="0"/>
-              <w:bottom w:val="single" w:color="BBBBBB" w:sz="4"/>
-              <w:right w:val="none" w:color="FFFFFF" w:sz="0"/>
+              <w:top w:val="none" w:sz="0" w:space="0" w:color="FFFFFF"/>
+              <w:left w:val="none" w:sz="0" w:space="0" w:color="FFFFFF"/>
+              <w:bottom w:val="single" w:sz="4" w:space="0" w:color="BBBBBB"/>
+              <w:right w:val="none" w:sz="0" w:space="0" w:color="FFFFFF"/>
             </w:tcBorders>
             <w:tcMar>
-              <w:top w:type="dxa" w:w="200"/>
-              <w:bottom w:type="dxa" w:w="200"/>
+              <w:top w:w="200" w:type="dxa"/>
+              <w:bottom w:w="200" w:type="dxa"/>
             </w:tcMar>
           </w:tcPr>
           <w:p/>
         </w:tc>
       </w:tr>
       <w:tr>
-        <w:tc>
-          <w:tcPr>
-            <w:tcW w:type="dxa" w:w="9000"/>
+        <w:tblPrEx>
+          <w:tblCellMar>
+            <w:top w:w="0" w:type="dxa"/>
+            <w:bottom w:w="0" w:type="dxa"/>
+          </w:tblCellMar>
+        </w:tblPrEx>
+        <w:tc>
+          <w:tcPr>
+            <w:tcW w:w="9000" w:type="dxa"/>
             <w:tcBorders>
-              <w:top w:val="none" w:color="FFFFFF" w:sz="0"/>
-              <w:left w:val="none" w:color="FFFFFF" w:sz="0"/>
-              <w:bottom w:val="single" w:color="BBBBBB" w:sz="4"/>
-              <w:right w:val="none" w:color="FFFFFF" w:sz="0"/>
+              <w:top w:val="none" w:sz="0" w:space="0" w:color="FFFFFF"/>
+              <w:left w:val="none" w:sz="0" w:space="0" w:color="FFFFFF"/>
+              <w:bottom w:val="single" w:sz="4" w:space="0" w:color="BBBBBB"/>
+              <w:right w:val="none" w:sz="0" w:space="0" w:color="FFFFFF"/>
             </w:tcBorders>
             <w:tcMar>
-              <w:top w:type="dxa" w:w="200"/>
-              <w:bottom w:type="dxa" w:w="200"/>
+              <w:top w:w="200" w:type="dxa"/>
+              <w:bottom w:w="200" w:type="dxa"/>
             </w:tcMar>
           </w:tcPr>
           <w:p/>
@@ -1165,93 +1189,80 @@
     <w:p>
       <w:pPr>
         <w:pStyle w:val="Heading1"/>
-        <w:spacing w:after="200" w:before="400"/>
-      </w:pPr>
-      <w:r>
-        <w:t xml:space="preserve">3. Module 2 — Port Scanning</w:t>
+        <w:spacing w:before="400" w:after="200"/>
+      </w:pPr>
+      <w:r>
+        <w:lastRenderedPageBreak/>
+        <w:t>3. Module 2 — Port Scanning</w:t>
       </w:r>
     </w:p>
     <w:p>
       <w:pPr>
         <w:pBdr>
-          <w:top w:val="single" w:color="CCCCCC" w:sz="4"/>
-          <w:bottom w:val="single" w:color="CCCCCC" w:sz="4"/>
-          <w:left w:val="single" w:color="CCCCCC" w:sz="4"/>
-          <w:right w:val="single" w:color="CCCCCC" w:sz="4"/>
+          <w:top w:val="single" w:sz="4" w:space="0" w:color="CCCCCC"/>
+          <w:left w:val="single" w:sz="4" w:space="0" w:color="CCCCCC"/>
+          <w:bottom w:val="single" w:sz="4" w:space="0" w:color="CCCCCC"/>
+          <w:right w:val="single" w:sz="4" w:space="0" w:color="CCCCCC"/>
         </w:pBdr>
-        <w:shd w:fill="F0F0F0" w:val="clear"/>
-        <w:spacing w:after="200" w:before="100"/>
+        <w:shd w:val="clear" w:color="auto" w:fill="F0F0F0"/>
+        <w:spacing w:before="100" w:after="200"/>
       </w:pPr>
       <w:r>
         <w:rPr>
-          <w:rFonts w:ascii="Consolas" w:cs="Consolas" w:eastAsia="Consolas" w:hAnsi="Consolas"/>
-          <w:sz w:val="20"/>
-          <w:szCs w:val="20"/>
+          <w:rFonts w:ascii="Consolas" w:eastAsia="Consolas" w:hAnsi="Consolas" w:cs="Consolas"/>
         </w:rPr>
-        <w:t xml:space="preserve">nmap scanme.nmap.org                    # default: top 1000 TCP, SYN if root</w:t>
+        <w:t>nmap scanme.nmap.org                    # default: top 1000 TCP, SYN if root</w:t>
       </w:r>
       <w:r>
         <w:rPr>
-          <w:rFonts w:ascii="Consolas" w:cs="Consolas" w:eastAsia="Consolas" w:hAnsi="Consolas"/>
-          <w:sz w:val="20"/>
-          <w:szCs w:val="20"/>
+          <w:rFonts w:ascii="Consolas" w:eastAsia="Consolas" w:hAnsi="Consolas" w:cs="Consolas"/>
         </w:rPr>
         <w:br/>
-        <w:t xml:space="preserve">sudo nmap -sS 192.168.1.10              # SYN "half-open" scan, stealthier</w:t>
+        <w:t>sudo nmap -sS 192.168.1.10              # SYN "half-open" scan, stealthier</w:t>
       </w:r>
       <w:r>
         <w:rPr>
-          <w:rFonts w:ascii="Consolas" w:cs="Consolas" w:eastAsia="Consolas" w:hAnsi="Consolas"/>
-          <w:sz w:val="20"/>
-          <w:szCs w:val="20"/>
+          <w:rFonts w:ascii="Consolas" w:eastAsia="Consolas" w:hAnsi="Consolas" w:cs="Consolas"/>
         </w:rPr>
         <w:br/>
-        <w:t xml:space="preserve">nmap -sT 192.168.1.10                   # full TCP connect, no root needed</w:t>
+        <w:t>nmap -sT 192.168.1.10                   # full TCP connect, no root needed</w:t>
       </w:r>
       <w:r>
         <w:rPr>
-          <w:rFonts w:ascii="Consolas" w:cs="Consolas" w:eastAsia="Consolas" w:hAnsi="Consolas"/>
-          <w:sz w:val="20"/>
-          <w:szCs w:val="20"/>
+          <w:rFonts w:ascii="Consolas" w:eastAsia="Consolas" w:hAnsi="Consolas" w:cs="Consolas"/>
         </w:rPr>
         <w:br/>
-        <w:t xml:space="preserve">sudo nmap -sU 192.168.1.10              # UDP scan — DNS, SNMP, DHCP live here</w:t>
+        <w:t>sudo nmap -sU 192.168.1.10              # UDP scan — DNS, SNMP, DHCP live here</w:t>
       </w:r>
       <w:r>
         <w:rPr>
-          <w:rFonts w:ascii="Consolas" w:cs="Consolas" w:eastAsia="Consolas" w:hAnsi="Consolas"/>
-          <w:sz w:val="20"/>
-          <w:szCs w:val="20"/>
+          <w:rFonts w:ascii="Consolas" w:eastAsia="Consolas" w:hAnsi="Consolas" w:cs="Consolas"/>
         </w:rPr>
         <w:br/>
-        <w:t xml:space="preserve">nmap -p- 192.168.1.10                   # all 65535 ports</w:t>
+        <w:t>nmap -p- 192.168.1.10                   # all 65535 ports</w:t>
       </w:r>
       <w:r>
         <w:rPr>
-          <w:rFonts w:ascii="Consolas" w:cs="Consolas" w:eastAsia="Consolas" w:hAnsi="Consolas"/>
-          <w:sz w:val="20"/>
-          <w:szCs w:val="20"/>
+          <w:rFonts w:ascii="Consolas" w:eastAsia="Consolas" w:hAnsi="Consolas" w:cs="Consolas"/>
         </w:rPr>
         <w:br/>
-        <w:t xml:space="preserve">nmap -p 22,80,443,3306 192.168.1.10     # specific ports</w:t>
+        <w:t>nmap -p 22,80,443,3306 192.168.1.10     # specific ports</w:t>
       </w:r>
       <w:r>
         <w:rPr>
-          <w:rFonts w:ascii="Consolas" w:cs="Consolas" w:eastAsia="Consolas" w:hAnsi="Consolas"/>
-          <w:sz w:val="20"/>
-          <w:szCs w:val="20"/>
+          <w:rFonts w:ascii="Consolas" w:eastAsia="Consolas" w:hAnsi="Consolas" w:cs="Consolas"/>
         </w:rPr>
         <w:br/>
-        <w:t xml:space="preserve">nmap -p 1-1024 192.168.1.10             # port range</w:t>
+        <w:t>nmap -p 1-1024 192.168.1.10             # port range</w:t>
       </w:r>
     </w:p>
     <w:p>
       <w:pPr>
         <w:pStyle w:val="Heading2"/>
-        <w:spacing w:after="150" w:before="300"/>
-      </w:pPr>
-      <w:r>
-        <w:t xml:space="preserve">SYN vs Connect</w:t>
+        <w:spacing w:before="300" w:after="150"/>
+      </w:pPr>
+      <w:r>
+        <w:t>SYN vs Connect</w:t>
       </w:r>
     </w:p>
     <w:p>
@@ -1264,7 +1275,7 @@
         <w:spacing w:after="80"/>
       </w:pPr>
       <w:r>
-        <w:t xml:space="preserve">-sS: SYN → SYN-ACK → RST (never completes handshake). Stealthier, needs root.</w:t>
+        <w:t>-sS: SYN → SYN-ACK → RST (never completes handshake). Stealthier, needs root.</w:t>
       </w:r>
     </w:p>
     <w:p>
@@ -1277,16 +1288,16 @@
         <w:spacing w:after="80"/>
       </w:pPr>
       <w:r>
-        <w:t xml:space="preserve">-sT: full 3-way handshake. Shows up in application logs, no root required.</w:t>
+        <w:t>-sT: full 3-way handshake. Shows up in application logs, no root required.</w:t>
       </w:r>
     </w:p>
     <w:p>
       <w:pPr>
         <w:pStyle w:val="Heading2"/>
-        <w:spacing w:after="150" w:before="300"/>
-      </w:pPr>
-      <w:r>
-        <w:t xml:space="preserve">Exercise</w:t>
+        <w:spacing w:before="300" w:after="150"/>
+      </w:pPr>
+      <w:r>
+        <w:t>Exercise</w:t>
       </w:r>
     </w:p>
     <w:p>
@@ -1299,7 +1310,7 @@
         <w:spacing w:after="80"/>
       </w:pPr>
       <w:r>
-        <w:t xml:space="preserve">Default scan on scanme.nmap.org, list open ports.</w:t>
+        <w:t>Default scan on scanme.nmap.org, list open ports.</w:t>
       </w:r>
     </w:p>
     <w:p>
@@ -1312,7 +1323,7 @@
         <w:spacing w:after="80"/>
       </w:pPr>
       <w:r>
-        <w:t xml:space="preserve">Run -sS and -sT back to back with tcpdump capturing — confirm SYN never completes handshake.</w:t>
+        <w:t>Run -sS and -sT back to back with tcpdump capturing — confirm SYN never completes handshake.</w:t>
       </w:r>
     </w:p>
     <w:p>
@@ -1325,7 +1336,7 @@
         <w:spacing w:after="80"/>
       </w:pPr>
       <w:r>
-        <w:t xml:space="preserve">sudo nmap -sU --top-ports 20 on Metasploitable2, time it.</w:t>
+        <w:t>sudo nmap -sU --top-ports 20 on Metasploitable2, time it.</w:t>
       </w:r>
     </w:p>
     <w:p>
@@ -1338,30 +1349,41 @@
         <w:spacing w:after="80"/>
       </w:pPr>
       <w:r>
-        <w:t xml:space="preserve">Compare -p 1-1024 vs -p- — note ports found above 1024.</w:t>
+        <w:t>Compare -p 1-1024 vs -p- — note ports found above 1024.</w:t>
       </w:r>
     </w:p>
     <w:tbl>
       <w:tblPr>
-        <w:tblW w:type="dxa" w:w="9000"/>
+        <w:tblW w:w="9000" w:type="dxa"/>
         <w:tblBorders>
-          <w:top w:val="single" w:color="auto" w:sz="4"/>
-          <w:left w:val="single" w:color="auto" w:sz="4"/>
-          <w:bottom w:val="single" w:color="auto" w:sz="4"/>
-          <w:right w:val="single" w:color="auto" w:sz="4"/>
-          <w:insideH w:val="single" w:color="auto" w:sz="4"/>
-          <w:insideV w:val="single" w:color="auto" w:sz="4"/>
+          <w:top w:val="single" w:sz="4" w:space="0" w:color="auto"/>
+          <w:left w:val="single" w:sz="4" w:space="0" w:color="auto"/>
+          <w:bottom w:val="single" w:sz="4" w:space="0" w:color="auto"/>
+          <w:right w:val="single" w:sz="4" w:space="0" w:color="auto"/>
+          <w:insideH w:val="single" w:sz="4" w:space="0" w:color="auto"/>
+          <w:insideV w:val="single" w:sz="4" w:space="0" w:color="auto"/>
         </w:tblBorders>
+        <w:tblCellMar>
+          <w:left w:w="10" w:type="dxa"/>
+          <w:right w:w="10" w:type="dxa"/>
+        </w:tblCellMar>
+        <w:tblLook w:val="0000" w:firstRow="0" w:lastRow="0" w:firstColumn="0" w:lastColumn="0" w:noHBand="0" w:noVBand="0"/>
       </w:tblPr>
       <w:tblGrid>
         <w:gridCol w:w="3000"/>
         <w:gridCol w:w="6000"/>
       </w:tblGrid>
       <w:tr>
-        <w:tc>
-          <w:tcPr>
-            <w:tcW w:type="dxa" w:w="3000"/>
-            <w:shd w:fill="EFEFEF" w:val="clear"/>
+        <w:tblPrEx>
+          <w:tblCellMar>
+            <w:top w:w="0" w:type="dxa"/>
+            <w:bottom w:w="0" w:type="dxa"/>
+          </w:tblCellMar>
+        </w:tblPrEx>
+        <w:tc>
+          <w:tcPr>
+            <w:tcW w:w="3000" w:type="dxa"/>
+            <w:shd w:val="clear" w:color="auto" w:fill="EFEFEF"/>
           </w:tcPr>
           <w:p>
             <w:r>
@@ -1369,13 +1391,13 @@
                 <w:b/>
                 <w:bCs/>
               </w:rPr>
-              <w:t xml:space="preserve">Exercise status:</w:t>
-            </w:r>
-          </w:p>
-        </w:tc>
-        <w:tc>
-          <w:tcPr>
-            <w:tcW w:type="dxa" w:w="6000"/>
+              <w:t>Exercise status:</w:t>
+            </w:r>
+          </w:p>
+        </w:tc>
+        <w:tc>
+          <w:tcPr>
+            <w:tcW w:w="6000" w:type="dxa"/>
           </w:tcPr>
           <w:p/>
         </w:tc>
@@ -1395,39 +1417,50 @@
           <w:b/>
           <w:bCs/>
         </w:rPr>
-        <w:t xml:space="preserve">Screenshot — Default scan output (open ports list):</w:t>
+        <w:t>Screenshot — Default scan output (open ports list):</w:t>
       </w:r>
     </w:p>
     <w:tbl>
       <w:tblPr>
-        <w:tblW w:type="dxa" w:w="9000"/>
+        <w:tblW w:w="9000" w:type="dxa"/>
         <w:tblBorders>
-          <w:top w:val="single" w:color="auto" w:sz="4"/>
-          <w:left w:val="single" w:color="auto" w:sz="4"/>
-          <w:bottom w:val="single" w:color="auto" w:sz="4"/>
-          <w:right w:val="single" w:color="auto" w:sz="4"/>
-          <w:insideH w:val="single" w:color="auto" w:sz="4"/>
-          <w:insideV w:val="single" w:color="auto" w:sz="4"/>
+          <w:top w:val="single" w:sz="4" w:space="0" w:color="auto"/>
+          <w:left w:val="single" w:sz="4" w:space="0" w:color="auto"/>
+          <w:bottom w:val="single" w:sz="4" w:space="0" w:color="auto"/>
+          <w:right w:val="single" w:sz="4" w:space="0" w:color="auto"/>
+          <w:insideH w:val="single" w:sz="4" w:space="0" w:color="auto"/>
+          <w:insideV w:val="single" w:sz="4" w:space="0" w:color="auto"/>
         </w:tblBorders>
+        <w:tblCellMar>
+          <w:left w:w="10" w:type="dxa"/>
+          <w:right w:w="10" w:type="dxa"/>
+        </w:tblCellMar>
+        <w:tblLook w:val="0000" w:firstRow="0" w:lastRow="0" w:firstColumn="0" w:lastColumn="0" w:noHBand="0" w:noVBand="0"/>
       </w:tblPr>
       <w:tblGrid>
         <w:gridCol w:w="9000"/>
       </w:tblGrid>
       <w:tr>
-        <w:tc>
-          <w:tcPr>
-            <w:tcW w:type="dxa" w:w="9000"/>
+        <w:tblPrEx>
+          <w:tblCellMar>
+            <w:top w:w="0" w:type="dxa"/>
+            <w:bottom w:w="0" w:type="dxa"/>
+          </w:tblCellMar>
+        </w:tblPrEx>
+        <w:tc>
+          <w:tcPr>
+            <w:tcW w:w="9000" w:type="dxa"/>
             <w:tcBorders>
-              <w:top w:val="dashed" w:color="999999" w:sz="6"/>
-              <w:left w:val="dashed" w:color="999999" w:sz="6"/>
-              <w:bottom w:val="dashed" w:color="999999" w:sz="6"/>
-              <w:right w:val="dashed" w:color="999999" w:sz="6"/>
+              <w:top w:val="dashed" w:sz="6" w:space="0" w:color="999999"/>
+              <w:left w:val="dashed" w:sz="6" w:space="0" w:color="999999"/>
+              <w:bottom w:val="dashed" w:sz="6" w:space="0" w:color="999999"/>
+              <w:right w:val="dashed" w:sz="6" w:space="0" w:color="999999"/>
             </w:tcBorders>
-            <w:shd w:fill="FAFAFA" w:val="clear"/>
+            <w:shd w:val="clear" w:color="auto" w:fill="FAFAFA"/>
           </w:tcPr>
           <w:p>
             <w:pPr>
-              <w:spacing w:after="100" w:before="800"/>
+              <w:spacing w:before="800" w:after="100"/>
               <w:jc w:val="center"/>
             </w:pPr>
             <w:r>
@@ -1436,7 +1469,7 @@
                 <w:bCs/>
                 <w:color w:val="888888"/>
               </w:rPr>
-              <w:t xml:space="preserve">[ Insert Screenshot ]</w:t>
+              <w:t>[ Insert Screenshot ]</w:t>
             </w:r>
           </w:p>
           <w:p>
@@ -1452,7 +1485,7 @@
                 <w:sz w:val="18"/>
                 <w:szCs w:val="18"/>
               </w:rPr>
-              <w:t xml:space="preserve">nmap scanme.nmap.org default scan</w:t>
+              <w:t>nmap scanme.nmap.org default scan</w:t>
             </w:r>
           </w:p>
         </w:tc>
@@ -1472,39 +1505,50 @@
           <w:b/>
           <w:bCs/>
         </w:rPr>
-        <w:t xml:space="preserve">Screenshot — -sS vs -sT comparison with tcpdump capture:</w:t>
+        <w:t>Screenshot — -sS vs -sT comparison with tcpdump capture:</w:t>
       </w:r>
     </w:p>
     <w:tbl>
       <w:tblPr>
-        <w:tblW w:type="dxa" w:w="9000"/>
+        <w:tblW w:w="9000" w:type="dxa"/>
         <w:tblBorders>
-          <w:top w:val="single" w:color="auto" w:sz="4"/>
-          <w:left w:val="single" w:color="auto" w:sz="4"/>
-          <w:bottom w:val="single" w:color="auto" w:sz="4"/>
-          <w:right w:val="single" w:color="auto" w:sz="4"/>
-          <w:insideH w:val="single" w:color="auto" w:sz="4"/>
-          <w:insideV w:val="single" w:color="auto" w:sz="4"/>
+          <w:top w:val="single" w:sz="4" w:space="0" w:color="auto"/>
+          <w:left w:val="single" w:sz="4" w:space="0" w:color="auto"/>
+          <w:bottom w:val="single" w:sz="4" w:space="0" w:color="auto"/>
+          <w:right w:val="single" w:sz="4" w:space="0" w:color="auto"/>
+          <w:insideH w:val="single" w:sz="4" w:space="0" w:color="auto"/>
+          <w:insideV w:val="single" w:sz="4" w:space="0" w:color="auto"/>
         </w:tblBorders>
+        <w:tblCellMar>
+          <w:left w:w="10" w:type="dxa"/>
+          <w:right w:w="10" w:type="dxa"/>
+        </w:tblCellMar>
+        <w:tblLook w:val="0000" w:firstRow="0" w:lastRow="0" w:firstColumn="0" w:lastColumn="0" w:noHBand="0" w:noVBand="0"/>
       </w:tblPr>
       <w:tblGrid>
         <w:gridCol w:w="9000"/>
       </w:tblGrid>
       <w:tr>
-        <w:tc>
-          <w:tcPr>
-            <w:tcW w:type="dxa" w:w="9000"/>
+        <w:tblPrEx>
+          <w:tblCellMar>
+            <w:top w:w="0" w:type="dxa"/>
+            <w:bottom w:w="0" w:type="dxa"/>
+          </w:tblCellMar>
+        </w:tblPrEx>
+        <w:tc>
+          <w:tcPr>
+            <w:tcW w:w="9000" w:type="dxa"/>
             <w:tcBorders>
-              <w:top w:val="dashed" w:color="999999" w:sz="6"/>
-              <w:left w:val="dashed" w:color="999999" w:sz="6"/>
-              <w:bottom w:val="dashed" w:color="999999" w:sz="6"/>
-              <w:right w:val="dashed" w:color="999999" w:sz="6"/>
+              <w:top w:val="dashed" w:sz="6" w:space="0" w:color="999999"/>
+              <w:left w:val="dashed" w:sz="6" w:space="0" w:color="999999"/>
+              <w:bottom w:val="dashed" w:sz="6" w:space="0" w:color="999999"/>
+              <w:right w:val="dashed" w:sz="6" w:space="0" w:color="999999"/>
             </w:tcBorders>
-            <w:shd w:fill="FAFAFA" w:val="clear"/>
+            <w:shd w:val="clear" w:color="auto" w:fill="FAFAFA"/>
           </w:tcPr>
           <w:p>
             <w:pPr>
-              <w:spacing w:after="100" w:before="800"/>
+              <w:spacing w:before="800" w:after="100"/>
               <w:jc w:val="center"/>
             </w:pPr>
             <w:r>
@@ -1513,7 +1557,7 @@
                 <w:bCs/>
                 <w:color w:val="888888"/>
               </w:rPr>
-              <w:t xml:space="preserve">[ Insert Screenshot ]</w:t>
+              <w:t>[ Insert Screenshot ]</w:t>
             </w:r>
           </w:p>
           <w:p>
@@ -1529,7 +1573,7 @@
                 <w:sz w:val="18"/>
                 <w:szCs w:val="18"/>
               </w:rPr>
-              <w:t xml:space="preserve">SYN vs Connect scan + tcpdump handshake comparison</w:t>
+              <w:t>SYN vs Connect scan + tcpdump handshake comparison</w:t>
             </w:r>
           </w:p>
         </w:tc>
@@ -1549,39 +1593,50 @@
           <w:b/>
           <w:bCs/>
         </w:rPr>
-        <w:t xml:space="preserve">Screenshot — UDP scan timing result:</w:t>
+        <w:t>Screenshot — UDP scan timing result:</w:t>
       </w:r>
     </w:p>
     <w:tbl>
       <w:tblPr>
-        <w:tblW w:type="dxa" w:w="9000"/>
+        <w:tblW w:w="9000" w:type="dxa"/>
         <w:tblBorders>
-          <w:top w:val="single" w:color="auto" w:sz="4"/>
-          <w:left w:val="single" w:color="auto" w:sz="4"/>
-          <w:bottom w:val="single" w:color="auto" w:sz="4"/>
-          <w:right w:val="single" w:color="auto" w:sz="4"/>
-          <w:insideH w:val="single" w:color="auto" w:sz="4"/>
-          <w:insideV w:val="single" w:color="auto" w:sz="4"/>
+          <w:top w:val="single" w:sz="4" w:space="0" w:color="auto"/>
+          <w:left w:val="single" w:sz="4" w:space="0" w:color="auto"/>
+          <w:bottom w:val="single" w:sz="4" w:space="0" w:color="auto"/>
+          <w:right w:val="single" w:sz="4" w:space="0" w:color="auto"/>
+          <w:insideH w:val="single" w:sz="4" w:space="0" w:color="auto"/>
+          <w:insideV w:val="single" w:sz="4" w:space="0" w:color="auto"/>
         </w:tblBorders>
+        <w:tblCellMar>
+          <w:left w:w="10" w:type="dxa"/>
+          <w:right w:w="10" w:type="dxa"/>
+        </w:tblCellMar>
+        <w:tblLook w:val="0000" w:firstRow="0" w:lastRow="0" w:firstColumn="0" w:lastColumn="0" w:noHBand="0" w:noVBand="0"/>
       </w:tblPr>
       <w:tblGrid>
         <w:gridCol w:w="9000"/>
       </w:tblGrid>
       <w:tr>
-        <w:tc>
-          <w:tcPr>
-            <w:tcW w:type="dxa" w:w="9000"/>
+        <w:tblPrEx>
+          <w:tblCellMar>
+            <w:top w:w="0" w:type="dxa"/>
+            <w:bottom w:w="0" w:type="dxa"/>
+          </w:tblCellMar>
+        </w:tblPrEx>
+        <w:tc>
+          <w:tcPr>
+            <w:tcW w:w="9000" w:type="dxa"/>
             <w:tcBorders>
-              <w:top w:val="dashed" w:color="999999" w:sz="6"/>
-              <w:left w:val="dashed" w:color="999999" w:sz="6"/>
-              <w:bottom w:val="dashed" w:color="999999" w:sz="6"/>
-              <w:right w:val="dashed" w:color="999999" w:sz="6"/>
+              <w:top w:val="dashed" w:sz="6" w:space="0" w:color="999999"/>
+              <w:left w:val="dashed" w:sz="6" w:space="0" w:color="999999"/>
+              <w:bottom w:val="dashed" w:sz="6" w:space="0" w:color="999999"/>
+              <w:right w:val="dashed" w:sz="6" w:space="0" w:color="999999"/>
             </w:tcBorders>
-            <w:shd w:fill="FAFAFA" w:val="clear"/>
+            <w:shd w:val="clear" w:color="auto" w:fill="FAFAFA"/>
           </w:tcPr>
           <w:p>
             <w:pPr>
-              <w:spacing w:after="100" w:before="800"/>
+              <w:spacing w:before="800" w:after="100"/>
               <w:jc w:val="center"/>
             </w:pPr>
             <w:r>
@@ -1590,7 +1645,8 @@
                 <w:bCs/>
                 <w:color w:val="888888"/>
               </w:rPr>
-              <w:t xml:space="preserve">[ Insert Screenshot ]</w:t>
+              <w:lastRenderedPageBreak/>
+              <w:t>[ Insert Screenshot ]</w:t>
             </w:r>
           </w:p>
           <w:p>
@@ -1606,7 +1662,7 @@
                 <w:sz w:val="18"/>
                 <w:szCs w:val="18"/>
               </w:rPr>
-              <w:t xml:space="preserve">nmap -sU --top-ports 20 output + time</w:t>
+              <w:t>nmap -sU --top-ports 20 output + time</w:t>
             </w:r>
           </w:p>
         </w:tc>
@@ -1626,39 +1682,50 @@
           <w:b/>
           <w:bCs/>
         </w:rPr>
-        <w:t xml:space="preserve">Screenshot — Port range vs full port sweep comparison:</w:t>
+        <w:t>Screenshot — Port range vs full port sweep comparison:</w:t>
       </w:r>
     </w:p>
     <w:tbl>
       <w:tblPr>
-        <w:tblW w:type="dxa" w:w="9000"/>
+        <w:tblW w:w="9000" w:type="dxa"/>
         <w:tblBorders>
-          <w:top w:val="single" w:color="auto" w:sz="4"/>
-          <w:left w:val="single" w:color="auto" w:sz="4"/>
-          <w:bottom w:val="single" w:color="auto" w:sz="4"/>
-          <w:right w:val="single" w:color="auto" w:sz="4"/>
-          <w:insideH w:val="single" w:color="auto" w:sz="4"/>
-          <w:insideV w:val="single" w:color="auto" w:sz="4"/>
+          <w:top w:val="single" w:sz="4" w:space="0" w:color="auto"/>
+          <w:left w:val="single" w:sz="4" w:space="0" w:color="auto"/>
+          <w:bottom w:val="single" w:sz="4" w:space="0" w:color="auto"/>
+          <w:right w:val="single" w:sz="4" w:space="0" w:color="auto"/>
+          <w:insideH w:val="single" w:sz="4" w:space="0" w:color="auto"/>
+          <w:insideV w:val="single" w:sz="4" w:space="0" w:color="auto"/>
         </w:tblBorders>
+        <w:tblCellMar>
+          <w:left w:w="10" w:type="dxa"/>
+          <w:right w:w="10" w:type="dxa"/>
+        </w:tblCellMar>
+        <w:tblLook w:val="0000" w:firstRow="0" w:lastRow="0" w:firstColumn="0" w:lastColumn="0" w:noHBand="0" w:noVBand="0"/>
       </w:tblPr>
       <w:tblGrid>
         <w:gridCol w:w="9000"/>
       </w:tblGrid>
       <w:tr>
-        <w:tc>
-          <w:tcPr>
-            <w:tcW w:type="dxa" w:w="9000"/>
+        <w:tblPrEx>
+          <w:tblCellMar>
+            <w:top w:w="0" w:type="dxa"/>
+            <w:bottom w:w="0" w:type="dxa"/>
+          </w:tblCellMar>
+        </w:tblPrEx>
+        <w:tc>
+          <w:tcPr>
+            <w:tcW w:w="9000" w:type="dxa"/>
             <w:tcBorders>
-              <w:top w:val="dashed" w:color="999999" w:sz="6"/>
-              <w:left w:val="dashed" w:color="999999" w:sz="6"/>
-              <w:bottom w:val="dashed" w:color="999999" w:sz="6"/>
-              <w:right w:val="dashed" w:color="999999" w:sz="6"/>
+              <w:top w:val="dashed" w:sz="6" w:space="0" w:color="999999"/>
+              <w:left w:val="dashed" w:sz="6" w:space="0" w:color="999999"/>
+              <w:bottom w:val="dashed" w:sz="6" w:space="0" w:color="999999"/>
+              <w:right w:val="dashed" w:sz="6" w:space="0" w:color="999999"/>
             </w:tcBorders>
-            <w:shd w:fill="FAFAFA" w:val="clear"/>
+            <w:shd w:val="clear" w:color="auto" w:fill="FAFAFA"/>
           </w:tcPr>
           <w:p>
             <w:pPr>
-              <w:spacing w:after="100" w:before="800"/>
+              <w:spacing w:before="800" w:after="100"/>
               <w:jc w:val="center"/>
             </w:pPr>
             <w:r>
@@ -1667,7 +1734,7 @@
                 <w:bCs/>
                 <w:color w:val="888888"/>
               </w:rPr>
-              <w:t xml:space="preserve">[ Insert Screenshot ]</w:t>
+              <w:t>[ Insert Screenshot ]</w:t>
             </w:r>
           </w:p>
           <w:p>
@@ -1683,7 +1750,7 @@
                 <w:sz w:val="18"/>
                 <w:szCs w:val="18"/>
               </w:rPr>
-              <w:t xml:space="preserve">nmap -p 1-1024 vs -p- results</w:t>
+              <w:t>nmap -p 1-1024 vs -p- results</w:t>
             </w:r>
           </w:p>
         </w:tc>
@@ -1703,7 +1770,7 @@
           <w:b/>
           <w:bCs/>
         </w:rPr>
-        <w:t xml:space="preserve">Observation — What I learnt from this activity:</w:t>
+        <w:t>Observation — What I learnt from this activity:</w:t>
       </w:r>
     </w:p>
     <w:p>
@@ -1718,91 +1785,120 @@
           <w:sz w:val="18"/>
           <w:szCs w:val="18"/>
         </w:rPr>
-        <w:t xml:space="preserve">e.g. what's the practical difference between -sS and -sT you observed? Which ports appeared only above 1024?</w:t>
+        <w:t>e.g. what's the practical difference between -sS and -sT you observed? Which ports appeared only above 1024?</w:t>
       </w:r>
     </w:p>
     <w:tbl>
       <w:tblPr>
-        <w:tblW w:type="dxa" w:w="9000"/>
+        <w:tblW w:w="9000" w:type="dxa"/>
         <w:tblBorders>
-          <w:top w:val="single" w:color="auto" w:sz="4"/>
-          <w:left w:val="single" w:color="auto" w:sz="4"/>
-          <w:bottom w:val="single" w:color="auto" w:sz="4"/>
-          <w:right w:val="single" w:color="auto" w:sz="4"/>
-          <w:insideH w:val="single" w:color="auto" w:sz="4"/>
-          <w:insideV w:val="single" w:color="auto" w:sz="4"/>
+          <w:top w:val="single" w:sz="4" w:space="0" w:color="auto"/>
+          <w:left w:val="single" w:sz="4" w:space="0" w:color="auto"/>
+          <w:bottom w:val="single" w:sz="4" w:space="0" w:color="auto"/>
+          <w:right w:val="single" w:sz="4" w:space="0" w:color="auto"/>
+          <w:insideH w:val="single" w:sz="4" w:space="0" w:color="auto"/>
+          <w:insideV w:val="single" w:sz="4" w:space="0" w:color="auto"/>
         </w:tblBorders>
+        <w:tblCellMar>
+          <w:left w:w="10" w:type="dxa"/>
+          <w:right w:w="10" w:type="dxa"/>
+        </w:tblCellMar>
+        <w:tblLook w:val="0000" w:firstRow="0" w:lastRow="0" w:firstColumn="0" w:lastColumn="0" w:noHBand="0" w:noVBand="0"/>
       </w:tblPr>
       <w:tblGrid>
         <w:gridCol w:w="9000"/>
       </w:tblGrid>
       <w:tr>
-        <w:tc>
-          <w:tcPr>
-            <w:tcW w:type="dxa" w:w="9000"/>
+        <w:tblPrEx>
+          <w:tblCellMar>
+            <w:top w:w="0" w:type="dxa"/>
+            <w:bottom w:w="0" w:type="dxa"/>
+          </w:tblCellMar>
+        </w:tblPrEx>
+        <w:tc>
+          <w:tcPr>
+            <w:tcW w:w="9000" w:type="dxa"/>
             <w:tcBorders>
-              <w:top w:val="none" w:color="FFFFFF" w:sz="0"/>
-              <w:left w:val="none" w:color="FFFFFF" w:sz="0"/>
-              <w:bottom w:val="single" w:color="BBBBBB" w:sz="4"/>
-              <w:right w:val="none" w:color="FFFFFF" w:sz="0"/>
+              <w:top w:val="none" w:sz="0" w:space="0" w:color="FFFFFF"/>
+              <w:left w:val="none" w:sz="0" w:space="0" w:color="FFFFFF"/>
+              <w:bottom w:val="single" w:sz="4" w:space="0" w:color="BBBBBB"/>
+              <w:right w:val="none" w:sz="0" w:space="0" w:color="FFFFFF"/>
             </w:tcBorders>
             <w:tcMar>
-              <w:top w:type="dxa" w:w="200"/>
-              <w:bottom w:type="dxa" w:w="200"/>
+              <w:top w:w="200" w:type="dxa"/>
+              <w:bottom w:w="200" w:type="dxa"/>
             </w:tcMar>
           </w:tcPr>
           <w:p/>
         </w:tc>
       </w:tr>
       <w:tr>
-        <w:tc>
-          <w:tcPr>
-            <w:tcW w:type="dxa" w:w="9000"/>
+        <w:tblPrEx>
+          <w:tblCellMar>
+            <w:top w:w="0" w:type="dxa"/>
+            <w:bottom w:w="0" w:type="dxa"/>
+          </w:tblCellMar>
+        </w:tblPrEx>
+        <w:tc>
+          <w:tcPr>
+            <w:tcW w:w="9000" w:type="dxa"/>
             <w:tcBorders>
-              <w:top w:val="none" w:color="FFFFFF" w:sz="0"/>
-              <w:left w:val="none" w:color="FFFFFF" w:sz="0"/>
-              <w:bottom w:val="single" w:color="BBBBBB" w:sz="4"/>
-              <w:right w:val="none" w:color="FFFFFF" w:sz="0"/>
+              <w:top w:val="none" w:sz="0" w:space="0" w:color="FFFFFF"/>
+              <w:left w:val="none" w:sz="0" w:space="0" w:color="FFFFFF"/>
+              <w:bottom w:val="single" w:sz="4" w:space="0" w:color="BBBBBB"/>
+              <w:right w:val="none" w:sz="0" w:space="0" w:color="FFFFFF"/>
             </w:tcBorders>
             <w:tcMar>
-              <w:top w:type="dxa" w:w="200"/>
-              <w:bottom w:type="dxa" w:w="200"/>
+              <w:top w:w="200" w:type="dxa"/>
+              <w:bottom w:w="200" w:type="dxa"/>
             </w:tcMar>
           </w:tcPr>
           <w:p/>
         </w:tc>
       </w:tr>
       <w:tr>
-        <w:tc>
-          <w:tcPr>
-            <w:tcW w:type="dxa" w:w="9000"/>
+        <w:tblPrEx>
+          <w:tblCellMar>
+            <w:top w:w="0" w:type="dxa"/>
+            <w:bottom w:w="0" w:type="dxa"/>
+          </w:tblCellMar>
+        </w:tblPrEx>
+        <w:tc>
+          <w:tcPr>
+            <w:tcW w:w="9000" w:type="dxa"/>
             <w:tcBorders>
-              <w:top w:val="none" w:color="FFFFFF" w:sz="0"/>
-              <w:left w:val="none" w:color="FFFFFF" w:sz="0"/>
-              <w:bottom w:val="single" w:color="BBBBBB" w:sz="4"/>
-              <w:right w:val="none" w:color="FFFFFF" w:sz="0"/>
+              <w:top w:val="none" w:sz="0" w:space="0" w:color="FFFFFF"/>
+              <w:left w:val="none" w:sz="0" w:space="0" w:color="FFFFFF"/>
+              <w:bottom w:val="single" w:sz="4" w:space="0" w:color="BBBBBB"/>
+              <w:right w:val="none" w:sz="0" w:space="0" w:color="FFFFFF"/>
             </w:tcBorders>
             <w:tcMar>
-              <w:top w:type="dxa" w:w="200"/>
-              <w:bottom w:type="dxa" w:w="200"/>
+              <w:top w:w="200" w:type="dxa"/>
+              <w:bottom w:w="200" w:type="dxa"/>
             </w:tcMar>
           </w:tcPr>
           <w:p/>
         </w:tc>
       </w:tr>
       <w:tr>
-        <w:tc>
-          <w:tcPr>
-            <w:tcW w:type="dxa" w:w="9000"/>
+        <w:tblPrEx>
+          <w:tblCellMar>
+            <w:top w:w="0" w:type="dxa"/>
+            <w:bottom w:w="0" w:type="dxa"/>
+          </w:tblCellMar>
+        </w:tblPrEx>
+        <w:tc>
+          <w:tcPr>
+            <w:tcW w:w="9000" w:type="dxa"/>
             <w:tcBorders>
-              <w:top w:val="none" w:color="FFFFFF" w:sz="0"/>
-              <w:left w:val="none" w:color="FFFFFF" w:sz="0"/>
-              <w:bottom w:val="single" w:color="BBBBBB" w:sz="4"/>
-              <w:right w:val="none" w:color="FFFFFF" w:sz="0"/>
+              <w:top w:val="none" w:sz="0" w:space="0" w:color="FFFFFF"/>
+              <w:left w:val="none" w:sz="0" w:space="0" w:color="FFFFFF"/>
+              <w:bottom w:val="single" w:sz="4" w:space="0" w:color="BBBBBB"/>
+              <w:right w:val="none" w:sz="0" w:space="0" w:color="FFFFFF"/>
             </w:tcBorders>
             <w:tcMar>
-              <w:top w:type="dxa" w:w="200"/>
-              <w:bottom w:type="dxa" w:w="200"/>
+              <w:top w:w="200" w:type="dxa"/>
+              <w:bottom w:w="200" w:type="dxa"/>
             </w:tcMar>
           </w:tcPr>
           <w:p/>
@@ -1817,36 +1913,48 @@
     <w:p>
       <w:pPr>
         <w:pStyle w:val="Heading1"/>
-        <w:spacing w:after="200" w:before="400"/>
-      </w:pPr>
-      <w:r>
-        <w:t xml:space="preserve">Quick Reference — Flags Covered (Modules 1 &amp; 2)</w:t>
+        <w:spacing w:before="400" w:after="200"/>
+      </w:pPr>
+      <w:r>
+        <w:lastRenderedPageBreak/>
+        <w:t>Quick Reference — Flags Covered (Modules 1 &amp; 2)</w:t>
       </w:r>
     </w:p>
     <w:tbl>
       <w:tblPr>
-        <w:tblW w:type="dxa" w:w="9000"/>
+        <w:tblW w:w="9000" w:type="dxa"/>
         <w:tblBorders>
-          <w:top w:val="single" w:color="auto" w:sz="4"/>
-          <w:left w:val="single" w:color="auto" w:sz="4"/>
-          <w:bottom w:val="single" w:color="auto" w:sz="4"/>
-          <w:right w:val="single" w:color="auto" w:sz="4"/>
-          <w:insideH w:val="single" w:color="auto" w:sz="4"/>
-          <w:insideV w:val="single" w:color="auto" w:sz="4"/>
+          <w:top w:val="single" w:sz="4" w:space="0" w:color="auto"/>
+          <w:left w:val="single" w:sz="4" w:space="0" w:color="auto"/>
+          <w:bottom w:val="single" w:sz="4" w:space="0" w:color="auto"/>
+          <w:right w:val="single" w:sz="4" w:space="0" w:color="auto"/>
+          <w:insideH w:val="single" w:sz="4" w:space="0" w:color="auto"/>
+          <w:insideV w:val="single" w:sz="4" w:space="0" w:color="auto"/>
         </w:tblBorders>
+        <w:tblCellMar>
+          <w:left w:w="10" w:type="dxa"/>
+          <w:right w:w="10" w:type="dxa"/>
+        </w:tblCellMar>
+        <w:tblLook w:val="0000" w:firstRow="0" w:lastRow="0" w:firstColumn="0" w:lastColumn="0" w:noHBand="0" w:noVBand="0"/>
       </w:tblPr>
       <w:tblGrid>
         <w:gridCol w:w="2500"/>
         <w:gridCol w:w="6500"/>
       </w:tblGrid>
       <w:tr>
+        <w:tblPrEx>
+          <w:tblCellMar>
+            <w:top w:w="0" w:type="dxa"/>
+            <w:bottom w:w="0" w:type="dxa"/>
+          </w:tblCellMar>
+        </w:tblPrEx>
         <w:trPr>
           <w:tblHeader/>
         </w:trPr>
         <w:tc>
           <w:tcPr>
-            <w:tcW w:type="dxa" w:w="2500"/>
-            <w:shd w:fill="DDDDDD" w:val="clear"/>
+            <w:tcW w:w="2500" w:type="dxa"/>
+            <w:shd w:val="clear" w:color="auto" w:fill="DDDDDD"/>
           </w:tcPr>
           <w:p>
             <w:r>
@@ -1854,14 +1962,14 @@
                 <w:b/>
                 <w:bCs/>
               </w:rPr>
-              <w:t xml:space="preserve">Flag</w:t>
-            </w:r>
-          </w:p>
-        </w:tc>
-        <w:tc>
-          <w:tcPr>
-            <w:tcW w:type="dxa" w:w="6500"/>
-            <w:shd w:fill="DDDDDD" w:val="clear"/>
+              <w:t>Flag</w:t>
+            </w:r>
+          </w:p>
+        </w:tc>
+        <w:tc>
+          <w:tcPr>
+            <w:tcW w:w="6500" w:type="dxa"/>
+            <w:shd w:val="clear" w:color="auto" w:fill="DDDDDD"/>
           </w:tcPr>
           <w:p>
             <w:r>
@@ -1869,207 +1977,255 @@
                 <w:b/>
                 <w:bCs/>
               </w:rPr>
-              <w:t xml:space="preserve">Meaning</w:t>
+              <w:t>Meaning</w:t>
             </w:r>
           </w:p>
         </w:tc>
       </w:tr>
       <w:tr>
-        <w:tc>
-          <w:tcPr>
-            <w:tcW w:type="dxa" w:w="2500"/>
+        <w:tblPrEx>
+          <w:tblCellMar>
+            <w:top w:w="0" w:type="dxa"/>
+            <w:bottom w:w="0" w:type="dxa"/>
+          </w:tblCellMar>
+        </w:tblPrEx>
+        <w:tc>
+          <w:tcPr>
+            <w:tcW w:w="2500" w:type="dxa"/>
           </w:tcPr>
           <w:p>
             <w:r>
               <w:rPr>
-                <w:rFonts w:ascii="Consolas" w:cs="Consolas" w:eastAsia="Consolas" w:hAnsi="Consolas"/>
+                <w:rFonts w:ascii="Consolas" w:eastAsia="Consolas" w:hAnsi="Consolas" w:cs="Consolas"/>
               </w:rPr>
-              <w:t xml:space="preserve">-sn</w:t>
-            </w:r>
-          </w:p>
-        </w:tc>
-        <w:tc>
-          <w:tcPr>
-            <w:tcW w:type="dxa" w:w="6500"/>
-          </w:tcPr>
-          <w:p>
-            <w:r>
-              <w:t xml:space="preserve">Ping scan, no ports</w:t>
+              <w:t>-sn</w:t>
+            </w:r>
+          </w:p>
+        </w:tc>
+        <w:tc>
+          <w:tcPr>
+            <w:tcW w:w="6500" w:type="dxa"/>
+          </w:tcPr>
+          <w:p>
+            <w:r>
+              <w:t>Ping scan, no ports</w:t>
             </w:r>
           </w:p>
         </w:tc>
       </w:tr>
       <w:tr>
-        <w:tc>
-          <w:tcPr>
-            <w:tcW w:type="dxa" w:w="2500"/>
+        <w:tblPrEx>
+          <w:tblCellMar>
+            <w:top w:w="0" w:type="dxa"/>
+            <w:bottom w:w="0" w:type="dxa"/>
+          </w:tblCellMar>
+        </w:tblPrEx>
+        <w:tc>
+          <w:tcPr>
+            <w:tcW w:w="2500" w:type="dxa"/>
           </w:tcPr>
           <w:p>
             <w:r>
               <w:rPr>
-                <w:rFonts w:ascii="Consolas" w:cs="Consolas" w:eastAsia="Consolas" w:hAnsi="Consolas"/>
+                <w:rFonts w:ascii="Consolas" w:eastAsia="Consolas" w:hAnsi="Consolas" w:cs="Consolas"/>
               </w:rPr>
-              <w:t xml:space="preserve">-Pn</w:t>
-            </w:r>
-          </w:p>
-        </w:tc>
-        <w:tc>
-          <w:tcPr>
-            <w:tcW w:type="dxa" w:w="6500"/>
-          </w:tcPr>
-          <w:p>
-            <w:r>
-              <w:t xml:space="preserve">Skip host discovery</w:t>
+              <w:t>-Pn</w:t>
+            </w:r>
+          </w:p>
+        </w:tc>
+        <w:tc>
+          <w:tcPr>
+            <w:tcW w:w="6500" w:type="dxa"/>
+          </w:tcPr>
+          <w:p>
+            <w:r>
+              <w:t>Skip host discovery</w:t>
             </w:r>
           </w:p>
         </w:tc>
       </w:tr>
       <w:tr>
-        <w:tc>
-          <w:tcPr>
-            <w:tcW w:type="dxa" w:w="2500"/>
+        <w:tblPrEx>
+          <w:tblCellMar>
+            <w:top w:w="0" w:type="dxa"/>
+            <w:bottom w:w="0" w:type="dxa"/>
+          </w:tblCellMar>
+        </w:tblPrEx>
+        <w:tc>
+          <w:tcPr>
+            <w:tcW w:w="2500" w:type="dxa"/>
           </w:tcPr>
           <w:p>
             <w:r>
               <w:rPr>
-                <w:rFonts w:ascii="Consolas" w:cs="Consolas" w:eastAsia="Consolas" w:hAnsi="Consolas"/>
+                <w:rFonts w:ascii="Consolas" w:eastAsia="Consolas" w:hAnsi="Consolas" w:cs="Consolas"/>
               </w:rPr>
-              <w:t xml:space="preserve">-sL</w:t>
-            </w:r>
-          </w:p>
-        </w:tc>
-        <w:tc>
-          <w:tcPr>
-            <w:tcW w:type="dxa" w:w="6500"/>
-          </w:tcPr>
-          <w:p>
-            <w:r>
-              <w:t xml:space="preserve">List targets only, no packets sent</w:t>
+              <w:t>-sL</w:t>
+            </w:r>
+          </w:p>
+        </w:tc>
+        <w:tc>
+          <w:tcPr>
+            <w:tcW w:w="6500" w:type="dxa"/>
+          </w:tcPr>
+          <w:p>
+            <w:r>
+              <w:t>List targets only, no packets sent</w:t>
             </w:r>
           </w:p>
         </w:tc>
       </w:tr>
       <w:tr>
-        <w:tc>
-          <w:tcPr>
-            <w:tcW w:type="dxa" w:w="2500"/>
+        <w:tblPrEx>
+          <w:tblCellMar>
+            <w:top w:w="0" w:type="dxa"/>
+            <w:bottom w:w="0" w:type="dxa"/>
+          </w:tblCellMar>
+        </w:tblPrEx>
+        <w:tc>
+          <w:tcPr>
+            <w:tcW w:w="2500" w:type="dxa"/>
           </w:tcPr>
           <w:p>
             <w:r>
               <w:rPr>
-                <w:rFonts w:ascii="Consolas" w:cs="Consolas" w:eastAsia="Consolas" w:hAnsi="Consolas"/>
+                <w:rFonts w:ascii="Consolas" w:eastAsia="Consolas" w:hAnsi="Consolas" w:cs="Consolas"/>
               </w:rPr>
-              <w:t xml:space="preserve">-sS</w:t>
-            </w:r>
-          </w:p>
-        </w:tc>
-        <w:tc>
-          <w:tcPr>
-            <w:tcW w:type="dxa" w:w="6500"/>
-          </w:tcPr>
-          <w:p>
-            <w:r>
-              <w:t xml:space="preserve">SYN (stealth) scan</w:t>
+              <w:t>-sS</w:t>
+            </w:r>
+          </w:p>
+        </w:tc>
+        <w:tc>
+          <w:tcPr>
+            <w:tcW w:w="6500" w:type="dxa"/>
+          </w:tcPr>
+          <w:p>
+            <w:r>
+              <w:t>SYN (stealth) scan</w:t>
             </w:r>
           </w:p>
         </w:tc>
       </w:tr>
       <w:tr>
-        <w:tc>
-          <w:tcPr>
-            <w:tcW w:type="dxa" w:w="2500"/>
+        <w:tblPrEx>
+          <w:tblCellMar>
+            <w:top w:w="0" w:type="dxa"/>
+            <w:bottom w:w="0" w:type="dxa"/>
+          </w:tblCellMar>
+        </w:tblPrEx>
+        <w:tc>
+          <w:tcPr>
+            <w:tcW w:w="2500" w:type="dxa"/>
           </w:tcPr>
           <w:p>
             <w:r>
               <w:rPr>
-                <w:rFonts w:ascii="Consolas" w:cs="Consolas" w:eastAsia="Consolas" w:hAnsi="Consolas"/>
+                <w:rFonts w:ascii="Consolas" w:eastAsia="Consolas" w:hAnsi="Consolas" w:cs="Consolas"/>
               </w:rPr>
-              <w:t xml:space="preserve">-sT</w:t>
-            </w:r>
-          </w:p>
-        </w:tc>
-        <w:tc>
-          <w:tcPr>
-            <w:tcW w:type="dxa" w:w="6500"/>
-          </w:tcPr>
-          <w:p>
-            <w:r>
-              <w:t xml:space="preserve">TCP connect scan</w:t>
+              <w:t>-sT</w:t>
+            </w:r>
+          </w:p>
+        </w:tc>
+        <w:tc>
+          <w:tcPr>
+            <w:tcW w:w="6500" w:type="dxa"/>
+          </w:tcPr>
+          <w:p>
+            <w:r>
+              <w:t>TCP connect scan</w:t>
             </w:r>
           </w:p>
         </w:tc>
       </w:tr>
       <w:tr>
-        <w:tc>
-          <w:tcPr>
-            <w:tcW w:type="dxa" w:w="2500"/>
+        <w:tblPrEx>
+          <w:tblCellMar>
+            <w:top w:w="0" w:type="dxa"/>
+            <w:bottom w:w="0" w:type="dxa"/>
+          </w:tblCellMar>
+        </w:tblPrEx>
+        <w:tc>
+          <w:tcPr>
+            <w:tcW w:w="2500" w:type="dxa"/>
           </w:tcPr>
           <w:p>
             <w:r>
               <w:rPr>
-                <w:rFonts w:ascii="Consolas" w:cs="Consolas" w:eastAsia="Consolas" w:hAnsi="Consolas"/>
+                <w:rFonts w:ascii="Consolas" w:eastAsia="Consolas" w:hAnsi="Consolas" w:cs="Consolas"/>
               </w:rPr>
-              <w:t xml:space="preserve">-sU</w:t>
-            </w:r>
-          </w:p>
-        </w:tc>
-        <w:tc>
-          <w:tcPr>
-            <w:tcW w:type="dxa" w:w="6500"/>
-          </w:tcPr>
-          <w:p>
-            <w:r>
-              <w:t xml:space="preserve">UDP scan</w:t>
+              <w:t>-sU</w:t>
+            </w:r>
+          </w:p>
+        </w:tc>
+        <w:tc>
+          <w:tcPr>
+            <w:tcW w:w="6500" w:type="dxa"/>
+          </w:tcPr>
+          <w:p>
+            <w:r>
+              <w:t>UDP scan</w:t>
             </w:r>
           </w:p>
         </w:tc>
       </w:tr>
       <w:tr>
-        <w:tc>
-          <w:tcPr>
-            <w:tcW w:type="dxa" w:w="2500"/>
+        <w:tblPrEx>
+          <w:tblCellMar>
+            <w:top w:w="0" w:type="dxa"/>
+            <w:bottom w:w="0" w:type="dxa"/>
+          </w:tblCellMar>
+        </w:tblPrEx>
+        <w:tc>
+          <w:tcPr>
+            <w:tcW w:w="2500" w:type="dxa"/>
           </w:tcPr>
           <w:p>
             <w:r>
               <w:rPr>
-                <w:rFonts w:ascii="Consolas" w:cs="Consolas" w:eastAsia="Consolas" w:hAnsi="Consolas"/>
+                <w:rFonts w:ascii="Consolas" w:eastAsia="Consolas" w:hAnsi="Consolas" w:cs="Consolas"/>
               </w:rPr>
-              <w:t xml:space="preserve">-p-</w:t>
-            </w:r>
-          </w:p>
-        </w:tc>
-        <w:tc>
-          <w:tcPr>
-            <w:tcW w:type="dxa" w:w="6500"/>
-          </w:tcPr>
-          <w:p>
-            <w:r>
-              <w:t xml:space="preserve">All 65535 ports</w:t>
+              <w:t>-p-</w:t>
+            </w:r>
+          </w:p>
+        </w:tc>
+        <w:tc>
+          <w:tcPr>
+            <w:tcW w:w="6500" w:type="dxa"/>
+          </w:tcPr>
+          <w:p>
+            <w:r>
+              <w:t>All 65535 ports</w:t>
             </w:r>
           </w:p>
         </w:tc>
       </w:tr>
       <w:tr>
-        <w:tc>
-          <w:tcPr>
-            <w:tcW w:type="dxa" w:w="2500"/>
+        <w:tblPrEx>
+          <w:tblCellMar>
+            <w:top w:w="0" w:type="dxa"/>
+            <w:bottom w:w="0" w:type="dxa"/>
+          </w:tblCellMar>
+        </w:tblPrEx>
+        <w:tc>
+          <w:tcPr>
+            <w:tcW w:w="2500" w:type="dxa"/>
           </w:tcPr>
           <w:p>
             <w:r>
               <w:rPr>
-                <w:rFonts w:ascii="Consolas" w:cs="Consolas" w:eastAsia="Consolas" w:hAnsi="Consolas"/>
+                <w:rFonts w:ascii="Consolas" w:eastAsia="Consolas" w:hAnsi="Consolas" w:cs="Consolas"/>
               </w:rPr>
-              <w:t xml:space="preserve">-p &lt;list/range&gt;</w:t>
-            </w:r>
-          </w:p>
-        </w:tc>
-        <w:tc>
-          <w:tcPr>
-            <w:tcW w:type="dxa" w:w="6500"/>
-          </w:tcPr>
-          <w:p>
-            <w:r>
-              <w:t xml:space="preserve">Specific ports</w:t>
+              <w:t>-p &lt;list/range&gt;</w:t>
+            </w:r>
+          </w:p>
+        </w:tc>
+        <w:tc>
+          <w:tcPr>
+            <w:tcW w:w="6500" w:type="dxa"/>
+          </w:tcPr>
+          <w:p>
+            <w:r>
+              <w:t>Specific ports</w:t>
             </w:r>
           </w:p>
         </w:tc>
@@ -2090,102 +2246,26 @@
           <w:iCs/>
           <w:color w:val="777777"/>
         </w:rPr>
-        <w:t xml:space="preserve">Note: Modules 3-7 (Service/Version Detection, Timing, NSE, Output/Reporting, Evasion) will be added to this document as they are completed, in daily updates.</w:t>
+        <w:t>Note: Modules 3-7 (Service/Version Detection, Timing, NSE, Output/Reporting, Evasion) will be added to this document as they are completed, in daily updates.</w:t>
       </w:r>
     </w:p>
     <w:sectPr>
-      <w:pgSz w:w="12240" w:h="15840" w:orient="portrait"/>
+      <w:pgSz w:w="12240" w:h="15840"/>
       <w:pgMar w:top="1440" w:right="1440" w:bottom="1440" w:left="1440" w:header="708" w:footer="708" w:gutter="0"/>
-      <w:pgNumType/>
+      <w:cols w:space="720"/>
       <w:docGrid w:linePitch="360"/>
     </w:sectPr>
   </w:body>
 </w:document>
 </file>
 
-<file path=word/comments.xml><?xml version="1.0" encoding="utf-8"?>
-<w:comments xmlns:cx="http://schemas.microsoft.com/office/drawing/2014/chartex" xmlns:cx1="http://schemas.microsoft.com/office/drawing/2015/9/8/chartex" xmlns:cx2="http://schemas.microsoft.com/office/drawing/2015/10/21/chartex" xmlns:cx3="http://schemas.microsoft.com/office/drawing/2016/5/9/chartex" xmlns:cx4="http://schemas.microsoft.com/office/drawing/2016/5/10/chartex" xmlns:cx5="http://schemas.microsoft.com/office/drawing/2016/5/11/chartex" xmlns:cx6="http://schemas.microsoft.com/office/drawing/2016/5/12/chartex" xmlns:cx7="http://schemas.microsoft.com/office/drawing/2016/5/13/chartex" xmlns:cx8="http://schemas.microsoft.com/office/drawing/2016/5/14/chartex" xmlns:mc="http://schemas.openxmlformats.org/markup-compatibility/2006" xmlns:aink="http://schemas.microsoft.com/office/drawing/2016/ink" xmlns:am3d="http://schemas.microsoft.com/office/drawing/2017/model3d" xmlns:o="urn:schemas-microsoft-com:office:office" xmlns:r="http://schemas.openxmlformats.org/officeDocument/2006/relationships" xmlns:m="http://schemas.openxmlformats.org/officeDocument/2006/math" xmlns:v="urn:schemas-microsoft-com:vml" xmlns:wp14="http://schemas.microsoft.com/office/word/2010/wordprocessingDrawing" xmlns:wp="http://schemas.openxmlformats.org/drawingml/2006/wordprocessingDrawing" xmlns:w10="urn:schemas-microsoft-com:office:word" xmlns:w="http://schemas.openxmlformats.org/wordprocessingml/2006/main" xmlns:w14="http://schemas.microsoft.com/office/word/2010/wordml" xmlns:w15="http://schemas.microsoft.com/office/word/2012/wordml" xmlns:w16cex="http://schemas.microsoft.com/office/word/2018/wordml/cex" xmlns:w16cid="http://schemas.microsoft.com/office/word/2016/wordml/cid" xmlns:w16="http://schemas.microsoft.com/office/word/2018/wordml" xmlns:w16sdtdh="http://schemas.microsoft.com/office/word/2020/wordml/sdtdatahash" xmlns:w16se="http://schemas.microsoft.com/office/word/2015/wordml/symex" xmlns:wpg="http://schemas.microsoft.com/office/word/2010/wordprocessingGroup" xmlns:wpi="http://schemas.microsoft.com/office/word/2010/wordprocessingInk" xmlns:wne="http://schemas.microsoft.com/office/word/2006/wordml" xmlns:wps="http://schemas.microsoft.com/office/word/2010/wordprocessingShape"/>
-</file>
-
-<file path=word/endnotes.xml><?xml version="1.0" encoding="utf-8"?>
-<w:endnotes xmlns:wpc="http://schemas.microsoft.com/office/word/2010/wordprocessingCanvas" xmlns:mc="http://schemas.openxmlformats.org/markup-compatibility/2006" xmlns:o="urn:schemas-microsoft-com:office:office" xmlns:r="http://schemas.openxmlformats.org/officeDocument/2006/relationships" xmlns:m="http://schemas.openxmlformats.org/officeDocument/2006/math" xmlns:v="urn:schemas-microsoft-com:vml" xmlns:wp14="http://schemas.microsoft.com/office/word/2010/wordprocessingDrawing" xmlns:wp="http://schemas.openxmlformats.org/drawingml/2006/wordprocessingDrawing" xmlns:w10="urn:schemas-microsoft-com:office:word" xmlns:w="http://schemas.openxmlformats.org/wordprocessingml/2006/main" xmlns:w14="http://schemas.microsoft.com/office/word/2010/wordml" xmlns:w15="http://schemas.microsoft.com/office/word/2012/wordml" xmlns:wpg="http://schemas.microsoft.com/office/word/2010/wordprocessingGroup" xmlns:wpi="http://schemas.microsoft.com/office/word/2010/wordprocessingInk" xmlns:wne="http://schemas.microsoft.com/office/word/2006/wordml" xmlns:wps="http://schemas.microsoft.com/office/word/2010/wordprocessingShape" mc:Ignorable="w14 w15 wp14">
-  <w:endnote w:type="separator" w:id="-1">
-    <w:p>
-      <w:pPr>
-        <w:spacing w:after="0" w:line="240" w:lineRule="auto"/>
-      </w:pPr>
-      <w:r>
-        <w:rPr>
-          <w:rStyle w:val="EndnoteReference"/>
-        </w:rPr>
-        <w:endnoteRef/>
-      </w:r>
-      <w:r>
-        <w:separator/>
-      </w:r>
-    </w:p>
-  </w:endnote>
-  <w:endnote w:type="continuationSeparator" w:id="0">
-    <w:p>
-      <w:pPr>
-        <w:spacing w:after="0" w:line="240" w:lineRule="auto"/>
-      </w:pPr>
-      <w:r>
-        <w:rPr>
-          <w:rStyle w:val="EndnoteReference"/>
-        </w:rPr>
-        <w:endnoteRef/>
-      </w:r>
-      <w:r>
-        <w:continuationSeparator/>
-      </w:r>
-    </w:p>
-  </w:endnote>
-</w:endnotes>
-</file>
-
-<file path=word/footnotes.xml><?xml version="1.0" encoding="utf-8"?>
-<w:footnotes xmlns:wpc="http://schemas.microsoft.com/office/word/2010/wordprocessingCanvas" xmlns:mc="http://schemas.openxmlformats.org/markup-compatibility/2006" xmlns:o="urn:schemas-microsoft-com:office:office" xmlns:r="http://schemas.openxmlformats.org/officeDocument/2006/relationships" xmlns:m="http://schemas.openxmlformats.org/officeDocument/2006/math" xmlns:v="urn:schemas-microsoft-com:vml" xmlns:wp14="http://schemas.microsoft.com/office/word/2010/wordprocessingDrawing" xmlns:wp="http://schemas.openxmlformats.org/drawingml/2006/wordprocessingDrawing" xmlns:w10="urn:schemas-microsoft-com:office:word" xmlns:w="http://schemas.openxmlformats.org/wordprocessingml/2006/main" xmlns:w14="http://schemas.microsoft.com/office/word/2010/wordml" xmlns:w15="http://schemas.microsoft.com/office/word/2012/wordml" xmlns:wpg="http://schemas.microsoft.com/office/word/2010/wordprocessingGroup" xmlns:wpi="http://schemas.microsoft.com/office/word/2010/wordprocessingInk" xmlns:wne="http://schemas.microsoft.com/office/word/2006/wordml" xmlns:wps="http://schemas.microsoft.com/office/word/2010/wordprocessingShape" mc:Ignorable="w14 w15 wp14">
-  <w:footnote w:type="separator" w:id="-1">
-    <w:p>
-      <w:pPr>
-        <w:spacing w:after="0" w:line="240" w:lineRule="auto"/>
-      </w:pPr>
-      <w:r>
-        <w:rPr>
-          <w:rStyle w:val="FootnoteReference"/>
-        </w:rPr>
-        <w:footnoteRef/>
-      </w:r>
-      <w:r>
-        <w:separator/>
-      </w:r>
-    </w:p>
-  </w:footnote>
-  <w:footnote w:type="continuationSeparator" w:id="0">
-    <w:p>
-      <w:pPr>
-        <w:spacing w:after="0" w:line="240" w:lineRule="auto"/>
-      </w:pPr>
-      <w:r>
-        <w:rPr>
-          <w:rStyle w:val="FootnoteReference"/>
-        </w:rPr>
-        <w:footnoteRef/>
-      </w:r>
-      <w:r>
-        <w:continuationSeparator/>
-      </w:r>
-    </w:p>
-  </w:footnote>
-</w:footnotes>
-</file>
-
 <file path=word/numbering.xml><?xml version="1.0" encoding="utf-8"?>
-<w:numbering xmlns:wpc="http://schemas.microsoft.com/office/word/2010/wordprocessingCanvas" xmlns:mc="http://schemas.openxmlformats.org/markup-compatibility/2006" xmlns:o="urn:schemas-microsoft-com:office:office" xmlns:r="http://schemas.openxmlformats.org/officeDocument/2006/relationships" xmlns:m="http://schemas.openxmlformats.org/officeDocument/2006/math" xmlns:v="urn:schemas-microsoft-com:vml" xmlns:wp14="http://schemas.microsoft.com/office/word/2010/wordprocessingDrawing" xmlns:wp="http://schemas.openxmlformats.org/drawingml/2006/wordprocessingDrawing" xmlns:w10="urn:schemas-microsoft-com:office:word" xmlns:w="http://schemas.openxmlformats.org/wordprocessingml/2006/main" xmlns:w14="http://schemas.microsoft.com/office/word/2010/wordml" xmlns:w15="http://schemas.microsoft.com/office/word/2012/wordml" xmlns:wpg="http://schemas.microsoft.com/office/word/2010/wordprocessingGroup" xmlns:wpi="http://schemas.microsoft.com/office/word/2010/wordprocessingInk" xmlns:wne="http://schemas.microsoft.com/office/word/2006/wordml" xmlns:wps="http://schemas.microsoft.com/office/word/2010/wordprocessingShape" mc:Ignorable="w14 w15 wp14">
-  <w:abstractNum w:abstractNumId="1" w15:restartNumberingAfterBreak="0">
+<w:numbering xmlns:wpc="http://schemas.microsoft.com/office/word/2010/wordprocessingCanvas" xmlns:cx="http://schemas.microsoft.com/office/drawing/2014/chartex" xmlns:cx1="http://schemas.microsoft.com/office/drawing/2015/9/8/chartex" xmlns:cx2="http://schemas.microsoft.com/office/drawing/2015/10/21/chartex" xmlns:cx3="http://schemas.microsoft.com/office/drawing/2016/5/9/chartex" xmlns:cx4="http://schemas.microsoft.com/office/drawing/2016/5/10/chartex" xmlns:cx5="http://schemas.microsoft.com/office/drawing/2016/5/11/chartex" xmlns:cx6="http://schemas.microsoft.com/office/drawing/2016/5/12/chartex" xmlns:cx7="http://schemas.microsoft.com/office/drawing/2016/5/13/chartex" xmlns:cx8="http://schemas.microsoft.com/office/drawing/2016/5/14/chartex" xmlns:mc="http://schemas.openxmlformats.org/markup-compatibility/2006" xmlns:aink="http://schemas.microsoft.com/office/drawing/2016/ink" xmlns:am3d="http://schemas.microsoft.com/office/drawing/2017/model3d" xmlns:o="urn:schemas-microsoft-com:office:office" xmlns:oel="http://schemas.microsoft.com/office/2019/extlst" xmlns:r="http://schemas.openxmlformats.org/officeDocument/2006/relationships" xmlns:m="http://schemas.openxmlformats.org/officeDocument/2006/math" xmlns:v="urn:schemas-microsoft-com:vml" xmlns:wp14="http://schemas.microsoft.com/office/word/2010/wordprocessingDrawing" xmlns:wp="http://schemas.openxmlformats.org/drawingml/2006/wordprocessingDrawing" xmlns:w10="urn:schemas-microsoft-com:office:word" xmlns:w="http://schemas.openxmlformats.org/wordprocessingml/2006/main" xmlns:w14="http://schemas.microsoft.com/office/word/2010/wordml" xmlns:w15="http://schemas.microsoft.com/office/word/2012/wordml" xmlns:w16cex="http://schemas.microsoft.com/office/word/2018/wordml/cex" xmlns:w16cid="http://schemas.microsoft.com/office/word/2016/wordml/cid" xmlns:w16="http://schemas.microsoft.com/office/word/2018/wordml" xmlns:w16du="http://schemas.microsoft.com/office/word/2023/wordml/word16du" xmlns:w16sdtdh="http://schemas.microsoft.com/office/word/2020/wordml/sdtdatahash" xmlns:w16sdtfl="http://schemas.microsoft.com/office/word/2024/wordml/sdtformatlock" xmlns:w16se="http://schemas.microsoft.com/office/word/2015/wordml/symex" xmlns:wpg="http://schemas.microsoft.com/office/word/2010/wordprocessingGroup" xmlns:wpi="http://schemas.microsoft.com/office/word/2010/wordprocessingInk" xmlns:wne="http://schemas.microsoft.com/office/word/2006/wordml" xmlns:wps="http://schemas.microsoft.com/office/word/2010/wordprocessingShape" mc:Ignorable="w14 w15 w16se w16cid w16 w16cex w16sdtdh w16sdtfl w16du wp14">
+  <w:abstractNum w:abstractNumId="0" w15:restartNumberingAfterBreak="0">
+    <w:nsid w:val="27AD5FC9"/>
     <w:multiLevelType w:val="hybridMultilevel"/>
-    <w:lvl w:ilvl="0" w15:tentative="1">
+    <w:tmpl w:val="5BE6E9BC"/>
+    <w:lvl w:ilvl="0" w:tplc="681C525C">
       <w:start w:val="1"/>
       <w:numFmt w:val="bullet"/>
       <w:lvlText w:val="●"/>
@@ -2194,7 +2274,7 @@
         <w:ind w:left="720" w:hanging="360"/>
       </w:pPr>
     </w:lvl>
-    <w:lvl w:ilvl="1" w15:tentative="1">
+    <w:lvl w:ilvl="1" w:tplc="E656EFFE">
       <w:start w:val="1"/>
       <w:numFmt w:val="bullet"/>
       <w:lvlText w:val="○"/>
@@ -2203,7 +2283,7 @@
         <w:ind w:left="1440" w:hanging="360"/>
       </w:pPr>
     </w:lvl>
-    <w:lvl w:ilvl="2" w15:tentative="1">
+    <w:lvl w:ilvl="2" w:tplc="96A248D0">
       <w:start w:val="1"/>
       <w:numFmt w:val="bullet"/>
       <w:lvlText w:val="■"/>
@@ -2212,7 +2292,7 @@
         <w:ind w:left="2160" w:hanging="360"/>
       </w:pPr>
     </w:lvl>
-    <w:lvl w:ilvl="3" w15:tentative="1">
+    <w:lvl w:ilvl="3" w:tplc="C1904DE8">
       <w:start w:val="1"/>
       <w:numFmt w:val="bullet"/>
       <w:lvlText w:val="●"/>
@@ -2221,7 +2301,7 @@
         <w:ind w:left="2880" w:hanging="360"/>
       </w:pPr>
     </w:lvl>
-    <w:lvl w:ilvl="4" w15:tentative="1">
+    <w:lvl w:ilvl="4" w:tplc="27FC78CC">
       <w:start w:val="1"/>
       <w:numFmt w:val="bullet"/>
       <w:lvlText w:val="○"/>
@@ -2230,7 +2310,7 @@
         <w:ind w:left="3600" w:hanging="360"/>
       </w:pPr>
     </w:lvl>
-    <w:lvl w:ilvl="5" w15:tentative="1">
+    <w:lvl w:ilvl="5" w:tplc="BDAC1DA2">
       <w:start w:val="1"/>
       <w:numFmt w:val="bullet"/>
       <w:lvlText w:val="■"/>
@@ -2239,7 +2319,7 @@
         <w:ind w:left="4320" w:hanging="360"/>
       </w:pPr>
     </w:lvl>
-    <w:lvl w:ilvl="6" w15:tentative="1">
+    <w:lvl w:ilvl="6" w:tplc="15B625FE">
       <w:start w:val="1"/>
       <w:numFmt w:val="bullet"/>
       <w:lvlText w:val="●"/>
@@ -2248,7 +2328,7 @@
         <w:ind w:left="5040" w:hanging="360"/>
       </w:pPr>
     </w:lvl>
-    <w:lvl w:ilvl="7" w15:tentative="1">
+    <w:lvl w:ilvl="7" w:tplc="C75227D2">
       <w:start w:val="1"/>
       <w:numFmt w:val="bullet"/>
       <w:lvlText w:val="●"/>
@@ -2257,7 +2337,7 @@
         <w:ind w:left="5760" w:hanging="360"/>
       </w:pPr>
     </w:lvl>
-    <w:lvl w:ilvl="8" w15:tentative="1">
+    <w:lvl w:ilvl="8" w:tplc="0A8E5C7C">
       <w:start w:val="1"/>
       <w:numFmt w:val="bullet"/>
       <w:lvlText w:val="●"/>
@@ -2267,9 +2347,11 @@
       </w:pPr>
     </w:lvl>
   </w:abstractNum>
-  <w:abstractNum w:abstractNumId="2" w15:restartNumberingAfterBreak="0">
+  <w:abstractNum w:abstractNumId="1" w15:restartNumberingAfterBreak="0">
+    <w:nsid w:val="3EFD2C0E"/>
     <w:multiLevelType w:val="hybridMultilevel"/>
-    <w:lvl w:ilvl="0" w15:tentative="1">
+    <w:tmpl w:val="AA286EF4"/>
+    <w:lvl w:ilvl="0" w:tplc="0CCA11A8">
       <w:start w:val="1"/>
       <w:numFmt w:val="bullet"/>
       <w:lvlText w:val="•"/>
@@ -2278,15 +2360,55 @@
         <w:ind w:left="400" w:hanging="260"/>
       </w:pPr>
     </w:lvl>
+    <w:lvl w:ilvl="1" w:tplc="AD60BA62">
+      <w:numFmt w:val="decimal"/>
+      <w:lvlText w:val=""/>
+      <w:lvlJc w:val="left"/>
+    </w:lvl>
+    <w:lvl w:ilvl="2" w:tplc="C13C988E">
+      <w:numFmt w:val="decimal"/>
+      <w:lvlText w:val=""/>
+      <w:lvlJc w:val="left"/>
+    </w:lvl>
+    <w:lvl w:ilvl="3" w:tplc="06DA1F40">
+      <w:numFmt w:val="decimal"/>
+      <w:lvlText w:val=""/>
+      <w:lvlJc w:val="left"/>
+    </w:lvl>
+    <w:lvl w:ilvl="4" w:tplc="4AEE00E8">
+      <w:numFmt w:val="decimal"/>
+      <w:lvlText w:val=""/>
+      <w:lvlJc w:val="left"/>
+    </w:lvl>
+    <w:lvl w:ilvl="5" w:tplc="132004A0">
+      <w:numFmt w:val="decimal"/>
+      <w:lvlText w:val=""/>
+      <w:lvlJc w:val="left"/>
+    </w:lvl>
+    <w:lvl w:ilvl="6" w:tplc="AE6E5362">
+      <w:numFmt w:val="decimal"/>
+      <w:lvlText w:val=""/>
+      <w:lvlJc w:val="left"/>
+    </w:lvl>
+    <w:lvl w:ilvl="7" w:tplc="3200BA7E">
+      <w:numFmt w:val="decimal"/>
+      <w:lvlText w:val=""/>
+      <w:lvlJc w:val="left"/>
+    </w:lvl>
+    <w:lvl w:ilvl="8" w:tplc="21003FEE">
+      <w:numFmt w:val="decimal"/>
+      <w:lvlText w:val=""/>
+      <w:lvlJc w:val="left"/>
+    </w:lvl>
   </w:abstractNum>
-  <w:num w:numId="1">
-    <w:abstractNumId w:val="1"/>
+  <w:num w:numId="1" w16cid:durableId="1546411097">
+    <w:abstractNumId w:val="0"/>
     <w:lvlOverride w:ilvl="0">
       <w:startOverride w:val="1"/>
     </w:lvlOverride>
   </w:num>
-  <w:num w:numId="2">
-    <w:abstractNumId w:val="2"/>
+  <w:num w:numId="2" w16cid:durableId="1642005670">
+    <w:abstractNumId w:val="1"/>
     <w:lvlOverride w:ilvl="0">
       <w:startOverride w:val="1"/>
     </w:lvlOverride>
@@ -2295,26 +2417,405 @@
 </file>
 
 <file path=word/styles.xml><?xml version="1.0" encoding="utf-8"?>
-<w:styles xmlns:mc="http://schemas.openxmlformats.org/markup-compatibility/2006" xmlns:r="http://schemas.openxmlformats.org/officeDocument/2006/relationships" xmlns:w="http://schemas.openxmlformats.org/wordprocessingml/2006/main" xmlns:w14="http://schemas.microsoft.com/office/word/2010/wordml" xmlns:w15="http://schemas.microsoft.com/office/word/2012/wordml" mc:Ignorable="w14 w15">
+<w:styles xmlns:mc="http://schemas.openxmlformats.org/markup-compatibility/2006" xmlns:r="http://schemas.openxmlformats.org/officeDocument/2006/relationships" xmlns:w="http://schemas.openxmlformats.org/wordprocessingml/2006/main" xmlns:w14="http://schemas.microsoft.com/office/word/2010/wordml" xmlns:w15="http://schemas.microsoft.com/office/word/2012/wordml" xmlns:w16cex="http://schemas.microsoft.com/office/word/2018/wordml/cex" xmlns:w16cid="http://schemas.microsoft.com/office/word/2016/wordml/cid" xmlns:w16="http://schemas.microsoft.com/office/word/2018/wordml" xmlns:w16du="http://schemas.microsoft.com/office/word/2023/wordml/word16du" xmlns:w16sdtdh="http://schemas.microsoft.com/office/word/2020/wordml/sdtdatahash" xmlns:w16sdtfl="http://schemas.microsoft.com/office/word/2024/wordml/sdtformatlock" xmlns:w16se="http://schemas.microsoft.com/office/word/2015/wordml/symex" mc:Ignorable="w14 w15 w16se w16cid w16 w16cex w16sdtdh w16sdtfl w16du">
   <w:docDefaults>
-    <w:rPrDefault/>
+    <w:rPrDefault>
+      <w:rPr>
+        <w:rFonts w:ascii="Times New Roman" w:eastAsia="Times New Roman" w:hAnsi="Times New Roman" w:cs="Times New Roman"/>
+        <w:lang w:val="en-US" w:eastAsia="en-US" w:bidi="ar-SA"/>
+      </w:rPr>
+    </w:rPrDefault>
     <w:pPrDefault/>
   </w:docDefaults>
-  <w:style w:type="paragraph" w:styleId="Title">
-    <w:name w:val="Title"/>
-    <w:basedOn w:val="Normal"/>
-    <w:next w:val="Normal"/>
+  <w:latentStyles w:defLockedState="0" w:defUIPriority="99" w:defSemiHidden="0" w:defUnhideWhenUsed="0" w:defQFormat="0" w:count="376">
+    <w:lsdException w:name="Normal" w:uiPriority="0" w:qFormat="1"/>
+    <w:lsdException w:name="heading 1" w:uiPriority="9" w:qFormat="1"/>
+    <w:lsdException w:name="heading 2" w:semiHidden="1" w:uiPriority="9" w:unhideWhenUsed="1" w:qFormat="1"/>
+    <w:lsdException w:name="heading 3" w:semiHidden="1" w:uiPriority="9" w:unhideWhenUsed="1" w:qFormat="1"/>
+    <w:lsdException w:name="heading 4" w:semiHidden="1" w:uiPriority="9" w:unhideWhenUsed="1" w:qFormat="1"/>
+    <w:lsdException w:name="heading 5" w:semiHidden="1" w:uiPriority="9" w:unhideWhenUsed="1" w:qFormat="1"/>
+    <w:lsdException w:name="heading 6" w:semiHidden="1" w:uiPriority="9" w:unhideWhenUsed="1" w:qFormat="1"/>
+    <w:lsdException w:name="heading 7" w:semiHidden="1" w:uiPriority="9" w:unhideWhenUsed="1" w:qFormat="1"/>
+    <w:lsdException w:name="heading 8" w:semiHidden="1" w:uiPriority="9" w:unhideWhenUsed="1" w:qFormat="1"/>
+    <w:lsdException w:name="heading 9" w:semiHidden="1" w:uiPriority="9" w:unhideWhenUsed="1" w:qFormat="1"/>
+    <w:lsdException w:name="index 1" w:semiHidden="1" w:unhideWhenUsed="1"/>
+    <w:lsdException w:name="index 2" w:semiHidden="1" w:unhideWhenUsed="1"/>
+    <w:lsdException w:name="index 3" w:semiHidden="1" w:unhideWhenUsed="1"/>
+    <w:lsdException w:name="index 4" w:semiHidden="1" w:unhideWhenUsed="1"/>
+    <w:lsdException w:name="index 5" w:semiHidden="1" w:unhideWhenUsed="1"/>
+    <w:lsdException w:name="index 6" w:semiHidden="1" w:unhideWhenUsed="1"/>
+    <w:lsdException w:name="index 7" w:semiHidden="1" w:unhideWhenUsed="1"/>
+    <w:lsdException w:name="index 8" w:semiHidden="1" w:unhideWhenUsed="1"/>
+    <w:lsdException w:name="index 9" w:semiHidden="1" w:unhideWhenUsed="1"/>
+    <w:lsdException w:name="toc 1" w:semiHidden="1" w:uiPriority="39" w:unhideWhenUsed="1"/>
+    <w:lsdException w:name="toc 2" w:semiHidden="1" w:uiPriority="39" w:unhideWhenUsed="1"/>
+    <w:lsdException w:name="toc 3" w:semiHidden="1" w:uiPriority="39" w:unhideWhenUsed="1"/>
+    <w:lsdException w:name="toc 4" w:semiHidden="1" w:uiPriority="39" w:unhideWhenUsed="1"/>
+    <w:lsdException w:name="toc 5" w:semiHidden="1" w:uiPriority="39" w:unhideWhenUsed="1"/>
+    <w:lsdException w:name="toc 6" w:semiHidden="1" w:uiPriority="39" w:unhideWhenUsed="1"/>
+    <w:lsdException w:name="toc 7" w:semiHidden="1" w:uiPriority="39" w:unhideWhenUsed="1"/>
+    <w:lsdException w:name="toc 8" w:semiHidden="1" w:uiPriority="39" w:unhideWhenUsed="1"/>
+    <w:lsdException w:name="toc 9" w:semiHidden="1" w:uiPriority="39" w:unhideWhenUsed="1"/>
+    <w:lsdException w:name="Normal Indent" w:semiHidden="1" w:unhideWhenUsed="1"/>
+    <w:lsdException w:name="footnote text" w:semiHidden="1" w:unhideWhenUsed="1"/>
+    <w:lsdException w:name="annotation text" w:semiHidden="1" w:unhideWhenUsed="1"/>
+    <w:lsdException w:name="header" w:semiHidden="1" w:unhideWhenUsed="1"/>
+    <w:lsdException w:name="footer" w:semiHidden="1" w:unhideWhenUsed="1"/>
+    <w:lsdException w:name="index heading" w:semiHidden="1" w:unhideWhenUsed="1"/>
+    <w:lsdException w:name="caption" w:semiHidden="1" w:uiPriority="35" w:unhideWhenUsed="1" w:qFormat="1"/>
+    <w:lsdException w:name="table of figures" w:semiHidden="1" w:unhideWhenUsed="1"/>
+    <w:lsdException w:name="envelope address" w:semiHidden="1" w:unhideWhenUsed="1"/>
+    <w:lsdException w:name="envelope return" w:semiHidden="1" w:unhideWhenUsed="1"/>
+    <w:lsdException w:name="footnote reference" w:semiHidden="1" w:unhideWhenUsed="1"/>
+    <w:lsdException w:name="annotation reference" w:semiHidden="1" w:unhideWhenUsed="1"/>
+    <w:lsdException w:name="line number" w:semiHidden="1" w:unhideWhenUsed="1"/>
+    <w:lsdException w:name="page number" w:semiHidden="1" w:unhideWhenUsed="1"/>
+    <w:lsdException w:name="endnote reference" w:semiHidden="1" w:unhideWhenUsed="1"/>
+    <w:lsdException w:name="endnote text" w:semiHidden="1" w:unhideWhenUsed="1"/>
+    <w:lsdException w:name="table of authorities" w:semiHidden="1" w:unhideWhenUsed="1"/>
+    <w:lsdException w:name="macro" w:semiHidden="1" w:unhideWhenUsed="1"/>
+    <w:lsdException w:name="toa heading" w:semiHidden="1" w:unhideWhenUsed="1"/>
+    <w:lsdException w:name="List" w:semiHidden="1" w:unhideWhenUsed="1"/>
+    <w:lsdException w:name="List Bullet" w:semiHidden="1" w:unhideWhenUsed="1"/>
+    <w:lsdException w:name="List Number" w:semiHidden="1" w:unhideWhenUsed="1"/>
+    <w:lsdException w:name="List 2" w:semiHidden="1" w:unhideWhenUsed="1"/>
+    <w:lsdException w:name="List 3" w:semiHidden="1" w:unhideWhenUsed="1"/>
+    <w:lsdException w:name="List 4" w:semiHidden="1" w:unhideWhenUsed="1"/>
+    <w:lsdException w:name="List 5" w:semiHidden="1" w:unhideWhenUsed="1"/>
+    <w:lsdException w:name="List Bullet 2" w:semiHidden="1" w:unhideWhenUsed="1"/>
+    <w:lsdException w:name="List Bullet 3" w:semiHidden="1" w:unhideWhenUsed="1"/>
+    <w:lsdException w:name="List Bullet 4" w:semiHidden="1" w:unhideWhenUsed="1"/>
+    <w:lsdException w:name="List Bullet 5" w:semiHidden="1" w:unhideWhenUsed="1"/>
+    <w:lsdException w:name="List Number 2" w:semiHidden="1" w:unhideWhenUsed="1"/>
+    <w:lsdException w:name="List Number 3" w:semiHidden="1" w:unhideWhenUsed="1"/>
+    <w:lsdException w:name="List Number 4" w:semiHidden="1" w:unhideWhenUsed="1"/>
+    <w:lsdException w:name="List Number 5" w:semiHidden="1" w:unhideWhenUsed="1"/>
+    <w:lsdException w:name="Title" w:uiPriority="10" w:qFormat="1"/>
+    <w:lsdException w:name="Closing" w:semiHidden="1" w:unhideWhenUsed="1"/>
+    <w:lsdException w:name="Signature" w:semiHidden="1" w:unhideWhenUsed="1"/>
+    <w:lsdException w:name="Default Paragraph Font" w:semiHidden="1" w:uiPriority="1" w:unhideWhenUsed="1"/>
+    <w:lsdException w:name="Body Text" w:semiHidden="1" w:unhideWhenUsed="1"/>
+    <w:lsdException w:name="Body Text Indent" w:semiHidden="1" w:unhideWhenUsed="1"/>
+    <w:lsdException w:name="List Continue" w:semiHidden="1" w:unhideWhenUsed="1"/>
+    <w:lsdException w:name="List Continue 2" w:semiHidden="1" w:unhideWhenUsed="1"/>
+    <w:lsdException w:name="List Continue 3" w:semiHidden="1" w:unhideWhenUsed="1"/>
+    <w:lsdException w:name="List Continue 4" w:semiHidden="1" w:unhideWhenUsed="1"/>
+    <w:lsdException w:name="List Continue 5" w:semiHidden="1" w:unhideWhenUsed="1"/>
+    <w:lsdException w:name="Message Header" w:semiHidden="1" w:unhideWhenUsed="1"/>
+    <w:lsdException w:name="Subtitle" w:uiPriority="11" w:qFormat="1"/>
+    <w:lsdException w:name="Salutation" w:semiHidden="1" w:unhideWhenUsed="1"/>
+    <w:lsdException w:name="Date" w:semiHidden="1" w:unhideWhenUsed="1"/>
+    <w:lsdException w:name="Body Text First Indent" w:semiHidden="1" w:unhideWhenUsed="1"/>
+    <w:lsdException w:name="Body Text First Indent 2" w:semiHidden="1" w:unhideWhenUsed="1"/>
+    <w:lsdException w:name="Note Heading" w:semiHidden="1" w:unhideWhenUsed="1"/>
+    <w:lsdException w:name="Body Text 2" w:semiHidden="1" w:unhideWhenUsed="1"/>
+    <w:lsdException w:name="Body Text 3" w:semiHidden="1" w:unhideWhenUsed="1"/>
+    <w:lsdException w:name="Body Text Indent 2" w:semiHidden="1" w:unhideWhenUsed="1"/>
+    <w:lsdException w:name="Body Text Indent 3" w:semiHidden="1" w:unhideWhenUsed="1"/>
+    <w:lsdException w:name="Block Text" w:semiHidden="1" w:unhideWhenUsed="1"/>
+    <w:lsdException w:name="Hyperlink" w:semiHidden="1" w:unhideWhenUsed="1"/>
+    <w:lsdException w:name="FollowedHyperlink" w:semiHidden="1" w:unhideWhenUsed="1"/>
+    <w:lsdException w:name="Strong" w:uiPriority="22" w:qFormat="1"/>
+    <w:lsdException w:name="Emphasis" w:uiPriority="20" w:qFormat="1"/>
+    <w:lsdException w:name="Document Map" w:semiHidden="1" w:unhideWhenUsed="1"/>
+    <w:lsdException w:name="Plain Text" w:semiHidden="1" w:unhideWhenUsed="1"/>
+    <w:lsdException w:name="E-mail Signature" w:semiHidden="1" w:unhideWhenUsed="1"/>
+    <w:lsdException w:name="HTML Top of Form" w:semiHidden="1" w:unhideWhenUsed="1"/>
+    <w:lsdException w:name="HTML Bottom of Form" w:semiHidden="1" w:unhideWhenUsed="1"/>
+    <w:lsdException w:name="Normal (Web)" w:semiHidden="1" w:unhideWhenUsed="1"/>
+    <w:lsdException w:name="HTML Acronym" w:semiHidden="1" w:unhideWhenUsed="1"/>
+    <w:lsdException w:name="HTML Address" w:semiHidden="1" w:unhideWhenUsed="1"/>
+    <w:lsdException w:name="HTML Cite" w:semiHidden="1" w:unhideWhenUsed="1"/>
+    <w:lsdException w:name="HTML Code" w:semiHidden="1" w:unhideWhenUsed="1"/>
+    <w:lsdException w:name="HTML Definition" w:semiHidden="1" w:unhideWhenUsed="1"/>
+    <w:lsdException w:name="HTML Keyboard" w:semiHidden="1" w:unhideWhenUsed="1"/>
+    <w:lsdException w:name="HTML Preformatted" w:semiHidden="1" w:unhideWhenUsed="1"/>
+    <w:lsdException w:name="HTML Sample" w:semiHidden="1" w:unhideWhenUsed="1"/>
+    <w:lsdException w:name="HTML Typewriter" w:semiHidden="1" w:unhideWhenUsed="1"/>
+    <w:lsdException w:name="HTML Variable" w:semiHidden="1" w:unhideWhenUsed="1"/>
+    <w:lsdException w:name="Normal Table" w:semiHidden="1" w:unhideWhenUsed="1"/>
+    <w:lsdException w:name="annotation subject" w:semiHidden="1" w:unhideWhenUsed="1"/>
+    <w:lsdException w:name="No List" w:semiHidden="1" w:unhideWhenUsed="1"/>
+    <w:lsdException w:name="Outline List 1" w:semiHidden="1" w:unhideWhenUsed="1"/>
+    <w:lsdException w:name="Outline List 2" w:semiHidden="1" w:unhideWhenUsed="1"/>
+    <w:lsdException w:name="Outline List 3" w:semiHidden="1" w:unhideWhenUsed="1"/>
+    <w:lsdException w:name="Table Simple 1" w:semiHidden="1" w:unhideWhenUsed="1"/>
+    <w:lsdException w:name="Table Simple 2" w:semiHidden="1" w:unhideWhenUsed="1"/>
+    <w:lsdException w:name="Table Simple 3" w:semiHidden="1" w:unhideWhenUsed="1"/>
+    <w:lsdException w:name="Table Classic 1" w:semiHidden="1" w:unhideWhenUsed="1"/>
+    <w:lsdException w:name="Table Classic 2" w:semiHidden="1" w:unhideWhenUsed="1"/>
+    <w:lsdException w:name="Table Classic 3" w:semiHidden="1" w:unhideWhenUsed="1"/>
+    <w:lsdException w:name="Table Classic 4" w:semiHidden="1" w:unhideWhenUsed="1"/>
+    <w:lsdException w:name="Table Colorful 1" w:semiHidden="1" w:unhideWhenUsed="1"/>
+    <w:lsdException w:name="Table Colorful 2" w:semiHidden="1" w:unhideWhenUsed="1"/>
+    <w:lsdException w:name="Table Colorful 3" w:semiHidden="1" w:unhideWhenUsed="1"/>
+    <w:lsdException w:name="Table Columns 1" w:semiHidden="1" w:unhideWhenUsed="1"/>
+    <w:lsdException w:name="Table Columns 2" w:semiHidden="1" w:unhideWhenUsed="1"/>
+    <w:lsdException w:name="Table Columns 3" w:semiHidden="1" w:unhideWhenUsed="1"/>
+    <w:lsdException w:name="Table Columns 4" w:semiHidden="1" w:unhideWhenUsed="1"/>
+    <w:lsdException w:name="Table Columns 5" w:semiHidden="1" w:unhideWhenUsed="1"/>
+    <w:lsdException w:name="Table Grid 1" w:semiHidden="1" w:unhideWhenUsed="1"/>
+    <w:lsdException w:name="Table Grid 2" w:semiHidden="1" w:unhideWhenUsed="1"/>
+    <w:lsdException w:name="Table Grid 3" w:semiHidden="1" w:unhideWhenUsed="1"/>
+    <w:lsdException w:name="Table Grid 4" w:semiHidden="1" w:unhideWhenUsed="1"/>
+    <w:lsdException w:name="Table Grid 5" w:semiHidden="1" w:unhideWhenUsed="1"/>
+    <w:lsdException w:name="Table Grid 6" w:semiHidden="1" w:unhideWhenUsed="1"/>
+    <w:lsdException w:name="Table Grid 7" w:semiHidden="1" w:unhideWhenUsed="1"/>
+    <w:lsdException w:name="Table Grid 8" w:semiHidden="1" w:unhideWhenUsed="1"/>
+    <w:lsdException w:name="Table List 1" w:semiHidden="1" w:unhideWhenUsed="1"/>
+    <w:lsdException w:name="Table List 2" w:semiHidden="1" w:unhideWhenUsed="1"/>
+    <w:lsdException w:name="Table List 3" w:semiHidden="1" w:unhideWhenUsed="1"/>
+    <w:lsdException w:name="Table List 4" w:semiHidden="1" w:unhideWhenUsed="1"/>
+    <w:lsdException w:name="Table List 5" w:semiHidden="1" w:unhideWhenUsed="1"/>
+    <w:lsdException w:name="Table List 6" w:semiHidden="1" w:unhideWhenUsed="1"/>
+    <w:lsdException w:name="Table List 7" w:semiHidden="1" w:unhideWhenUsed="1"/>
+    <w:lsdException w:name="Table List 8" w:semiHidden="1" w:unhideWhenUsed="1"/>
+    <w:lsdException w:name="Table 3D effects 1" w:semiHidden="1" w:unhideWhenUsed="1"/>
+    <w:lsdException w:name="Table 3D effects 2" w:semiHidden="1" w:unhideWhenUsed="1"/>
+    <w:lsdException w:name="Table 3D effects 3" w:semiHidden="1" w:unhideWhenUsed="1"/>
+    <w:lsdException w:name="Table Contemporary" w:semiHidden="1" w:unhideWhenUsed="1"/>
+    <w:lsdException w:name="Table Elegant" w:semiHidden="1" w:unhideWhenUsed="1"/>
+    <w:lsdException w:name="Table Professional" w:semiHidden="1" w:unhideWhenUsed="1"/>
+    <w:lsdException w:name="Table Subtle 1" w:semiHidden="1" w:unhideWhenUsed="1"/>
+    <w:lsdException w:name="Table Subtle 2" w:semiHidden="1" w:unhideWhenUsed="1"/>
+    <w:lsdException w:name="Table Web 1" w:semiHidden="1" w:unhideWhenUsed="1"/>
+    <w:lsdException w:name="Table Web 2" w:semiHidden="1" w:unhideWhenUsed="1"/>
+    <w:lsdException w:name="Table Web 3" w:semiHidden="1" w:unhideWhenUsed="1"/>
+    <w:lsdException w:name="Balloon Text" w:semiHidden="1" w:unhideWhenUsed="1"/>
+    <w:lsdException w:name="Table Grid" w:uiPriority="39"/>
+    <w:lsdException w:name="Table Theme" w:semiHidden="1" w:unhideWhenUsed="1"/>
+    <w:lsdException w:name="Placeholder Text" w:semiHidden="1"/>
+    <w:lsdException w:name="No Spacing" w:uiPriority="1" w:qFormat="1"/>
+    <w:lsdException w:name="Light Shading" w:uiPriority="60"/>
+    <w:lsdException w:name="Light List" w:uiPriority="61"/>
+    <w:lsdException w:name="Light Grid" w:uiPriority="62"/>
+    <w:lsdException w:name="Medium Shading 1" w:uiPriority="63"/>
+    <w:lsdException w:name="Medium Shading 2" w:uiPriority="64"/>
+    <w:lsdException w:name="Medium List 1" w:uiPriority="65"/>
+    <w:lsdException w:name="Medium List 2" w:uiPriority="66"/>
+    <w:lsdException w:name="Medium Grid 1" w:uiPriority="67"/>
+    <w:lsdException w:name="Medium Grid 2" w:uiPriority="68"/>
+    <w:lsdException w:name="Medium Grid 3" w:uiPriority="69"/>
+    <w:lsdException w:name="Dark List" w:uiPriority="70"/>
+    <w:lsdException w:name="Colorful Shading" w:uiPriority="71"/>
+    <w:lsdException w:name="Colorful List" w:uiPriority="72"/>
+    <w:lsdException w:name="Colorful Grid" w:uiPriority="73"/>
+    <w:lsdException w:name="Light Shading Accent 1" w:uiPriority="60"/>
+    <w:lsdException w:name="Light List Accent 1" w:uiPriority="61"/>
+    <w:lsdException w:name="Light Grid Accent 1" w:uiPriority="62"/>
+    <w:lsdException w:name="Medium Shading 1 Accent 1" w:uiPriority="63"/>
+    <w:lsdException w:name="Medium Shading 2 Accent 1" w:uiPriority="64"/>
+    <w:lsdException w:name="Medium List 1 Accent 1" w:uiPriority="65"/>
+    <w:lsdException w:name="Revision" w:semiHidden="1"/>
+    <w:lsdException w:name="List Paragraph" w:uiPriority="34" w:qFormat="1"/>
+    <w:lsdException w:name="Quote" w:uiPriority="29" w:qFormat="1"/>
+    <w:lsdException w:name="Intense Quote" w:uiPriority="30" w:qFormat="1"/>
+    <w:lsdException w:name="Medium List 2 Accent 1" w:uiPriority="66"/>
+    <w:lsdException w:name="Medium Grid 1 Accent 1" w:uiPriority="67"/>
+    <w:lsdException w:name="Medium Grid 2 Accent 1" w:uiPriority="68"/>
+    <w:lsdException w:name="Medium Grid 3 Accent 1" w:uiPriority="69"/>
+    <w:lsdException w:name="Dark List Accent 1" w:uiPriority="70"/>
+    <w:lsdException w:name="Colorful Shading Accent 1" w:uiPriority="71"/>
+    <w:lsdException w:name="Colorful List Accent 1" w:uiPriority="72"/>
+    <w:lsdException w:name="Colorful Grid Accent 1" w:uiPriority="73"/>
+    <w:lsdException w:name="Light Shading Accent 2" w:uiPriority="60"/>
+    <w:lsdException w:name="Light List Accent 2" w:uiPriority="61"/>
+    <w:lsdException w:name="Light Grid Accent 2" w:uiPriority="62"/>
+    <w:lsdException w:name="Medium Shading 1 Accent 2" w:uiPriority="63"/>
+    <w:lsdException w:name="Medium Shading 2 Accent 2" w:uiPriority="64"/>
+    <w:lsdException w:name="Medium List 1 Accent 2" w:uiPriority="65"/>
+    <w:lsdException w:name="Medium List 2 Accent 2" w:uiPriority="66"/>
+    <w:lsdException w:name="Medium Grid 1 Accent 2" w:uiPriority="67"/>
+    <w:lsdException w:name="Medium Grid 2 Accent 2" w:uiPriority="68"/>
+    <w:lsdException w:name="Medium Grid 3 Accent 2" w:uiPriority="69"/>
+    <w:lsdException w:name="Dark List Accent 2" w:uiPriority="70"/>
+    <w:lsdException w:name="Colorful Shading Accent 2" w:uiPriority="71"/>
+    <w:lsdException w:name="Colorful List Accent 2" w:uiPriority="72"/>
+    <w:lsdException w:name="Colorful Grid Accent 2" w:uiPriority="73"/>
+    <w:lsdException w:name="Light Shading Accent 3" w:uiPriority="60"/>
+    <w:lsdException w:name="Light List Accent 3" w:uiPriority="61"/>
+    <w:lsdException w:name="Light Grid Accent 3" w:uiPriority="62"/>
+    <w:lsdException w:name="Medium Shading 1 Accent 3" w:uiPriority="63"/>
+    <w:lsdException w:name="Medium Shading 2 Accent 3" w:uiPriority="64"/>
+    <w:lsdException w:name="Medium List 1 Accent 3" w:uiPriority="65"/>
+    <w:lsdException w:name="Medium List 2 Accent 3" w:uiPriority="66"/>
+    <w:lsdException w:name="Medium Grid 1 Accent 3" w:uiPriority="67"/>
+    <w:lsdException w:name="Medium Grid 2 Accent 3" w:uiPriority="68"/>
+    <w:lsdException w:name="Medium Grid 3 Accent 3" w:uiPriority="69"/>
+    <w:lsdException w:name="Dark List Accent 3" w:uiPriority="70"/>
+    <w:lsdException w:name="Colorful Shading Accent 3" w:uiPriority="71"/>
+    <w:lsdException w:name="Colorful List Accent 3" w:uiPriority="72"/>
+    <w:lsdException w:name="Colorful Grid Accent 3" w:uiPriority="73"/>
+    <w:lsdException w:name="Light Shading Accent 4" w:uiPriority="60"/>
+    <w:lsdException w:name="Light List Accent 4" w:uiPriority="61"/>
+    <w:lsdException w:name="Light Grid Accent 4" w:uiPriority="62"/>
+    <w:lsdException w:name="Medium Shading 1 Accent 4" w:uiPriority="63"/>
+    <w:lsdException w:name="Medium Shading 2 Accent 4" w:uiPriority="64"/>
+    <w:lsdException w:name="Medium List 1 Accent 4" w:uiPriority="65"/>
+    <w:lsdException w:name="Medium List 2 Accent 4" w:uiPriority="66"/>
+    <w:lsdException w:name="Medium Grid 1 Accent 4" w:uiPriority="67"/>
+    <w:lsdException w:name="Medium Grid 2 Accent 4" w:uiPriority="68"/>
+    <w:lsdException w:name="Medium Grid 3 Accent 4" w:uiPriority="69"/>
+    <w:lsdException w:name="Dark List Accent 4" w:uiPriority="70"/>
+    <w:lsdException w:name="Colorful Shading Accent 4" w:uiPriority="71"/>
+    <w:lsdException w:name="Colorful List Accent 4" w:uiPriority="72"/>
+    <w:lsdException w:name="Colorful Grid Accent 4" w:uiPriority="73"/>
+    <w:lsdException w:name="Light Shading Accent 5" w:uiPriority="60"/>
+    <w:lsdException w:name="Light List Accent 5" w:uiPriority="61"/>
+    <w:lsdException w:name="Light Grid Accent 5" w:uiPriority="62"/>
+    <w:lsdException w:name="Medium Shading 1 Accent 5" w:uiPriority="63"/>
+    <w:lsdException w:name="Medium Shading 2 Accent 5" w:uiPriority="64"/>
+    <w:lsdException w:name="Medium List 1 Accent 5" w:uiPriority="65"/>
+    <w:lsdException w:name="Medium List 2 Accent 5" w:uiPriority="66"/>
+    <w:lsdException w:name="Medium Grid 1 Accent 5" w:uiPriority="67"/>
+    <w:lsdException w:name="Medium Grid 2 Accent 5" w:uiPriority="68"/>
+    <w:lsdException w:name="Medium Grid 3 Accent 5" w:uiPriority="69"/>
+    <w:lsdException w:name="Dark List Accent 5" w:uiPriority="70"/>
+    <w:lsdException w:name="Colorful Shading Accent 5" w:uiPriority="71"/>
+    <w:lsdException w:name="Colorful List Accent 5" w:uiPriority="72"/>
+    <w:lsdException w:name="Colorful Grid Accent 5" w:uiPriority="73"/>
+    <w:lsdException w:name="Light Shading Accent 6" w:uiPriority="60"/>
+    <w:lsdException w:name="Light List Accent 6" w:uiPriority="61"/>
+    <w:lsdException w:name="Light Grid Accent 6" w:uiPriority="62"/>
+    <w:lsdException w:name="Medium Shading 1 Accent 6" w:uiPriority="63"/>
+    <w:lsdException w:name="Medium Shading 2 Accent 6" w:uiPriority="64"/>
+    <w:lsdException w:name="Medium List 1 Accent 6" w:uiPriority="65"/>
+    <w:lsdException w:name="Medium List 2 Accent 6" w:uiPriority="66"/>
+    <w:lsdException w:name="Medium Grid 1 Accent 6" w:uiPriority="67"/>
+    <w:lsdException w:name="Medium Grid 2 Accent 6" w:uiPriority="68"/>
+    <w:lsdException w:name="Medium Grid 3 Accent 6" w:uiPriority="69"/>
+    <w:lsdException w:name="Dark List Accent 6" w:uiPriority="70"/>
+    <w:lsdException w:name="Colorful Shading Accent 6" w:uiPriority="71"/>
+    <w:lsdException w:name="Colorful List Accent 6" w:uiPriority="72"/>
+    <w:lsdException w:name="Colorful Grid Accent 6" w:uiPriority="73"/>
+    <w:lsdException w:name="Subtle Emphasis" w:uiPriority="19" w:qFormat="1"/>
+    <w:lsdException w:name="Intense Emphasis" w:uiPriority="21" w:qFormat="1"/>
+    <w:lsdException w:name="Subtle Reference" w:uiPriority="31" w:qFormat="1"/>
+    <w:lsdException w:name="Intense Reference" w:uiPriority="32" w:qFormat="1"/>
+    <w:lsdException w:name="Book Title" w:uiPriority="33" w:qFormat="1"/>
+    <w:lsdException w:name="Bibliography" w:semiHidden="1" w:uiPriority="37" w:unhideWhenUsed="1"/>
+    <w:lsdException w:name="TOC Heading" w:semiHidden="1" w:uiPriority="39" w:unhideWhenUsed="1" w:qFormat="1"/>
+    <w:lsdException w:name="Plain Table 1" w:uiPriority="41"/>
+    <w:lsdException w:name="Plain Table 2" w:uiPriority="42"/>
+    <w:lsdException w:name="Plain Table 3" w:uiPriority="43"/>
+    <w:lsdException w:name="Plain Table 4" w:uiPriority="44"/>
+    <w:lsdException w:name="Plain Table 5" w:uiPriority="45"/>
+    <w:lsdException w:name="Grid Table Light" w:uiPriority="40"/>
+    <w:lsdException w:name="Grid Table 1 Light" w:uiPriority="46"/>
+    <w:lsdException w:name="Grid Table 2" w:uiPriority="47"/>
+    <w:lsdException w:name="Grid Table 3" w:uiPriority="48"/>
+    <w:lsdException w:name="Grid Table 4" w:uiPriority="49"/>
+    <w:lsdException w:name="Grid Table 5 Dark" w:uiPriority="50"/>
+    <w:lsdException w:name="Grid Table 6 Colorful" w:uiPriority="51"/>
+    <w:lsdException w:name="Grid Table 7 Colorful" w:uiPriority="52"/>
+    <w:lsdException w:name="Grid Table 1 Light Accent 1" w:uiPriority="46"/>
+    <w:lsdException w:name="Grid Table 2 Accent 1" w:uiPriority="47"/>
+    <w:lsdException w:name="Grid Table 3 Accent 1" w:uiPriority="48"/>
+    <w:lsdException w:name="Grid Table 4 Accent 1" w:uiPriority="49"/>
+    <w:lsdException w:name="Grid Table 5 Dark Accent 1" w:uiPriority="50"/>
+    <w:lsdException w:name="Grid Table 6 Colorful Accent 1" w:uiPriority="51"/>
+    <w:lsdException w:name="Grid Table 7 Colorful Accent 1" w:uiPriority="52"/>
+    <w:lsdException w:name="Grid Table 1 Light Accent 2" w:uiPriority="46"/>
+    <w:lsdException w:name="Grid Table 2 Accent 2" w:uiPriority="47"/>
+    <w:lsdException w:name="Grid Table 3 Accent 2" w:uiPriority="48"/>
+    <w:lsdException w:name="Grid Table 4 Accent 2" w:uiPriority="49"/>
+    <w:lsdException w:name="Grid Table 5 Dark Accent 2" w:uiPriority="50"/>
+    <w:lsdException w:name="Grid Table 6 Colorful Accent 2" w:uiPriority="51"/>
+    <w:lsdException w:name="Grid Table 7 Colorful Accent 2" w:uiPriority="52"/>
+    <w:lsdException w:name="Grid Table 1 Light Accent 3" w:uiPriority="46"/>
+    <w:lsdException w:name="Grid Table 2 Accent 3" w:uiPriority="47"/>
+    <w:lsdException w:name="Grid Table 3 Accent 3" w:uiPriority="48"/>
+    <w:lsdException w:name="Grid Table 4 Accent 3" w:uiPriority="49"/>
+    <w:lsdException w:name="Grid Table 5 Dark Accent 3" w:uiPriority="50"/>
+    <w:lsdException w:name="Grid Table 6 Colorful Accent 3" w:uiPriority="51"/>
+    <w:lsdException w:name="Grid Table 7 Colorful Accent 3" w:uiPriority="52"/>
+    <w:lsdException w:name="Grid Table 1 Light Accent 4" w:uiPriority="46"/>
+    <w:lsdException w:name="Grid Table 2 Accent 4" w:uiPriority="47"/>
+    <w:lsdException w:name="Grid Table 3 Accent 4" w:uiPriority="48"/>
+    <w:lsdException w:name="Grid Table 4 Accent 4" w:uiPriority="49"/>
+    <w:lsdException w:name="Grid Table 5 Dark Accent 4" w:uiPriority="50"/>
+    <w:lsdException w:name="Grid Table 6 Colorful Accent 4" w:uiPriority="51"/>
+    <w:lsdException w:name="Grid Table 7 Colorful Accent 4" w:uiPriority="52"/>
+    <w:lsdException w:name="Grid Table 1 Light Accent 5" w:uiPriority="46"/>
+    <w:lsdException w:name="Grid Table 2 Accent 5" w:uiPriority="47"/>
+    <w:lsdException w:name="Grid Table 3 Accent 5" w:uiPriority="48"/>
+    <w:lsdException w:name="Grid Table 4 Accent 5" w:uiPriority="49"/>
+    <w:lsdException w:name="Grid Table 5 Dark Accent 5" w:uiPriority="50"/>
+    <w:lsdException w:name="Grid Table 6 Colorful Accent 5" w:uiPriority="51"/>
+    <w:lsdException w:name="Grid Table 7 Colorful Accent 5" w:uiPriority="52"/>
+    <w:lsdException w:name="Grid Table 1 Light Accent 6" w:uiPriority="46"/>
+    <w:lsdException w:name="Grid Table 2 Accent 6" w:uiPriority="47"/>
+    <w:lsdException w:name="Grid Table 3 Accent 6" w:uiPriority="48"/>
+    <w:lsdException w:name="Grid Table 4 Accent 6" w:uiPriority="49"/>
+    <w:lsdException w:name="Grid Table 5 Dark Accent 6" w:uiPriority="50"/>
+    <w:lsdException w:name="Grid Table 6 Colorful Accent 6" w:uiPriority="51"/>
+    <w:lsdException w:name="Grid Table 7 Colorful Accent 6" w:uiPriority="52"/>
+    <w:lsdException w:name="List Table 1 Light" w:uiPriority="46"/>
+    <w:lsdException w:name="List Table 2" w:uiPriority="47"/>
+    <w:lsdException w:name="List Table 3" w:uiPriority="48"/>
+    <w:lsdException w:name="List Table 4" w:uiPriority="49"/>
+    <w:lsdException w:name="List Table 5 Dark" w:uiPriority="50"/>
+    <w:lsdException w:name="List Table 6 Colorful" w:uiPriority="51"/>
+    <w:lsdException w:name="List Table 7 Colorful" w:uiPriority="52"/>
+    <w:lsdException w:name="List Table 1 Light Accent 1" w:uiPriority="46"/>
+    <w:lsdException w:name="List Table 2 Accent 1" w:uiPriority="47"/>
+    <w:lsdException w:name="List Table 3 Accent 1" w:uiPriority="48"/>
+    <w:lsdException w:name="List Table 4 Accent 1" w:uiPriority="49"/>
+    <w:lsdException w:name="List Table 5 Dark Accent 1" w:uiPriority="50"/>
+    <w:lsdException w:name="List Table 6 Colorful Accent 1" w:uiPriority="51"/>
+    <w:lsdException w:name="List Table 7 Colorful Accent 1" w:uiPriority="52"/>
+    <w:lsdException w:name="List Table 1 Light Accent 2" w:uiPriority="46"/>
+    <w:lsdException w:name="List Table 2 Accent 2" w:uiPriority="47"/>
+    <w:lsdException w:name="List Table 3 Accent 2" w:uiPriority="48"/>
+    <w:lsdException w:name="List Table 4 Accent 2" w:uiPriority="49"/>
+    <w:lsdException w:name="List Table 5 Dark Accent 2" w:uiPriority="50"/>
+    <w:lsdException w:name="List Table 6 Colorful Accent 2" w:uiPriority="51"/>
+    <w:lsdException w:name="List Table 7 Colorful Accent 2" w:uiPriority="52"/>
+    <w:lsdException w:name="List Table 1 Light Accent 3" w:uiPriority="46"/>
+    <w:lsdException w:name="List Table 2 Accent 3" w:uiPriority="47"/>
+    <w:lsdException w:name="List Table 3 Accent 3" w:uiPriority="48"/>
+    <w:lsdException w:name="List Table 4 Accent 3" w:uiPriority="49"/>
+    <w:lsdException w:name="List Table 5 Dark Accent 3" w:uiPriority="50"/>
+    <w:lsdException w:name="List Table 6 Colorful Accent 3" w:uiPriority="51"/>
+    <w:lsdException w:name="List Table 7 Colorful Accent 3" w:uiPriority="52"/>
+    <w:lsdException w:name="List Table 1 Light Accent 4" w:uiPriority="46"/>
+    <w:lsdException w:name="List Table 2 Accent 4" w:uiPriority="47"/>
+    <w:lsdException w:name="List Table 3 Accent 4" w:uiPriority="48"/>
+    <w:lsdException w:name="List Table 4 Accent 4" w:uiPriority="49"/>
+    <w:lsdException w:name="List Table 5 Dark Accent 4" w:uiPriority="50"/>
+    <w:lsdException w:name="List Table 6 Colorful Accent 4" w:uiPriority="51"/>
+    <w:lsdException w:name="List Table 7 Colorful Accent 4" w:uiPriority="52"/>
+    <w:lsdException w:name="List Table 1 Light Accent 5" w:uiPriority="46"/>
+    <w:lsdException w:name="List Table 2 Accent 5" w:uiPriority="47"/>
+    <w:lsdException w:name="List Table 3 Accent 5" w:uiPriority="48"/>
+    <w:lsdException w:name="List Table 4 Accent 5" w:uiPriority="49"/>
+    <w:lsdException w:name="List Table 5 Dark Accent 5" w:uiPriority="50"/>
+    <w:lsdException w:name="List Table 6 Colorful Accent 5" w:uiPriority="51"/>
+    <w:lsdException w:name="List Table 7 Colorful Accent 5" w:uiPriority="52"/>
+    <w:lsdException w:name="List Table 1 Light Accent 6" w:uiPriority="46"/>
+    <w:lsdException w:name="List Table 2 Accent 6" w:uiPriority="47"/>
+    <w:lsdException w:name="List Table 3 Accent 6" w:uiPriority="48"/>
+    <w:lsdException w:name="List Table 4 Accent 6" w:uiPriority="49"/>
+    <w:lsdException w:name="List Table 5 Dark Accent 6" w:uiPriority="50"/>
+    <w:lsdException w:name="List Table 6 Colorful Accent 6" w:uiPriority="51"/>
+    <w:lsdException w:name="List Table 7 Colorful Accent 6" w:uiPriority="52"/>
+    <w:lsdException w:name="Mention" w:semiHidden="1" w:unhideWhenUsed="1"/>
+    <w:lsdException w:name="Smart Hyperlink" w:semiHidden="1" w:unhideWhenUsed="1"/>
+    <w:lsdException w:name="Hashtag" w:semiHidden="1" w:unhideWhenUsed="1"/>
+    <w:lsdException w:name="Unresolved Mention" w:semiHidden="1" w:unhideWhenUsed="1"/>
+    <w:lsdException w:name="Smart Link" w:semiHidden="1" w:unhideWhenUsed="1"/>
+  </w:latentStyles>
+  <w:style w:type="paragraph" w:default="1" w:styleId="Normal">
+    <w:name w:val="Normal"/>
     <w:qFormat/>
-    <w:rPr>
-      <w:sz w:val="56"/>
-      <w:szCs w:val="56"/>
-    </w:rPr>
   </w:style>
   <w:style w:type="paragraph" w:styleId="Heading1">
-    <w:name w:val="Heading 1"/>
-    <w:basedOn w:val="Normal"/>
-    <w:next w:val="Normal"/>
+    <w:name w:val="heading 1"/>
+    <w:uiPriority w:val="9"/>
     <w:qFormat/>
+    <w:pPr>
+      <w:outlineLvl w:val="0"/>
+    </w:pPr>
     <w:rPr>
       <w:color w:val="2E74B5"/>
       <w:sz w:val="32"/>
@@ -2322,10 +2823,13 @@
     </w:rPr>
   </w:style>
   <w:style w:type="paragraph" w:styleId="Heading2">
-    <w:name w:val="Heading 2"/>
-    <w:basedOn w:val="Normal"/>
-    <w:next w:val="Normal"/>
+    <w:name w:val="heading 2"/>
+    <w:uiPriority w:val="9"/>
+    <w:unhideWhenUsed/>
     <w:qFormat/>
+    <w:pPr>
+      <w:outlineLvl w:val="1"/>
+    </w:pPr>
     <w:rPr>
       <w:color w:val="2E74B5"/>
       <w:sz w:val="26"/>
@@ -2333,10 +2837,14 @@
     </w:rPr>
   </w:style>
   <w:style w:type="paragraph" w:styleId="Heading3">
-    <w:name w:val="Heading 3"/>
-    <w:basedOn w:val="Normal"/>
-    <w:next w:val="Normal"/>
+    <w:name w:val="heading 3"/>
+    <w:uiPriority w:val="9"/>
+    <w:semiHidden/>
+    <w:unhideWhenUsed/>
     <w:qFormat/>
+    <w:pPr>
+      <w:outlineLvl w:val="2"/>
+    </w:pPr>
     <w:rPr>
       <w:color w:val="1F4D78"/>
       <w:sz w:val="24"/>
@@ -2344,10 +2852,14 @@
     </w:rPr>
   </w:style>
   <w:style w:type="paragraph" w:styleId="Heading4">
-    <w:name w:val="Heading 4"/>
-    <w:basedOn w:val="Normal"/>
-    <w:next w:val="Normal"/>
+    <w:name w:val="heading 4"/>
+    <w:uiPriority w:val="9"/>
+    <w:semiHidden/>
+    <w:unhideWhenUsed/>
     <w:qFormat/>
+    <w:pPr>
+      <w:outlineLvl w:val="3"/>
+    </w:pPr>
     <w:rPr>
       <w:i/>
       <w:iCs/>
@@ -2355,27 +2867,69 @@
     </w:rPr>
   </w:style>
   <w:style w:type="paragraph" w:styleId="Heading5">
-    <w:name w:val="Heading 5"/>
-    <w:basedOn w:val="Normal"/>
-    <w:next w:val="Normal"/>
+    <w:name w:val="heading 5"/>
+    <w:uiPriority w:val="9"/>
+    <w:semiHidden/>
+    <w:unhideWhenUsed/>
     <w:qFormat/>
+    <w:pPr>
+      <w:outlineLvl w:val="4"/>
+    </w:pPr>
     <w:rPr>
       <w:color w:val="2E74B5"/>
     </w:rPr>
   </w:style>
   <w:style w:type="paragraph" w:styleId="Heading6">
-    <w:name w:val="Heading 6"/>
-    <w:basedOn w:val="Normal"/>
-    <w:next w:val="Normal"/>
+    <w:name w:val="heading 6"/>
+    <w:uiPriority w:val="9"/>
+    <w:semiHidden/>
+    <w:unhideWhenUsed/>
     <w:qFormat/>
+    <w:pPr>
+      <w:outlineLvl w:val="5"/>
+    </w:pPr>
     <w:rPr>
       <w:color w:val="1F4D78"/>
     </w:rPr>
   </w:style>
-  <w:style w:type="paragraph" w:styleId="Strong">
-    <w:name w:val="Strong"/>
-    <w:basedOn w:val="Normal"/>
-    <w:next w:val="Normal"/>
+  <w:style w:type="character" w:default="1" w:styleId="DefaultParagraphFont">
+    <w:name w:val="Default Paragraph Font"/>
+    <w:uiPriority w:val="1"/>
+    <w:semiHidden/>
+    <w:unhideWhenUsed/>
+  </w:style>
+  <w:style w:type="table" w:default="1" w:styleId="TableNormal">
+    <w:name w:val="Normal Table"/>
+    <w:uiPriority w:val="99"/>
+    <w:semiHidden/>
+    <w:unhideWhenUsed/>
+    <w:tblPr>
+      <w:tblInd w:w="0" w:type="dxa"/>
+      <w:tblCellMar>
+        <w:top w:w="0" w:type="dxa"/>
+        <w:left w:w="108" w:type="dxa"/>
+        <w:bottom w:w="0" w:type="dxa"/>
+        <w:right w:w="108" w:type="dxa"/>
+      </w:tblCellMar>
+    </w:tblPr>
+  </w:style>
+  <w:style w:type="numbering" w:default="1" w:styleId="NoList">
+    <w:name w:val="No List"/>
+    <w:uiPriority w:val="99"/>
+    <w:semiHidden/>
+    <w:unhideWhenUsed/>
+  </w:style>
+  <w:style w:type="paragraph" w:styleId="Title">
+    <w:name w:val="Title"/>
+    <w:uiPriority w:val="10"/>
+    <w:qFormat/>
+    <w:rPr>
+      <w:sz w:val="56"/>
+      <w:szCs w:val="56"/>
+    </w:rPr>
+  </w:style>
+  <w:style w:type="paragraph" w:customStyle="1" w:styleId="Strong1">
+    <w:name w:val="Strong1"/>
     <w:qFormat/>
     <w:rPr>
       <w:b/>
@@ -2384,12 +2938,10 @@
   </w:style>
   <w:style w:type="paragraph" w:styleId="ListParagraph">
     <w:name w:val="List Paragraph"/>
-    <w:basedOn w:val="Normal"/>
     <w:qFormat/>
   </w:style>
   <w:style w:type="character" w:styleId="Hyperlink">
     <w:name w:val="Hyperlink"/>
-    <w:basedOn w:val="DefaultParagraphFont"/>
     <w:uiPriority w:val="99"/>
     <w:unhideWhenUsed/>
     <w:rPr>
@@ -2399,7 +2951,6 @@
   </w:style>
   <w:style w:type="character" w:styleId="FootnoteReference">
     <w:name w:val="footnote reference"/>
-    <w:basedOn w:val="DefaultParagraphFont"/>
     <w:uiPriority w:val="99"/>
     <w:semiHidden/>
     <w:unhideWhenUsed/>
@@ -2409,22 +2960,13 @@
   </w:style>
   <w:style w:type="paragraph" w:styleId="FootnoteText">
     <w:name w:val="footnote text"/>
-    <w:basedOn w:val="Normal"/>
     <w:link w:val="FootnoteTextChar"/>
     <w:uiPriority w:val="99"/>
     <w:semiHidden/>
     <w:unhideWhenUsed/>
-    <w:pPr>
-      <w:spacing w:after="0" w:line="240" w:lineRule="auto"/>
-    </w:pPr>
-    <w:rPr>
-      <w:sz w:val="20"/>
-      <w:szCs w:val="20"/>
-    </w:rPr>
   </w:style>
-  <w:style w:type="character" w:styleId="FootnoteTextChar">
+  <w:style w:type="character" w:customStyle="1" w:styleId="FootnoteTextChar">
     <w:name w:val="Footnote Text Char"/>
-    <w:basedOn w:val="DefaultParagraphFont"/>
     <w:link w:val="FootnoteText"/>
     <w:uiPriority w:val="99"/>
     <w:semiHidden/>
@@ -2436,7 +2978,6 @@
   </w:style>
   <w:style w:type="character" w:styleId="EndnoteReference">
     <w:name w:val="endnote reference"/>
-    <w:basedOn w:val="DefaultParagraphFont"/>
     <w:uiPriority w:val="99"/>
     <w:semiHidden/>
     <w:unhideWhenUsed/>
@@ -2446,22 +2987,13 @@
   </w:style>
   <w:style w:type="paragraph" w:styleId="EndnoteText">
     <w:name w:val="endnote text"/>
-    <w:basedOn w:val="Normal"/>
     <w:link w:val="EndnoteTextChar"/>
     <w:uiPriority w:val="99"/>
     <w:semiHidden/>
     <w:unhideWhenUsed/>
-    <w:pPr>
-      <w:spacing w:after="0" w:line="240" w:lineRule="auto"/>
-    </w:pPr>
-    <w:rPr>
-      <w:sz w:val="20"/>
-      <w:szCs w:val="20"/>
-    </w:rPr>
   </w:style>
-  <w:style w:type="character" w:styleId="EndnoteTextChar">
+  <w:style w:type="character" w:customStyle="1" w:styleId="EndnoteTextChar">
     <w:name w:val="Endnote Text Char"/>
-    <w:basedOn w:val="DefaultParagraphFont"/>
     <w:link w:val="EndnoteText"/>
     <w:uiPriority w:val="99"/>
     <w:semiHidden/>
@@ -2472,4 +3004,299 @@
     </w:rPr>
   </w:style>
 </w:styles>
+</file>
+
+<file path=word/theme/theme1.xml><?xml version="1.0" encoding="utf-8"?>
+<a:theme xmlns:a="http://schemas.openxmlformats.org/drawingml/2006/main" name="Office Theme">
+  <a:themeElements>
+    <a:clrScheme name="Office">
+      <a:dk1>
+        <a:sysClr val="windowText" lastClr="000000"/>
+      </a:dk1>
+      <a:lt1>
+        <a:sysClr val="window" lastClr="FFFFFF"/>
+      </a:lt1>
+      <a:dk2>
+        <a:srgbClr val="44546A"/>
+      </a:dk2>
+      <a:lt2>
+        <a:srgbClr val="E7E6E6"/>
+      </a:lt2>
+      <a:accent1>
+        <a:srgbClr val="4472C4"/>
+      </a:accent1>
+      <a:accent2>
+        <a:srgbClr val="ED7D31"/>
+      </a:accent2>
+      <a:accent3>
+        <a:srgbClr val="A5A5A5"/>
+      </a:accent3>
+      <a:accent4>
+        <a:srgbClr val="FFC000"/>
+      </a:accent4>
+      <a:accent5>
+        <a:srgbClr val="5B9BD5"/>
+      </a:accent5>
+      <a:accent6>
+        <a:srgbClr val="70AD47"/>
+      </a:accent6>
+      <a:hlink>
+        <a:srgbClr val="0563C1"/>
+      </a:hlink>
+      <a:folHlink>
+        <a:srgbClr val="954F72"/>
+      </a:folHlink>
+    </a:clrScheme>
+    <a:fontScheme name="Office">
+      <a:majorFont>
+        <a:latin typeface="Calibri Light" panose="020F0302020204030204"/>
+        <a:ea typeface=""/>
+        <a:cs typeface=""/>
+        <a:font script="Jpan" typeface="游ゴシック Light"/>
+        <a:font script="Hang" typeface="맑은 고딕"/>
+        <a:font script="Hans" typeface="等线 Light"/>
+        <a:font script="Hant" typeface="新細明體"/>
+        <a:font script="Arab" typeface="Times New Roman"/>
+        <a:font script="Hebr" typeface="Times New Roman"/>
+        <a:font script="Thai" typeface="Angsana New"/>
+        <a:font script="Ethi" typeface="Nyala"/>
+        <a:font script="Beng" typeface="Vrinda"/>
+        <a:font script="Gujr" typeface="Shruti"/>
+        <a:font script="Khmr" typeface="MoolBoran"/>
+        <a:font script="Knda" typeface="Tunga"/>
+        <a:font script="Guru" typeface="Raavi"/>
+        <a:font script="Cans" typeface="Euphemia"/>
+        <a:font script="Cher" typeface="Plantagenet Cherokee"/>
+        <a:font script="Yiii" typeface="Microsoft Yi Baiti"/>
+        <a:font script="Tibt" typeface="Microsoft Himalaya"/>
+        <a:font script="Thaa" typeface="MV Boli"/>
+        <a:font script="Deva" typeface="Mangal"/>
+        <a:font script="Telu" typeface="Gautami"/>
+        <a:font script="Taml" typeface="Latha"/>
+        <a:font script="Syrc" typeface="Estrangelo Edessa"/>
+        <a:font script="Orya" typeface="Kalinga"/>
+        <a:font script="Mlym" typeface="Kartika"/>
+        <a:font script="Laoo" typeface="DokChampa"/>
+        <a:font script="Sinh" typeface="Iskoola Pota"/>
+        <a:font script="Mong" typeface="Mongolian Baiti"/>
+        <a:font script="Viet" typeface="Times New Roman"/>
+        <a:font script="Uigh" typeface="Microsoft Uighur"/>
+        <a:font script="Geor" typeface="Sylfaen"/>
+        <a:font script="Armn" typeface="Arial"/>
+        <a:font script="Bugi" typeface="Leelawadee UI"/>
+        <a:font script="Bopo" typeface="Microsoft JhengHei"/>
+        <a:font script="Java" typeface="Javanese Text"/>
+        <a:font script="Lisu" typeface="Segoe UI"/>
+        <a:font script="Mymr" typeface="Myanmar Text"/>
+        <a:font script="Nkoo" typeface="Ebrima"/>
+        <a:font script="Olck" typeface="Nirmala UI"/>
+        <a:font script="Osma" typeface="Ebrima"/>
+        <a:font script="Phag" typeface="Phagspa"/>
+        <a:font script="Syrn" typeface="Estrangelo Edessa"/>
+        <a:font script="Syrj" typeface="Estrangelo Edessa"/>
+        <a:font script="Syre" typeface="Estrangelo Edessa"/>
+        <a:font script="Sora" typeface="Nirmala UI"/>
+        <a:font script="Tale" typeface="Microsoft Tai Le"/>
+        <a:font script="Talu" typeface="Microsoft New Tai Lue"/>
+        <a:font script="Tfng" typeface="Ebrima"/>
+      </a:majorFont>
+      <a:minorFont>
+        <a:latin typeface="Calibri" panose="020F0502020204030204"/>
+        <a:ea typeface=""/>
+        <a:cs typeface=""/>
+        <a:font script="Jpan" typeface="游明朝"/>
+        <a:font script="Hang" typeface="맑은 고딕"/>
+        <a:font script="Hans" typeface="等线"/>
+        <a:font script="Hant" typeface="新細明體"/>
+        <a:font script="Arab" typeface="Arial"/>
+        <a:font script="Hebr" typeface="Arial"/>
+        <a:font script="Thai" typeface="Cordia New"/>
+        <a:font script="Ethi" typeface="Nyala"/>
+        <a:font script="Beng" typeface="Vrinda"/>
+        <a:font script="Gujr" typeface="Shruti"/>
+        <a:font script="Khmr" typeface="DaunPenh"/>
+        <a:font script="Knda" typeface="Tunga"/>
+        <a:font script="Guru" typeface="Raavi"/>
+        <a:font script="Cans" typeface="Euphemia"/>
+        <a:font script="Cher" typeface="Plantagenet Cherokee"/>
+        <a:font script="Yiii" typeface="Microsoft Yi Baiti"/>
+        <a:font script="Tibt" typeface="Microsoft Himalaya"/>
+        <a:font script="Thaa" typeface="MV Boli"/>
+        <a:font script="Deva" typeface="Mangal"/>
+        <a:font script="Telu" typeface="Gautami"/>
+        <a:font script="Taml" typeface="Latha"/>
+        <a:font script="Syrc" typeface="Estrangelo Edessa"/>
+        <a:font script="Orya" typeface="Kalinga"/>
+        <a:font script="Mlym" typeface="Kartika"/>
+        <a:font script="Laoo" typeface="DokChampa"/>
+        <a:font script="Sinh" typeface="Iskoola Pota"/>
+        <a:font script="Mong" typeface="Mongolian Baiti"/>
+        <a:font script="Viet" typeface="Arial"/>
+        <a:font script="Uigh" typeface="Microsoft Uighur"/>
+        <a:font script="Geor" typeface="Sylfaen"/>
+        <a:font script="Armn" typeface="Arial"/>
+        <a:font script="Bugi" typeface="Leelawadee UI"/>
+        <a:font script="Bopo" typeface="Microsoft JhengHei"/>
+        <a:font script="Java" typeface="Javanese Text"/>
+        <a:font script="Lisu" typeface="Segoe UI"/>
+        <a:font script="Mymr" typeface="Myanmar Text"/>
+        <a:font script="Nkoo" typeface="Ebrima"/>
+        <a:font script="Olck" typeface="Nirmala UI"/>
+        <a:font script="Osma" typeface="Ebrima"/>
+        <a:font script="Phag" typeface="Phagspa"/>
+        <a:font script="Syrn" typeface="Estrangelo Edessa"/>
+        <a:font script="Syrj" typeface="Estrangelo Edessa"/>
+        <a:font script="Syre" typeface="Estrangelo Edessa"/>
+        <a:font script="Sora" typeface="Nirmala UI"/>
+        <a:font script="Tale" typeface="Microsoft Tai Le"/>
+        <a:font script="Talu" typeface="Microsoft New Tai Lue"/>
+        <a:font script="Tfng" typeface="Ebrima"/>
+      </a:minorFont>
+    </a:fontScheme>
+    <a:fmtScheme name="Office">
+      <a:fillStyleLst>
+        <a:solidFill>
+          <a:schemeClr val="phClr"/>
+        </a:solidFill>
+        <a:gradFill rotWithShape="1">
+          <a:gsLst>
+            <a:gs pos="0">
+              <a:schemeClr val="phClr">
+                <a:lumMod val="110000"/>
+                <a:satMod val="105000"/>
+                <a:tint val="67000"/>
+              </a:schemeClr>
+            </a:gs>
+            <a:gs pos="50000">
+              <a:schemeClr val="phClr">
+                <a:lumMod val="105000"/>
+                <a:satMod val="103000"/>
+                <a:tint val="73000"/>
+              </a:schemeClr>
+            </a:gs>
+            <a:gs pos="100000">
+              <a:schemeClr val="phClr">
+                <a:lumMod val="105000"/>
+                <a:satMod val="109000"/>
+                <a:tint val="81000"/>
+              </a:schemeClr>
+            </a:gs>
+          </a:gsLst>
+          <a:lin ang="5400000" scaled="0"/>
+        </a:gradFill>
+        <a:gradFill rotWithShape="1">
+          <a:gsLst>
+            <a:gs pos="0">
+              <a:schemeClr val="phClr">
+                <a:satMod val="103000"/>
+                <a:lumMod val="102000"/>
+                <a:tint val="94000"/>
+              </a:schemeClr>
+            </a:gs>
+            <a:gs pos="50000">
+              <a:schemeClr val="phClr">
+                <a:satMod val="110000"/>
+                <a:lumMod val="100000"/>
+                <a:shade val="100000"/>
+              </a:schemeClr>
+            </a:gs>
+            <a:gs pos="100000">
+              <a:schemeClr val="phClr">
+                <a:lumMod val="99000"/>
+                <a:satMod val="120000"/>
+                <a:shade val="78000"/>
+              </a:schemeClr>
+            </a:gs>
+          </a:gsLst>
+          <a:lin ang="5400000" scaled="0"/>
+        </a:gradFill>
+      </a:fillStyleLst>
+      <a:lnStyleLst>
+        <a:ln w="6350" cap="flat" cmpd="sng" algn="ctr">
+          <a:solidFill>
+            <a:schemeClr val="phClr"/>
+          </a:solidFill>
+          <a:prstDash val="solid"/>
+          <a:miter lim="800000"/>
+        </a:ln>
+        <a:ln w="12700" cap="flat" cmpd="sng" algn="ctr">
+          <a:solidFill>
+            <a:schemeClr val="phClr"/>
+          </a:solidFill>
+          <a:prstDash val="solid"/>
+          <a:miter lim="800000"/>
+        </a:ln>
+        <a:ln w="19050" cap="flat" cmpd="sng" algn="ctr">
+          <a:solidFill>
+            <a:schemeClr val="phClr"/>
+          </a:solidFill>
+          <a:prstDash val="solid"/>
+          <a:miter lim="800000"/>
+        </a:ln>
+      </a:lnStyleLst>
+      <a:effectStyleLst>
+        <a:effectStyle>
+          <a:effectLst/>
+        </a:effectStyle>
+        <a:effectStyle>
+          <a:effectLst/>
+        </a:effectStyle>
+        <a:effectStyle>
+          <a:effectLst>
+            <a:outerShdw blurRad="57150" dist="19050" dir="5400000" algn="ctr" rotWithShape="0">
+              <a:srgbClr val="000000">
+                <a:alpha val="63000"/>
+              </a:srgbClr>
+            </a:outerShdw>
+          </a:effectLst>
+        </a:effectStyle>
+      </a:effectStyleLst>
+      <a:bgFillStyleLst>
+        <a:solidFill>
+          <a:schemeClr val="phClr"/>
+        </a:solidFill>
+        <a:solidFill>
+          <a:schemeClr val="phClr">
+            <a:tint val="95000"/>
+            <a:satMod val="170000"/>
+          </a:schemeClr>
+        </a:solidFill>
+        <a:gradFill rotWithShape="1">
+          <a:gsLst>
+            <a:gs pos="0">
+              <a:schemeClr val="phClr">
+                <a:tint val="93000"/>
+                <a:satMod val="150000"/>
+                <a:shade val="98000"/>
+                <a:lumMod val="102000"/>
+              </a:schemeClr>
+            </a:gs>
+            <a:gs pos="50000">
+              <a:schemeClr val="phClr">
+                <a:tint val="98000"/>
+                <a:satMod val="130000"/>
+                <a:shade val="90000"/>
+                <a:lumMod val="103000"/>
+              </a:schemeClr>
+            </a:gs>
+            <a:gs pos="100000">
+              <a:schemeClr val="phClr">
+                <a:shade val="63000"/>
+                <a:satMod val="120000"/>
+              </a:schemeClr>
+            </a:gs>
+          </a:gsLst>
+          <a:lin ang="5400000" scaled="0"/>
+        </a:gradFill>
+      </a:bgFillStyleLst>
+    </a:fmtScheme>
+  </a:themeElements>
+  <a:objectDefaults/>
+  <a:extraClrSchemeLst/>
+  <a:extLst>
+    <a:ext uri="{05A4C25C-085E-4340-85A3-A5531E510DB2}">
+      <thm15:themeFamily xmlns:thm15="http://schemas.microsoft.com/office/thememl/2012/main" name="Office Theme" id="{62F939B6-93AF-4DB8-9C6B-D6C7DFDC589F}" vid="{4A3C46E8-61CC-4603-A589-7422A47A8E4A}"/>
+    </a:ext>
+  </a:extLst>
+</a:theme>
 </file>